--- a/src/app/prompts/headword prompt.docx
+++ b/src/app/prompts/headword prompt.docx
@@ -185,28 +185,23 @@
           <w:color w:val="CCCCCC"/>
           <w:sz w:val="18"/>
           <w:szCs w:val="18"/>
-          <w:lang w:val="fr-FR"/>
-        </w:rPr>
-      </w:pPr>
-      <w:proofErr w:type="gramStart"/>
+        </w:rPr>
+      </w:pPr>
       <w:r>
         <w:rPr>
           <w:rFonts w:ascii="Menlo" w:hAnsi="Menlo" w:cs="Menlo"/>
           <w:color w:val="C586C0"/>
           <w:sz w:val="18"/>
           <w:szCs w:val="18"/>
-          <w:lang w:val="fr-FR"/>
         </w:rPr>
         <w:t>export</w:t>
       </w:r>
-      <w:proofErr w:type="gramEnd"/>
-      <w:r>
-        <w:rPr>
-          <w:rFonts w:ascii="Menlo" w:hAnsi="Menlo" w:cs="Menlo"/>
-          <w:color w:val="CCCCCC"/>
-          <w:sz w:val="18"/>
-          <w:szCs w:val="18"/>
-          <w:lang w:val="fr-FR"/>
+      <w:r>
+        <w:rPr>
+          <w:rFonts w:ascii="Menlo" w:hAnsi="Menlo" w:cs="Menlo"/>
+          <w:color w:val="CCCCCC"/>
+          <w:sz w:val="18"/>
+          <w:szCs w:val="18"/>
         </w:rPr>
         <w:t xml:space="preserve"> </w:t>
       </w:r>
@@ -216,7 +211,6 @@
           <w:color w:val="569CD6"/>
           <w:sz w:val="18"/>
           <w:szCs w:val="18"/>
-          <w:lang w:val="fr-FR"/>
         </w:rPr>
         <w:t>type</w:t>
       </w:r>
@@ -226,7 +220,6 @@
           <w:color w:val="CCCCCC"/>
           <w:sz w:val="18"/>
           <w:szCs w:val="18"/>
-          <w:lang w:val="fr-FR"/>
         </w:rPr>
         <w:t xml:space="preserve"> </w:t>
       </w:r>
@@ -236,7 +229,6 @@
           <w:color w:val="4EC9B0"/>
           <w:sz w:val="18"/>
           <w:szCs w:val="18"/>
-          <w:lang w:val="fr-FR"/>
         </w:rPr>
         <w:t>CEFR</w:t>
       </w:r>
@@ -246,7 +238,6 @@
           <w:color w:val="CCCCCC"/>
           <w:sz w:val="18"/>
           <w:szCs w:val="18"/>
-          <w:lang w:val="fr-FR"/>
         </w:rPr>
         <w:t xml:space="preserve"> </w:t>
       </w:r>
@@ -256,7 +247,6 @@
           <w:color w:val="D4D4D4"/>
           <w:sz w:val="18"/>
           <w:szCs w:val="18"/>
-          <w:lang w:val="fr-FR"/>
         </w:rPr>
         <w:t>=</w:t>
       </w:r>
@@ -266,7 +256,6 @@
           <w:color w:val="CCCCCC"/>
           <w:sz w:val="18"/>
           <w:szCs w:val="18"/>
-          <w:lang w:val="fr-FR"/>
         </w:rPr>
         <w:t xml:space="preserve"> </w:t>
       </w:r>
@@ -276,7 +265,6 @@
           <w:color w:val="CE9178"/>
           <w:sz w:val="18"/>
           <w:szCs w:val="18"/>
-          <w:lang w:val="fr-FR"/>
         </w:rPr>
         <w:t>'A1'</w:t>
       </w:r>
@@ -286,7 +274,6 @@
           <w:color w:val="CCCCCC"/>
           <w:sz w:val="18"/>
           <w:szCs w:val="18"/>
-          <w:lang w:val="fr-FR"/>
         </w:rPr>
         <w:t xml:space="preserve"> </w:t>
       </w:r>
@@ -296,7 +283,6 @@
           <w:color w:val="D4D4D4"/>
           <w:sz w:val="18"/>
           <w:szCs w:val="18"/>
-          <w:lang w:val="fr-FR"/>
         </w:rPr>
         <w:t>|</w:t>
       </w:r>
@@ -306,7 +292,6 @@
           <w:color w:val="CCCCCC"/>
           <w:sz w:val="18"/>
           <w:szCs w:val="18"/>
-          <w:lang w:val="fr-FR"/>
         </w:rPr>
         <w:t xml:space="preserve"> </w:t>
       </w:r>
@@ -316,7 +301,6 @@
           <w:color w:val="CE9178"/>
           <w:sz w:val="18"/>
           <w:szCs w:val="18"/>
-          <w:lang w:val="fr-FR"/>
         </w:rPr>
         <w:t>'A2'</w:t>
       </w:r>
@@ -326,7 +310,6 @@
           <w:color w:val="CCCCCC"/>
           <w:sz w:val="18"/>
           <w:szCs w:val="18"/>
-          <w:lang w:val="fr-FR"/>
         </w:rPr>
         <w:t xml:space="preserve"> </w:t>
       </w:r>
@@ -336,7 +319,6 @@
           <w:color w:val="D4D4D4"/>
           <w:sz w:val="18"/>
           <w:szCs w:val="18"/>
-          <w:lang w:val="fr-FR"/>
         </w:rPr>
         <w:t>|</w:t>
       </w:r>
@@ -346,7 +328,6 @@
           <w:color w:val="CCCCCC"/>
           <w:sz w:val="18"/>
           <w:szCs w:val="18"/>
-          <w:lang w:val="fr-FR"/>
         </w:rPr>
         <w:t xml:space="preserve"> </w:t>
       </w:r>
@@ -356,7 +337,6 @@
           <w:color w:val="CE9178"/>
           <w:sz w:val="18"/>
           <w:szCs w:val="18"/>
-          <w:lang w:val="fr-FR"/>
         </w:rPr>
         <w:t>'B1'</w:t>
       </w:r>
@@ -366,7 +346,6 @@
           <w:color w:val="CCCCCC"/>
           <w:sz w:val="18"/>
           <w:szCs w:val="18"/>
-          <w:lang w:val="fr-FR"/>
         </w:rPr>
         <w:t xml:space="preserve"> </w:t>
       </w:r>
@@ -376,7 +355,6 @@
           <w:color w:val="D4D4D4"/>
           <w:sz w:val="18"/>
           <w:szCs w:val="18"/>
-          <w:lang w:val="fr-FR"/>
         </w:rPr>
         <w:t>|</w:t>
       </w:r>
@@ -386,7 +364,6 @@
           <w:color w:val="CCCCCC"/>
           <w:sz w:val="18"/>
           <w:szCs w:val="18"/>
-          <w:lang w:val="fr-FR"/>
         </w:rPr>
         <w:t xml:space="preserve"> </w:t>
       </w:r>
@@ -396,7 +373,6 @@
           <w:color w:val="CE9178"/>
           <w:sz w:val="18"/>
           <w:szCs w:val="18"/>
-          <w:lang w:val="fr-FR"/>
         </w:rPr>
         <w:t>'B2'</w:t>
       </w:r>
@@ -406,7 +382,6 @@
           <w:color w:val="CCCCCC"/>
           <w:sz w:val="18"/>
           <w:szCs w:val="18"/>
-          <w:lang w:val="fr-FR"/>
         </w:rPr>
         <w:t xml:space="preserve"> </w:t>
       </w:r>
@@ -416,7 +391,6 @@
           <w:color w:val="D4D4D4"/>
           <w:sz w:val="18"/>
           <w:szCs w:val="18"/>
-          <w:lang w:val="fr-FR"/>
         </w:rPr>
         <w:t>|</w:t>
       </w:r>
@@ -426,7 +400,6 @@
           <w:color w:val="CCCCCC"/>
           <w:sz w:val="18"/>
           <w:szCs w:val="18"/>
-          <w:lang w:val="fr-FR"/>
         </w:rPr>
         <w:t xml:space="preserve"> </w:t>
       </w:r>
@@ -436,7 +409,6 @@
           <w:color w:val="CE9178"/>
           <w:sz w:val="18"/>
           <w:szCs w:val="18"/>
-          <w:lang w:val="fr-FR"/>
         </w:rPr>
         <w:t>'C1'</w:t>
       </w:r>
@@ -446,7 +418,6 @@
           <w:color w:val="CCCCCC"/>
           <w:sz w:val="18"/>
           <w:szCs w:val="18"/>
-          <w:lang w:val="fr-FR"/>
         </w:rPr>
         <w:t xml:space="preserve"> </w:t>
       </w:r>
@@ -456,7 +427,6 @@
           <w:color w:val="D4D4D4"/>
           <w:sz w:val="18"/>
           <w:szCs w:val="18"/>
-          <w:lang w:val="fr-FR"/>
         </w:rPr>
         <w:t>|</w:t>
       </w:r>
@@ -466,7 +436,6 @@
           <w:color w:val="CCCCCC"/>
           <w:sz w:val="18"/>
           <w:szCs w:val="18"/>
-          <w:lang w:val="fr-FR"/>
         </w:rPr>
         <w:t xml:space="preserve"> </w:t>
       </w:r>
@@ -476,7 +445,6 @@
           <w:color w:val="CE9178"/>
           <w:sz w:val="18"/>
           <w:szCs w:val="18"/>
-          <w:lang w:val="fr-FR"/>
         </w:rPr>
         <w:t>'C2</w:t>
       </w:r>
@@ -487,7 +455,6 @@
           <w:color w:val="CE9178"/>
           <w:sz w:val="18"/>
           <w:szCs w:val="18"/>
-          <w:lang w:val="fr-FR"/>
         </w:rPr>
         <w:t>'</w:t>
       </w:r>
@@ -497,7 +464,6 @@
           <w:color w:val="CCCCCC"/>
           <w:sz w:val="18"/>
           <w:szCs w:val="18"/>
-          <w:lang w:val="fr-FR"/>
         </w:rPr>
         <w:t>;</w:t>
       </w:r>
@@ -6678,10 +6644,7 @@
       </w:r>
       <w:proofErr w:type="gramStart"/>
       <w:r>
-        <w:t xml:space="preserve">in </w:t>
-      </w:r>
-      <w:r>
-        <w:t xml:space="preserve"> </w:t>
+        <w:t xml:space="preserve">in  </w:t>
       </w:r>
       <w:r>
         <w:t>"</w:t>
@@ -6879,10 +6842,7 @@
         <w:t>-US"</w:t>
       </w:r>
       <w:r>
-        <w:t xml:space="preserve"> </w:t>
-      </w:r>
-      <w:r>
-        <w:t>but not in</w:t>
+        <w:t xml:space="preserve"> but not in</w:t>
       </w:r>
       <w:r>
         <w:t xml:space="preserve"> "</w:t>
@@ -6953,17 +6913,11 @@
       </w:r>
       <w:proofErr w:type="spellStart"/>
       <w:r>
-        <w:t>e</w:t>
-      </w:r>
-      <w:r>
-        <w:t>n</w:t>
-      </w:r>
-      <w:proofErr w:type="spellEnd"/>
-      <w:r>
-        <w:t>-US</w:t>
-      </w:r>
-      <w:r>
-        <w:t xml:space="preserve"> empty </w:t>
+        <w:t>en</w:t>
+      </w:r>
+      <w:proofErr w:type="spellEnd"/>
+      <w:r>
+        <w:t xml:space="preserve">-US empty </w:t>
       </w:r>
     </w:p>
     <w:p/>
@@ -7686,6 +7640,4032 @@
     </w:p>
     <w:p>
       <w:r>
+        <w:t>headwords: {</w:t>
+      </w:r>
+    </w:p>
+    <w:p>
+      <w:r>
+        <w:t xml:space="preserve">           </w:t>
+      </w:r>
+    </w:p>
+    <w:p>
+      <w:r>
+        <w:t xml:space="preserve">            "</w:t>
+      </w:r>
+      <w:proofErr w:type="spellStart"/>
+      <w:proofErr w:type="gramStart"/>
+      <w:r>
+        <w:t>en</w:t>
+      </w:r>
+      <w:proofErr w:type="spellEnd"/>
+      <w:proofErr w:type="gramEnd"/>
+      <w:r>
+        <w:t>-US": {</w:t>
+      </w:r>
+    </w:p>
+    <w:p>
+      <w:r>
+        <w:t xml:space="preserve">              text: "apartment",</w:t>
+      </w:r>
+    </w:p>
+    <w:p>
+      <w:r>
+        <w:t xml:space="preserve">             phonetics: {</w:t>
+      </w:r>
+    </w:p>
+    <w:p>
+      <w:r>
+        <w:t xml:space="preserve">                </w:t>
+      </w:r>
+      <w:proofErr w:type="spellStart"/>
+      <w:r>
+        <w:t>ipa</w:t>
+      </w:r>
+      <w:proofErr w:type="spellEnd"/>
+      <w:r>
+        <w:t>: "/</w:t>
+      </w:r>
+      <w:proofErr w:type="spellStart"/>
+      <w:r>
+        <w:t>əˈpɑːrtmənt</w:t>
+      </w:r>
+      <w:proofErr w:type="spellEnd"/>
+      <w:r>
+        <w:t>/",</w:t>
+      </w:r>
+    </w:p>
+    <w:p>
+      <w:r>
+        <w:t xml:space="preserve">                </w:t>
+      </w:r>
+      <w:proofErr w:type="spellStart"/>
+      <w:r>
+        <w:t>audioUrl</w:t>
+      </w:r>
+      <w:proofErr w:type="spellEnd"/>
+      <w:r>
+        <w:t>: "</w:t>
+      </w:r>
+      <w:proofErr w:type="spellStart"/>
+      <w:r>
+        <w:t>en</w:t>
+      </w:r>
+      <w:proofErr w:type="spellEnd"/>
+      <w:r>
+        <w:t>-US/B1/f/flat/senses/noun/s1/headword.mp3",</w:t>
+      </w:r>
+    </w:p>
+    <w:p>
+      <w:r>
+        <w:t xml:space="preserve">              },</w:t>
+      </w:r>
+    </w:p>
+    <w:p>
+      <w:r>
+        <w:t xml:space="preserve">            },</w:t>
+      </w:r>
+    </w:p>
+    <w:p>
+      <w:r>
+        <w:t xml:space="preserve">          },</w:t>
+      </w:r>
+    </w:p>
+    <w:p>
+      <w:r>
+        <w:t xml:space="preserve">          },</w:t>
+      </w:r>
+    </w:p>
+    <w:p>
+      <w:r>
+        <w:t xml:space="preserve">          "definition": {</w:t>
+      </w:r>
+    </w:p>
+    <w:p>
+      <w:r>
+        <w:lastRenderedPageBreak/>
+        <w:t xml:space="preserve">            "</w:t>
+      </w:r>
+      <w:proofErr w:type="spellStart"/>
+      <w:proofErr w:type="gramStart"/>
+      <w:r>
+        <w:t>en</w:t>
+      </w:r>
+      <w:proofErr w:type="spellEnd"/>
+      <w:proofErr w:type="gramEnd"/>
+      <w:r>
+        <w:t xml:space="preserve">-GB": </w:t>
+      </w:r>
+      <w:proofErr w:type="gramStart"/>
+      <w:r>
+        <w:t>{ "</w:t>
+      </w:r>
+      <w:proofErr w:type="gramEnd"/>
+      <w:r>
+        <w:t>text": "A home with rooms on one floor.", "</w:t>
+      </w:r>
+      <w:proofErr w:type="spellStart"/>
+      <w:r>
+        <w:t>audioUrl</w:t>
+      </w:r>
+      <w:proofErr w:type="spellEnd"/>
+      <w:r>
+        <w:t>": "</w:t>
+      </w:r>
+      <w:proofErr w:type="gramStart"/>
+      <w:r>
+        <w:t>" }</w:t>
+      </w:r>
+      <w:proofErr w:type="gramEnd"/>
+      <w:r>
+        <w:t>,</w:t>
+      </w:r>
+    </w:p>
+    <w:p>
+      <w:r>
+        <w:t xml:space="preserve">            "</w:t>
+      </w:r>
+      <w:proofErr w:type="spellStart"/>
+      <w:proofErr w:type="gramStart"/>
+      <w:r>
+        <w:t>en</w:t>
+      </w:r>
+      <w:proofErr w:type="spellEnd"/>
+      <w:proofErr w:type="gramEnd"/>
+      <w:r>
+        <w:t xml:space="preserve">-US": </w:t>
+      </w:r>
+      <w:proofErr w:type="gramStart"/>
+      <w:r>
+        <w:t>{ "</w:t>
+      </w:r>
+      <w:proofErr w:type="gramEnd"/>
+      <w:r>
+        <w:t>text": "A home with rooms on one floor.", "</w:t>
+      </w:r>
+      <w:proofErr w:type="spellStart"/>
+      <w:r>
+        <w:t>audioUrl</w:t>
+      </w:r>
+      <w:proofErr w:type="spellEnd"/>
+      <w:r>
+        <w:t>": "</w:t>
+      </w:r>
+      <w:proofErr w:type="gramStart"/>
+      <w:r>
+        <w:t>" }</w:t>
+      </w:r>
+      <w:proofErr w:type="gramEnd"/>
+    </w:p>
+    <w:p>
+      <w:r>
+        <w:t xml:space="preserve">          },</w:t>
+      </w:r>
+    </w:p>
+    <w:p>
+      <w:r>
+        <w:t xml:space="preserve">          "examples": {</w:t>
+      </w:r>
+    </w:p>
+    <w:p>
+      <w:r>
+        <w:t xml:space="preserve">            "</w:t>
+      </w:r>
+      <w:proofErr w:type="spellStart"/>
+      <w:proofErr w:type="gramStart"/>
+      <w:r>
+        <w:t>en</w:t>
+      </w:r>
+      <w:proofErr w:type="spellEnd"/>
+      <w:proofErr w:type="gramEnd"/>
+      <w:r>
+        <w:t>-GB": [</w:t>
+      </w:r>
+    </w:p>
+    <w:p>
+      <w:r>
+        <w:t xml:space="preserve">              {</w:t>
+      </w:r>
+    </w:p>
+    <w:p>
+      <w:r>
+        <w:t xml:space="preserve">                "text": "I live in a small flat near the station with my sister.",</w:t>
+      </w:r>
+    </w:p>
+    <w:p>
+      <w:r>
+        <w:t xml:space="preserve">                "</w:t>
+      </w:r>
+      <w:proofErr w:type="spellStart"/>
+      <w:r>
+        <w:t>audioUrl</w:t>
+      </w:r>
+      <w:proofErr w:type="spellEnd"/>
+      <w:r>
+        <w:t>": "",</w:t>
+      </w:r>
+    </w:p>
+    <w:p>
+      <w:r>
+        <w:t xml:space="preserve">                "</w:t>
+      </w:r>
+      <w:proofErr w:type="spellStart"/>
+      <w:r>
+        <w:t>partOfSpeech</w:t>
+      </w:r>
+      <w:proofErr w:type="spellEnd"/>
+      <w:r>
+        <w:t>": "noun",</w:t>
+      </w:r>
+    </w:p>
+    <w:p>
+      <w:r>
+        <w:t xml:space="preserve">                "</w:t>
+      </w:r>
+      <w:proofErr w:type="spellStart"/>
+      <w:r>
+        <w:t>senseId</w:t>
+      </w:r>
+      <w:proofErr w:type="spellEnd"/>
+      <w:r>
+        <w:t>": "s1"</w:t>
+      </w:r>
+    </w:p>
+    <w:p>
+      <w:r>
+        <w:t xml:space="preserve">              }</w:t>
+      </w:r>
+    </w:p>
+    <w:p>
+      <w:r>
+        <w:t xml:space="preserve">            ],</w:t>
+      </w:r>
+    </w:p>
+    <w:p>
+      <w:r>
+        <w:t xml:space="preserve">            "</w:t>
+      </w:r>
+      <w:proofErr w:type="spellStart"/>
+      <w:proofErr w:type="gramStart"/>
+      <w:r>
+        <w:t>en</w:t>
+      </w:r>
+      <w:proofErr w:type="spellEnd"/>
+      <w:proofErr w:type="gramEnd"/>
+      <w:r>
+        <w:t>-US": [</w:t>
+      </w:r>
+    </w:p>
+    <w:p>
+      <w:r>
+        <w:t xml:space="preserve">              {</w:t>
+      </w:r>
+    </w:p>
+    <w:p>
+      <w:r>
+        <w:t xml:space="preserve">                "text": "I live in a small apartment near the station with my sister.",</w:t>
+      </w:r>
+    </w:p>
+    <w:p>
+      <w:r>
+        <w:t xml:space="preserve">                "</w:t>
+      </w:r>
+      <w:proofErr w:type="spellStart"/>
+      <w:r>
+        <w:t>audioUrl</w:t>
+      </w:r>
+      <w:proofErr w:type="spellEnd"/>
+      <w:r>
+        <w:t>": "",</w:t>
+      </w:r>
+    </w:p>
+    <w:p>
+      <w:r>
+        <w:t xml:space="preserve">                "</w:t>
+      </w:r>
+      <w:proofErr w:type="spellStart"/>
+      <w:r>
+        <w:t>partOfSpeech</w:t>
+      </w:r>
+      <w:proofErr w:type="spellEnd"/>
+      <w:r>
+        <w:t>": "noun",</w:t>
+      </w:r>
+    </w:p>
+    <w:p>
+      <w:r>
+        <w:t xml:space="preserve">                "</w:t>
+      </w:r>
+      <w:proofErr w:type="spellStart"/>
+      <w:r>
+        <w:t>senseId</w:t>
+      </w:r>
+      <w:proofErr w:type="spellEnd"/>
+      <w:r>
+        <w:t>": "s1"</w:t>
+      </w:r>
+    </w:p>
+    <w:p>
+      <w:r>
+        <w:t xml:space="preserve">              }</w:t>
+      </w:r>
+    </w:p>
+    <w:p>
+      <w:r>
+        <w:t xml:space="preserve">            ]</w:t>
+      </w:r>
+    </w:p>
+    <w:p>
+      <w:r>
+        <w:t xml:space="preserve">          }</w:t>
+      </w:r>
+    </w:p>
+    <w:p>
+      <w:r>
+        <w:t xml:space="preserve">        }</w:t>
+      </w:r>
+    </w:p>
+    <w:p>
+      <w:r>
+        <w:t xml:space="preserve">      ]</w:t>
+      </w:r>
+    </w:p>
+    <w:p>
+      <w:r>
+        <w:t xml:space="preserve">    },</w:t>
+      </w:r>
+    </w:p>
+    <w:p>
+      <w:r>
+        <w:t xml:space="preserve">    {</w:t>
+      </w:r>
+    </w:p>
+    <w:p>
+      <w:r>
+        <w:t xml:space="preserve">      "</w:t>
+      </w:r>
+      <w:proofErr w:type="spellStart"/>
+      <w:r>
+        <w:t>partOfSpeech</w:t>
+      </w:r>
+      <w:proofErr w:type="spellEnd"/>
+      <w:r>
+        <w:t>": "adjective",</w:t>
+      </w:r>
+    </w:p>
+    <w:p>
+      <w:r>
+        <w:t xml:space="preserve">      "definitions": [</w:t>
+      </w:r>
+    </w:p>
+    <w:p>
+      <w:r>
+        <w:t xml:space="preserve">        {</w:t>
+      </w:r>
+    </w:p>
+    <w:p>
+      <w:r>
+        <w:t xml:space="preserve">          "</w:t>
+      </w:r>
+      <w:proofErr w:type="spellStart"/>
+      <w:r>
+        <w:t>senseId</w:t>
+      </w:r>
+      <w:proofErr w:type="spellEnd"/>
+      <w:r>
+        <w:t>": "s1",</w:t>
+      </w:r>
+    </w:p>
+    <w:p>
+      <w:r>
+        <w:t xml:space="preserve">          "definition": {</w:t>
+      </w:r>
+    </w:p>
+    <w:p>
+      <w:r>
+        <w:t xml:space="preserve">            "</w:t>
+      </w:r>
+      <w:proofErr w:type="spellStart"/>
+      <w:proofErr w:type="gramStart"/>
+      <w:r>
+        <w:t>en</w:t>
+      </w:r>
+      <w:proofErr w:type="spellEnd"/>
+      <w:proofErr w:type="gramEnd"/>
+      <w:r>
+        <w:t xml:space="preserve">-GB": </w:t>
+      </w:r>
+      <w:proofErr w:type="gramStart"/>
+      <w:r>
+        <w:t>{ "</w:t>
+      </w:r>
+      <w:proofErr w:type="gramEnd"/>
+      <w:r>
+        <w:t>text": "Level and smooth, with no bumps.", "</w:t>
+      </w:r>
+      <w:proofErr w:type="spellStart"/>
+      <w:r>
+        <w:t>audioUrl</w:t>
+      </w:r>
+      <w:proofErr w:type="spellEnd"/>
+      <w:r>
+        <w:t>": "</w:t>
+      </w:r>
+      <w:proofErr w:type="gramStart"/>
+      <w:r>
+        <w:t>" }</w:t>
+      </w:r>
+      <w:proofErr w:type="gramEnd"/>
+      <w:r>
+        <w:t>,</w:t>
+      </w:r>
+    </w:p>
+    <w:p>
+      <w:r>
+        <w:t xml:space="preserve">            "</w:t>
+      </w:r>
+      <w:proofErr w:type="spellStart"/>
+      <w:proofErr w:type="gramStart"/>
+      <w:r>
+        <w:t>en</w:t>
+      </w:r>
+      <w:proofErr w:type="spellEnd"/>
+      <w:proofErr w:type="gramEnd"/>
+      <w:r>
+        <w:t xml:space="preserve">-US": </w:t>
+      </w:r>
+      <w:proofErr w:type="gramStart"/>
+      <w:r>
+        <w:t>{ "</w:t>
+      </w:r>
+      <w:proofErr w:type="gramEnd"/>
+      <w:r>
+        <w:t>text": "Level and smooth, with no bumps.", "</w:t>
+      </w:r>
+      <w:proofErr w:type="spellStart"/>
+      <w:r>
+        <w:t>audioUrl</w:t>
+      </w:r>
+      <w:proofErr w:type="spellEnd"/>
+      <w:r>
+        <w:t>": "</w:t>
+      </w:r>
+      <w:proofErr w:type="gramStart"/>
+      <w:r>
+        <w:t>" }</w:t>
+      </w:r>
+      <w:proofErr w:type="gramEnd"/>
+    </w:p>
+    <w:p>
+      <w:r>
+        <w:t xml:space="preserve">          },</w:t>
+      </w:r>
+    </w:p>
+    <w:p>
+      <w:r>
+        <w:t xml:space="preserve">          "examples": {</w:t>
+      </w:r>
+    </w:p>
+    <w:p>
+      <w:r>
+        <w:t xml:space="preserve">            "</w:t>
+      </w:r>
+      <w:proofErr w:type="spellStart"/>
+      <w:proofErr w:type="gramStart"/>
+      <w:r>
+        <w:t>en</w:t>
+      </w:r>
+      <w:proofErr w:type="spellEnd"/>
+      <w:proofErr w:type="gramEnd"/>
+      <w:r>
+        <w:t>-GB": [</w:t>
+      </w:r>
+    </w:p>
+    <w:p>
+      <w:r>
+        <w:t xml:space="preserve">              {</w:t>
+      </w:r>
+    </w:p>
+    <w:p>
+      <w:r>
+        <w:t xml:space="preserve">                "text": "The road is flat, so we can ride our bikes to school easily.",</w:t>
+      </w:r>
+    </w:p>
+    <w:p>
+      <w:r>
+        <w:t xml:space="preserve">                "</w:t>
+      </w:r>
+      <w:proofErr w:type="spellStart"/>
+      <w:r>
+        <w:t>audioUrl</w:t>
+      </w:r>
+      <w:proofErr w:type="spellEnd"/>
+      <w:r>
+        <w:t>": "",</w:t>
+      </w:r>
+    </w:p>
+    <w:p>
+      <w:r>
+        <w:t xml:space="preserve">                "</w:t>
+      </w:r>
+      <w:proofErr w:type="spellStart"/>
+      <w:r>
+        <w:t>partOfSpeech</w:t>
+      </w:r>
+      <w:proofErr w:type="spellEnd"/>
+      <w:r>
+        <w:t>": "adjective",</w:t>
+      </w:r>
+    </w:p>
+    <w:p>
+      <w:r>
+        <w:t xml:space="preserve">                "</w:t>
+      </w:r>
+      <w:proofErr w:type="spellStart"/>
+      <w:r>
+        <w:t>senseId</w:t>
+      </w:r>
+      <w:proofErr w:type="spellEnd"/>
+      <w:r>
+        <w:t>": "s1"</w:t>
+      </w:r>
+    </w:p>
+    <w:p>
+      <w:r>
+        <w:t xml:space="preserve">              }</w:t>
+      </w:r>
+    </w:p>
+    <w:p>
+      <w:r>
+        <w:t xml:space="preserve">            ],</w:t>
+      </w:r>
+    </w:p>
+    <w:p>
+      <w:r>
+        <w:t xml:space="preserve">            "</w:t>
+      </w:r>
+      <w:proofErr w:type="spellStart"/>
+      <w:proofErr w:type="gramStart"/>
+      <w:r>
+        <w:t>en</w:t>
+      </w:r>
+      <w:proofErr w:type="spellEnd"/>
+      <w:proofErr w:type="gramEnd"/>
+      <w:r>
+        <w:t>-US": [</w:t>
+      </w:r>
+    </w:p>
+    <w:p>
+      <w:r>
+        <w:t xml:space="preserve">              {</w:t>
+      </w:r>
+    </w:p>
+    <w:p>
+      <w:r>
+        <w:t xml:space="preserve">                "text": "The road is flat, so we can ride our bikes to school easily.",</w:t>
+      </w:r>
+    </w:p>
+    <w:p>
+      <w:r>
+        <w:t xml:space="preserve">                "</w:t>
+      </w:r>
+      <w:proofErr w:type="spellStart"/>
+      <w:r>
+        <w:t>audioUrl</w:t>
+      </w:r>
+      <w:proofErr w:type="spellEnd"/>
+      <w:r>
+        <w:t>": "",</w:t>
+      </w:r>
+    </w:p>
+    <w:p>
+      <w:r>
+        <w:t xml:space="preserve">                "</w:t>
+      </w:r>
+      <w:proofErr w:type="spellStart"/>
+      <w:r>
+        <w:t>partOfSpeech</w:t>
+      </w:r>
+      <w:proofErr w:type="spellEnd"/>
+      <w:r>
+        <w:t>": "adjective",</w:t>
+      </w:r>
+    </w:p>
+    <w:p>
+      <w:r>
+        <w:t xml:space="preserve">                "</w:t>
+      </w:r>
+      <w:proofErr w:type="spellStart"/>
+      <w:r>
+        <w:t>senseId</w:t>
+      </w:r>
+      <w:proofErr w:type="spellEnd"/>
+      <w:r>
+        <w:t>": "s1"</w:t>
+      </w:r>
+    </w:p>
+    <w:p>
+      <w:r>
+        <w:t xml:space="preserve">              }</w:t>
+      </w:r>
+    </w:p>
+    <w:p>
+      <w:r>
+        <w:t>]</w:t>
+      </w:r>
+    </w:p>
+    <w:p>
+      <w:r>
+        <w:lastRenderedPageBreak/>
+        <w:t xml:space="preserve">          }</w:t>
+      </w:r>
+    </w:p>
+    <w:p>
+      <w:r>
+        <w:t xml:space="preserve">        }</w:t>
+      </w:r>
+    </w:p>
+    <w:p>
+      <w:r>
+        <w:t xml:space="preserve">      ]</w:t>
+      </w:r>
+    </w:p>
+    <w:p>
+      <w:r>
+        <w:t xml:space="preserve">    }</w:t>
+      </w:r>
+    </w:p>
+    <w:p>
+      <w:r>
+        <w:t xml:space="preserve">  ],</w:t>
+      </w:r>
+    </w:p>
+    <w:p>
+      <w:r>
+        <w:t xml:space="preserve">  "topics": [</w:t>
+      </w:r>
+    </w:p>
+    <w:p>
+      <w:r>
+        <w:t xml:space="preserve">    {</w:t>
+      </w:r>
+    </w:p>
+    <w:p>
+      <w:r>
+        <w:t xml:space="preserve">      "</w:t>
+      </w:r>
+      <w:proofErr w:type="spellStart"/>
+      <w:r>
+        <w:t>topicKey</w:t>
+      </w:r>
+      <w:proofErr w:type="spellEnd"/>
+      <w:r>
+        <w:t>": "Adjectives",</w:t>
+      </w:r>
+    </w:p>
+    <w:p>
+      <w:r>
+        <w:t xml:space="preserve">      "lessons": [1, 210],</w:t>
+      </w:r>
+    </w:p>
+    <w:p>
+      <w:r>
+        <w:t xml:space="preserve">      "examples": {</w:t>
+      </w:r>
+    </w:p>
+    <w:p>
+      <w:r>
+        <w:t xml:space="preserve">        "</w:t>
+      </w:r>
+      <w:proofErr w:type="spellStart"/>
+      <w:proofErr w:type="gramStart"/>
+      <w:r>
+        <w:t>en</w:t>
+      </w:r>
+      <w:proofErr w:type="spellEnd"/>
+      <w:proofErr w:type="gramEnd"/>
+      <w:r>
+        <w:t>-GB": [</w:t>
+      </w:r>
+    </w:p>
+    <w:p>
+      <w:r>
+        <w:t xml:space="preserve">          {</w:t>
+      </w:r>
+    </w:p>
+    <w:p>
+      <w:r>
+        <w:t xml:space="preserve">            "text": "The table is flat, and my book stays very still on it.",</w:t>
+      </w:r>
+    </w:p>
+    <w:p>
+      <w:r>
+        <w:t xml:space="preserve">            "</w:t>
+      </w:r>
+      <w:proofErr w:type="spellStart"/>
+      <w:r>
+        <w:t>audioUrl</w:t>
+      </w:r>
+      <w:proofErr w:type="spellEnd"/>
+      <w:r>
+        <w:t>": "",</w:t>
+      </w:r>
+    </w:p>
+    <w:p>
+      <w:r>
+        <w:t xml:space="preserve">            "</w:t>
+      </w:r>
+      <w:proofErr w:type="spellStart"/>
+      <w:r>
+        <w:t>partOfSpeech</w:t>
+      </w:r>
+      <w:proofErr w:type="spellEnd"/>
+      <w:r>
+        <w:t>": "adjective",</w:t>
+      </w:r>
+    </w:p>
+    <w:p>
+      <w:r>
+        <w:t xml:space="preserve">            "</w:t>
+      </w:r>
+      <w:proofErr w:type="spellStart"/>
+      <w:r>
+        <w:t>senseId</w:t>
+      </w:r>
+      <w:proofErr w:type="spellEnd"/>
+      <w:r>
+        <w:t>": "s1"</w:t>
+      </w:r>
+    </w:p>
+    <w:p>
+      <w:r>
+        <w:t xml:space="preserve">          }</w:t>
+      </w:r>
+    </w:p>
+    <w:p>
+      <w:r>
+        <w:t xml:space="preserve">        ],</w:t>
+      </w:r>
+    </w:p>
+    <w:p>
+      <w:r>
+        <w:t xml:space="preserve">        "</w:t>
+      </w:r>
+      <w:proofErr w:type="spellStart"/>
+      <w:proofErr w:type="gramStart"/>
+      <w:r>
+        <w:t>en</w:t>
+      </w:r>
+      <w:proofErr w:type="spellEnd"/>
+      <w:proofErr w:type="gramEnd"/>
+      <w:r>
+        <w:t>-US": []</w:t>
+      </w:r>
+    </w:p>
+    <w:p>
+      <w:r>
+        <w:t xml:space="preserve">      }</w:t>
+      </w:r>
+    </w:p>
+    <w:p>
+      <w:r>
+        <w:t xml:space="preserve">    },</w:t>
+      </w:r>
+    </w:p>
+    <w:p>
+      <w:r>
+        <w:t xml:space="preserve">    {</w:t>
+      </w:r>
+    </w:p>
+    <w:p>
+      <w:r>
+        <w:t xml:space="preserve">      "</w:t>
+      </w:r>
+      <w:proofErr w:type="spellStart"/>
+      <w:r>
+        <w:t>topicKey</w:t>
+      </w:r>
+      <w:proofErr w:type="spellEnd"/>
+      <w:r>
+        <w:t>": "House",</w:t>
+      </w:r>
+    </w:p>
+    <w:p>
+      <w:r>
+        <w:t xml:space="preserve">      "lessons": [1, 210],</w:t>
+      </w:r>
+    </w:p>
+    <w:p>
+      <w:r>
+        <w:t xml:space="preserve">      "examples": {</w:t>
+      </w:r>
+    </w:p>
+    <w:p>
+      <w:r>
+        <w:t xml:space="preserve">        "</w:t>
+      </w:r>
+      <w:proofErr w:type="spellStart"/>
+      <w:proofErr w:type="gramStart"/>
+      <w:r>
+        <w:t>en</w:t>
+      </w:r>
+      <w:proofErr w:type="spellEnd"/>
+      <w:proofErr w:type="gramEnd"/>
+      <w:r>
+        <w:t>-GB": [</w:t>
+      </w:r>
+    </w:p>
+    <w:p>
+      <w:r>
+        <w:t xml:space="preserve">          {</w:t>
+      </w:r>
+    </w:p>
+    <w:p>
+      <w:r>
+        <w:t xml:space="preserve">            "text": "Her flat has two rooms and a small kitchen, and it is warm in winter.",</w:t>
+      </w:r>
+    </w:p>
+    <w:p>
+      <w:r>
+        <w:t xml:space="preserve">            "</w:t>
+      </w:r>
+      <w:proofErr w:type="spellStart"/>
+      <w:r>
+        <w:t>audioUrl</w:t>
+      </w:r>
+      <w:proofErr w:type="spellEnd"/>
+      <w:r>
+        <w:t>": "",</w:t>
+      </w:r>
+    </w:p>
+    <w:p>
+      <w:r>
+        <w:t xml:space="preserve">            "</w:t>
+      </w:r>
+      <w:proofErr w:type="spellStart"/>
+      <w:r>
+        <w:t>partOfSpeech</w:t>
+      </w:r>
+      <w:proofErr w:type="spellEnd"/>
+      <w:r>
+        <w:t>": "noun",</w:t>
+      </w:r>
+    </w:p>
+    <w:p>
+      <w:r>
+        <w:t xml:space="preserve">            "</w:t>
+      </w:r>
+      <w:proofErr w:type="spellStart"/>
+      <w:r>
+        <w:t>senseId</w:t>
+      </w:r>
+      <w:proofErr w:type="spellEnd"/>
+      <w:r>
+        <w:t>": "s1"</w:t>
+      </w:r>
+    </w:p>
+    <w:p>
+      <w:r>
+        <w:t xml:space="preserve">          }</w:t>
+      </w:r>
+    </w:p>
+    <w:p>
+      <w:r>
+        <w:t xml:space="preserve">        ],</w:t>
+      </w:r>
+    </w:p>
+    <w:p>
+      <w:r>
+        <w:t xml:space="preserve">        "</w:t>
+      </w:r>
+      <w:proofErr w:type="spellStart"/>
+      <w:proofErr w:type="gramStart"/>
+      <w:r>
+        <w:t>en</w:t>
+      </w:r>
+      <w:proofErr w:type="spellEnd"/>
+      <w:proofErr w:type="gramEnd"/>
+      <w:r>
+        <w:t>-US": [</w:t>
+      </w:r>
+    </w:p>
+    <w:p>
+      <w:r>
+        <w:t xml:space="preserve">          {</w:t>
+      </w:r>
+    </w:p>
+    <w:p>
+      <w:r>
+        <w:t xml:space="preserve">            "text": "Her apartment has two rooms and a small kitchen, and it is warm in winter.",</w:t>
+      </w:r>
+    </w:p>
+    <w:p>
+      <w:r>
+        <w:t xml:space="preserve">            "</w:t>
+      </w:r>
+      <w:proofErr w:type="spellStart"/>
+      <w:r>
+        <w:t>audioUrl</w:t>
+      </w:r>
+      <w:proofErr w:type="spellEnd"/>
+      <w:r>
+        <w:t>": "",</w:t>
+      </w:r>
+    </w:p>
+    <w:p>
+      <w:r>
+        <w:t xml:space="preserve">            "</w:t>
+      </w:r>
+      <w:proofErr w:type="spellStart"/>
+      <w:r>
+        <w:t>partOfSpeech</w:t>
+      </w:r>
+      <w:proofErr w:type="spellEnd"/>
+      <w:r>
+        <w:t>": "noun",</w:t>
+      </w:r>
+    </w:p>
+    <w:p>
+      <w:r>
+        <w:t xml:space="preserve">            "</w:t>
+      </w:r>
+      <w:proofErr w:type="spellStart"/>
+      <w:r>
+        <w:t>senseId</w:t>
+      </w:r>
+      <w:proofErr w:type="spellEnd"/>
+      <w:r>
+        <w:t>": "s1"</w:t>
+      </w:r>
+    </w:p>
+    <w:p>
+      <w:pPr>
+        <w:rPr>
+          <w:lang w:val="fr-FR"/>
+        </w:rPr>
+      </w:pPr>
+      <w:r>
+        <w:t xml:space="preserve">          </w:t>
+      </w:r>
+      <w:r>
+        <w:rPr>
+          <w:lang w:val="fr-FR"/>
+        </w:rPr>
+        <w:t>}</w:t>
+      </w:r>
+    </w:p>
+    <w:p>
+      <w:pPr>
+        <w:rPr>
+          <w:lang w:val="fr-FR"/>
+        </w:rPr>
+      </w:pPr>
+      <w:r>
+        <w:rPr>
+          <w:lang w:val="fr-FR"/>
+        </w:rPr>
+        <w:t xml:space="preserve">        ]</w:t>
+      </w:r>
+    </w:p>
+    <w:p>
+      <w:pPr>
+        <w:rPr>
+          <w:lang w:val="fr-FR"/>
+        </w:rPr>
+      </w:pPr>
+      <w:r>
+        <w:rPr>
+          <w:lang w:val="fr-FR"/>
+        </w:rPr>
+        <w:t xml:space="preserve">      }</w:t>
+      </w:r>
+    </w:p>
+    <w:p>
+      <w:pPr>
+        <w:rPr>
+          <w:lang w:val="fr-FR"/>
+        </w:rPr>
+      </w:pPr>
+      <w:r>
+        <w:rPr>
+          <w:lang w:val="fr-FR"/>
+        </w:rPr>
+        <w:t xml:space="preserve">    }</w:t>
+      </w:r>
+    </w:p>
+    <w:p>
+      <w:pPr>
+        <w:rPr>
+          <w:lang w:val="fr-FR"/>
+        </w:rPr>
+      </w:pPr>
+      <w:r>
+        <w:rPr>
+          <w:lang w:val="fr-FR"/>
+        </w:rPr>
+        <w:t xml:space="preserve">  ],</w:t>
+      </w:r>
+    </w:p>
+    <w:p>
+      <w:pPr>
+        <w:rPr>
+          <w:lang w:val="fr-FR"/>
+        </w:rPr>
+      </w:pPr>
+      <w:r>
+        <w:rPr>
+          <w:lang w:val="fr-FR"/>
+        </w:rPr>
+        <w:t xml:space="preserve">  "variants</w:t>
+      </w:r>
+      <w:proofErr w:type="gramStart"/>
+      <w:r>
+        <w:rPr>
+          <w:lang w:val="fr-FR"/>
+        </w:rPr>
+        <w:t>":</w:t>
+      </w:r>
+      <w:proofErr w:type="gramEnd"/>
+      <w:r>
+        <w:rPr>
+          <w:lang w:val="fr-FR"/>
+        </w:rPr>
+        <w:t xml:space="preserve"> {</w:t>
+      </w:r>
+    </w:p>
+    <w:p>
+      <w:pPr>
+        <w:rPr>
+          <w:lang w:val="fr-FR"/>
+        </w:rPr>
+      </w:pPr>
+      <w:r>
+        <w:rPr>
+          <w:lang w:val="fr-FR"/>
+        </w:rPr>
+        <w:t xml:space="preserve">    "en-GB</w:t>
+      </w:r>
+      <w:proofErr w:type="gramStart"/>
+      <w:r>
+        <w:rPr>
+          <w:lang w:val="fr-FR"/>
+        </w:rPr>
+        <w:t>":</w:t>
+      </w:r>
+      <w:proofErr w:type="gramEnd"/>
+      <w:r>
+        <w:rPr>
+          <w:lang w:val="fr-FR"/>
+        </w:rPr>
+        <w:t xml:space="preserve"> {</w:t>
+      </w:r>
+    </w:p>
+    <w:p>
+      <w:pPr>
+        <w:rPr>
+          <w:lang w:val="fr-FR"/>
+        </w:rPr>
+      </w:pPr>
+      <w:r>
+        <w:rPr>
+          <w:lang w:val="fr-FR"/>
+        </w:rPr>
+        <w:t xml:space="preserve">      "</w:t>
+      </w:r>
+      <w:proofErr w:type="spellStart"/>
+      <w:r>
+        <w:rPr>
+          <w:lang w:val="fr-FR"/>
+        </w:rPr>
+        <w:t>phonetics</w:t>
+      </w:r>
+      <w:proofErr w:type="spellEnd"/>
+      <w:proofErr w:type="gramStart"/>
+      <w:r>
+        <w:rPr>
+          <w:lang w:val="fr-FR"/>
+        </w:rPr>
+        <w:t>":</w:t>
+      </w:r>
+      <w:proofErr w:type="gramEnd"/>
+      <w:r>
+        <w:rPr>
+          <w:lang w:val="fr-FR"/>
+        </w:rPr>
+        <w:t xml:space="preserve"> </w:t>
+      </w:r>
+      <w:proofErr w:type="gramStart"/>
+      <w:r>
+        <w:rPr>
+          <w:lang w:val="fr-FR"/>
+        </w:rPr>
+        <w:t>{ "</w:t>
+      </w:r>
+      <w:proofErr w:type="spellStart"/>
+      <w:proofErr w:type="gramEnd"/>
+      <w:r>
+        <w:rPr>
+          <w:lang w:val="fr-FR"/>
+        </w:rPr>
+        <w:t>ipa</w:t>
+      </w:r>
+      <w:proofErr w:type="spellEnd"/>
+      <w:proofErr w:type="gramStart"/>
+      <w:r>
+        <w:rPr>
+          <w:lang w:val="fr-FR"/>
+        </w:rPr>
+        <w:t>":</w:t>
+      </w:r>
+      <w:proofErr w:type="gramEnd"/>
+      <w:r>
+        <w:rPr>
+          <w:lang w:val="fr-FR"/>
+        </w:rPr>
+        <w:t xml:space="preserve"> "/</w:t>
+      </w:r>
+      <w:proofErr w:type="spellStart"/>
+      <w:r>
+        <w:rPr>
+          <w:lang w:val="fr-FR"/>
+        </w:rPr>
+        <w:t>flæt</w:t>
+      </w:r>
+      <w:proofErr w:type="spellEnd"/>
+      <w:r>
+        <w:rPr>
+          <w:lang w:val="fr-FR"/>
+        </w:rPr>
+        <w:t>/", "</w:t>
+      </w:r>
+      <w:proofErr w:type="spellStart"/>
+      <w:r>
+        <w:rPr>
+          <w:lang w:val="fr-FR"/>
+        </w:rPr>
+        <w:t>audioUrl</w:t>
+      </w:r>
+      <w:proofErr w:type="spellEnd"/>
+      <w:proofErr w:type="gramStart"/>
+      <w:r>
+        <w:rPr>
+          <w:lang w:val="fr-FR"/>
+        </w:rPr>
+        <w:t>":</w:t>
+      </w:r>
+      <w:proofErr w:type="gramEnd"/>
+      <w:r>
+        <w:rPr>
+          <w:lang w:val="fr-FR"/>
+        </w:rPr>
+        <w:t xml:space="preserve"> "", "</w:t>
+      </w:r>
+      <w:proofErr w:type="spellStart"/>
+      <w:r>
+        <w:rPr>
+          <w:lang w:val="fr-FR"/>
+        </w:rPr>
+        <w:t>voice</w:t>
+      </w:r>
+      <w:proofErr w:type="spellEnd"/>
+      <w:proofErr w:type="gramStart"/>
+      <w:r>
+        <w:rPr>
+          <w:lang w:val="fr-FR"/>
+        </w:rPr>
+        <w:t>":</w:t>
+      </w:r>
+      <w:proofErr w:type="gramEnd"/>
+      <w:r>
+        <w:rPr>
+          <w:lang w:val="fr-FR"/>
+        </w:rPr>
+        <w:t xml:space="preserve"> "en-GB</w:t>
+      </w:r>
+      <w:proofErr w:type="gramStart"/>
+      <w:r>
+        <w:rPr>
+          <w:lang w:val="fr-FR"/>
+        </w:rPr>
+        <w:t>" }</w:t>
+      </w:r>
+      <w:proofErr w:type="gramEnd"/>
+    </w:p>
+    <w:p>
+      <w:r>
+        <w:rPr>
+          <w:lang w:val="fr-FR"/>
+        </w:rPr>
+        <w:t xml:space="preserve">    </w:t>
+      </w:r>
+      <w:r>
+        <w:t>},</w:t>
+      </w:r>
+    </w:p>
+    <w:p>
+      <w:r>
+        <w:t xml:space="preserve">    "</w:t>
+      </w:r>
+      <w:proofErr w:type="spellStart"/>
+      <w:proofErr w:type="gramStart"/>
+      <w:r>
+        <w:t>en</w:t>
+      </w:r>
+      <w:proofErr w:type="spellEnd"/>
+      <w:proofErr w:type="gramEnd"/>
+      <w:r>
+        <w:t>-US": {</w:t>
+      </w:r>
+    </w:p>
+    <w:p>
+      <w:r>
+        <w:t xml:space="preserve">      "phonetics": </w:t>
+      </w:r>
+      <w:proofErr w:type="gramStart"/>
+      <w:r>
+        <w:t>{ "</w:t>
+      </w:r>
+      <w:proofErr w:type="spellStart"/>
+      <w:proofErr w:type="gramEnd"/>
+      <w:r>
+        <w:t>ipa</w:t>
+      </w:r>
+      <w:proofErr w:type="spellEnd"/>
+      <w:r>
+        <w:t>": "/</w:t>
+      </w:r>
+      <w:proofErr w:type="spellStart"/>
+      <w:r>
+        <w:t>flæt</w:t>
+      </w:r>
+      <w:proofErr w:type="spellEnd"/>
+      <w:r>
+        <w:t>/", "</w:t>
+      </w:r>
+      <w:proofErr w:type="spellStart"/>
+      <w:r>
+        <w:t>audioUrl</w:t>
+      </w:r>
+      <w:proofErr w:type="spellEnd"/>
+      <w:r>
+        <w:t>": "", "voice": "</w:t>
+      </w:r>
+      <w:proofErr w:type="spellStart"/>
+      <w:r>
+        <w:t>en</w:t>
+      </w:r>
+      <w:proofErr w:type="spellEnd"/>
+      <w:r>
+        <w:t>-US</w:t>
+      </w:r>
+      <w:proofErr w:type="gramStart"/>
+      <w:r>
+        <w:t>" }</w:t>
+      </w:r>
+      <w:proofErr w:type="gramEnd"/>
+    </w:p>
+    <w:p>
+      <w:r>
+        <w:lastRenderedPageBreak/>
+        <w:t xml:space="preserve">    }</w:t>
+      </w:r>
+    </w:p>
+    <w:p>
+      <w:r>
+        <w:t xml:space="preserve">  }</w:t>
+      </w:r>
+    </w:p>
+    <w:p>
+      <w:r>
+        <w:t>},</w:t>
+      </w:r>
+    </w:p>
+    <w:p>
+      <w:r>
+        <w:t>{</w:t>
+      </w:r>
+    </w:p>
+    <w:p>
+      <w:r>
+        <w:t xml:space="preserve">  "id": 28,</w:t>
+      </w:r>
+    </w:p>
+    <w:p>
+      <w:r>
+        <w:t xml:space="preserve">  "lemma": "festive",</w:t>
+      </w:r>
+    </w:p>
+    <w:p>
+      <w:r>
+        <w:t xml:space="preserve">  "</w:t>
+      </w:r>
+      <w:proofErr w:type="spellStart"/>
+      <w:r>
+        <w:t>english</w:t>
+      </w:r>
+      <w:proofErr w:type="spellEnd"/>
+      <w:r>
+        <w:t>": "festive",</w:t>
+      </w:r>
+    </w:p>
+    <w:p>
+      <w:r>
+        <w:t xml:space="preserve">  "</w:t>
+      </w:r>
+      <w:proofErr w:type="spellStart"/>
+      <w:r>
+        <w:t>enUrl</w:t>
+      </w:r>
+      <w:proofErr w:type="spellEnd"/>
+      <w:r>
+        <w:t>": "",</w:t>
+      </w:r>
+    </w:p>
+    <w:p>
+      <w:r>
+        <w:t xml:space="preserve">  "</w:t>
+      </w:r>
+      <w:proofErr w:type="spellStart"/>
+      <w:r>
+        <w:t>american</w:t>
+      </w:r>
+      <w:proofErr w:type="spellEnd"/>
+      <w:r>
+        <w:t>": "</w:t>
+      </w:r>
+      <w:r>
+        <w:t xml:space="preserve"> </w:t>
+      </w:r>
+      <w:r>
+        <w:t>festive</w:t>
+      </w:r>
+      <w:r>
+        <w:t>",</w:t>
+      </w:r>
+    </w:p>
+    <w:p>
+      <w:r>
+        <w:t xml:space="preserve">  "</w:t>
+      </w:r>
+      <w:proofErr w:type="spellStart"/>
+      <w:r>
+        <w:t>amUrl</w:t>
+      </w:r>
+      <w:proofErr w:type="spellEnd"/>
+      <w:r>
+        <w:t>": "",</w:t>
+      </w:r>
+    </w:p>
+    <w:p>
+      <w:r>
+        <w:t xml:space="preserve">  "language": "</w:t>
+      </w:r>
+      <w:proofErr w:type="spellStart"/>
+      <w:r>
+        <w:t>en</w:t>
+      </w:r>
+      <w:proofErr w:type="spellEnd"/>
+      <w:r>
+        <w:t>",</w:t>
+      </w:r>
+    </w:p>
+    <w:p>
+      <w:r>
+        <w:t xml:space="preserve">  "lessons": [3, 106],</w:t>
+      </w:r>
+    </w:p>
+    <w:p>
+      <w:r>
+        <w:t xml:space="preserve">  "</w:t>
+      </w:r>
+      <w:proofErr w:type="spellStart"/>
+      <w:r>
+        <w:t>partsOfSpeech</w:t>
+      </w:r>
+      <w:proofErr w:type="spellEnd"/>
+      <w:r>
+        <w:t>": [</w:t>
+      </w:r>
+    </w:p>
+    <w:p>
+      <w:r>
+        <w:t xml:space="preserve">    {</w:t>
+      </w:r>
+    </w:p>
+    <w:p>
+      <w:r>
+        <w:t xml:space="preserve">      "</w:t>
+      </w:r>
+      <w:proofErr w:type="spellStart"/>
+      <w:r>
+        <w:t>partOfSpeech</w:t>
+      </w:r>
+      <w:proofErr w:type="spellEnd"/>
+      <w:r>
+        <w:t>": "adjective",</w:t>
+      </w:r>
+    </w:p>
+    <w:p>
+      <w:r>
+        <w:t xml:space="preserve">      "definitions": [</w:t>
+      </w:r>
+    </w:p>
+    <w:p>
+      <w:r>
+        <w:t xml:space="preserve">        {</w:t>
+      </w:r>
+    </w:p>
+    <w:p>
+      <w:r>
+        <w:t xml:space="preserve">          "</w:t>
+      </w:r>
+      <w:proofErr w:type="spellStart"/>
+      <w:r>
+        <w:t>senseId</w:t>
+      </w:r>
+      <w:proofErr w:type="spellEnd"/>
+      <w:r>
+        <w:t>": "s1",</w:t>
+      </w:r>
+    </w:p>
+    <w:p>
+      <w:r>
+        <w:t xml:space="preserve">          "definition": {</w:t>
+      </w:r>
+    </w:p>
+    <w:p>
+      <w:r>
+        <w:t xml:space="preserve">            "</w:t>
+      </w:r>
+      <w:proofErr w:type="spellStart"/>
+      <w:proofErr w:type="gramStart"/>
+      <w:r>
+        <w:t>en</w:t>
+      </w:r>
+      <w:proofErr w:type="spellEnd"/>
+      <w:proofErr w:type="gramEnd"/>
+      <w:r>
+        <w:t xml:space="preserve">-GB": </w:t>
+      </w:r>
+      <w:proofErr w:type="gramStart"/>
+      <w:r>
+        <w:t>{ "</w:t>
+      </w:r>
+      <w:proofErr w:type="gramEnd"/>
+      <w:r>
+        <w:t>text": "Happy and special for a holiday.", "</w:t>
+      </w:r>
+      <w:proofErr w:type="spellStart"/>
+      <w:r>
+        <w:t>audioUrl</w:t>
+      </w:r>
+      <w:proofErr w:type="spellEnd"/>
+      <w:r>
+        <w:t>": "</w:t>
+      </w:r>
+      <w:proofErr w:type="gramStart"/>
+      <w:r>
+        <w:t>" }</w:t>
+      </w:r>
+      <w:proofErr w:type="gramEnd"/>
+      <w:r>
+        <w:t>,</w:t>
+      </w:r>
+    </w:p>
+    <w:p>
+      <w:r>
+        <w:t xml:space="preserve">            "</w:t>
+      </w:r>
+      <w:proofErr w:type="spellStart"/>
+      <w:proofErr w:type="gramStart"/>
+      <w:r>
+        <w:t>en</w:t>
+      </w:r>
+      <w:proofErr w:type="spellEnd"/>
+      <w:proofErr w:type="gramEnd"/>
+      <w:r>
+        <w:t xml:space="preserve">-US": </w:t>
+      </w:r>
+      <w:proofErr w:type="gramStart"/>
+      <w:r>
+        <w:t>{ "</w:t>
+      </w:r>
+      <w:proofErr w:type="gramEnd"/>
+      <w:r>
+        <w:t>text": "Happy and special for a holiday.", "</w:t>
+      </w:r>
+      <w:proofErr w:type="spellStart"/>
+      <w:r>
+        <w:t>audioUrl</w:t>
+      </w:r>
+      <w:proofErr w:type="spellEnd"/>
+      <w:r>
+        <w:t>": "</w:t>
+      </w:r>
+      <w:proofErr w:type="gramStart"/>
+      <w:r>
+        <w:t>" }</w:t>
+      </w:r>
+      <w:proofErr w:type="gramEnd"/>
+    </w:p>
+    <w:p>
+      <w:r>
+        <w:t xml:space="preserve">          },</w:t>
+      </w:r>
+    </w:p>
+    <w:p>
+      <w:r>
+        <w:t xml:space="preserve">          "examples": {</w:t>
+      </w:r>
+    </w:p>
+    <w:p>
+      <w:r>
+        <w:t xml:space="preserve">            "</w:t>
+      </w:r>
+      <w:proofErr w:type="spellStart"/>
+      <w:proofErr w:type="gramStart"/>
+      <w:r>
+        <w:t>en</w:t>
+      </w:r>
+      <w:proofErr w:type="spellEnd"/>
+      <w:proofErr w:type="gramEnd"/>
+      <w:r>
+        <w:t>-GB": [</w:t>
+      </w:r>
+    </w:p>
+    <w:p>
+      <w:r>
+        <w:t xml:space="preserve">              {</w:t>
+      </w:r>
+    </w:p>
+    <w:p>
+      <w:r>
+        <w:t xml:space="preserve">                "text": "The town looks festive at night, with lights on every street and shop.",</w:t>
+      </w:r>
+    </w:p>
+    <w:p>
+      <w:r>
+        <w:t xml:space="preserve">                "</w:t>
+      </w:r>
+      <w:proofErr w:type="spellStart"/>
+      <w:r>
+        <w:t>audioUrl</w:t>
+      </w:r>
+      <w:proofErr w:type="spellEnd"/>
+      <w:r>
+        <w:t>": "",</w:t>
+      </w:r>
+    </w:p>
+    <w:p>
+      <w:r>
+        <w:t xml:space="preserve">                "</w:t>
+      </w:r>
+      <w:proofErr w:type="spellStart"/>
+      <w:r>
+        <w:t>partOfSpeech</w:t>
+      </w:r>
+      <w:proofErr w:type="spellEnd"/>
+      <w:r>
+        <w:t>": "adjective",</w:t>
+      </w:r>
+    </w:p>
+    <w:p>
+      <w:r>
+        <w:t xml:space="preserve">                "</w:t>
+      </w:r>
+      <w:proofErr w:type="spellStart"/>
+      <w:r>
+        <w:t>senseId</w:t>
+      </w:r>
+      <w:proofErr w:type="spellEnd"/>
+      <w:r>
+        <w:t>": "s1"</w:t>
+      </w:r>
+    </w:p>
+    <w:p>
+      <w:r>
+        <w:t xml:space="preserve">              }</w:t>
+      </w:r>
+    </w:p>
+    <w:p>
+      <w:r>
+        <w:t xml:space="preserve">            ],</w:t>
+      </w:r>
+    </w:p>
+    <w:p>
+      <w:r>
+        <w:t xml:space="preserve">            "</w:t>
+      </w:r>
+      <w:proofErr w:type="spellStart"/>
+      <w:proofErr w:type="gramStart"/>
+      <w:r>
+        <w:t>en</w:t>
+      </w:r>
+      <w:proofErr w:type="spellEnd"/>
+      <w:proofErr w:type="gramEnd"/>
+      <w:r>
+        <w:t>-US": [</w:t>
+      </w:r>
+    </w:p>
+    <w:p>
+      <w:r>
+        <w:t xml:space="preserve">                "text": "The town looks festive at night, with lights on every street and shop.",</w:t>
+      </w:r>
+    </w:p>
+    <w:p>
+      <w:r>
+        <w:t xml:space="preserve">                "</w:t>
+      </w:r>
+      <w:proofErr w:type="spellStart"/>
+      <w:r>
+        <w:t>audioUrl</w:t>
+      </w:r>
+      <w:proofErr w:type="spellEnd"/>
+      <w:r>
+        <w:t>": "",</w:t>
+      </w:r>
+    </w:p>
+    <w:p>
+      <w:r>
+        <w:t xml:space="preserve">                "</w:t>
+      </w:r>
+      <w:proofErr w:type="spellStart"/>
+      <w:r>
+        <w:t>partOfSpeech</w:t>
+      </w:r>
+      <w:proofErr w:type="spellEnd"/>
+      <w:r>
+        <w:t>": "adjective",</w:t>
+      </w:r>
+    </w:p>
+    <w:p>
+      <w:r>
+        <w:t xml:space="preserve">                "</w:t>
+      </w:r>
+      <w:proofErr w:type="spellStart"/>
+      <w:r>
+        <w:t>senseId</w:t>
+      </w:r>
+      <w:proofErr w:type="spellEnd"/>
+      <w:r>
+        <w:t>": "s1"</w:t>
+      </w:r>
+    </w:p>
+    <w:p>
+      <w:r>
+        <w:t>]</w:t>
+      </w:r>
+    </w:p>
+    <w:p>
+      <w:r>
+        <w:t xml:space="preserve">          }</w:t>
+      </w:r>
+    </w:p>
+    <w:p>
+      <w:r>
+        <w:t xml:space="preserve">        }</w:t>
+      </w:r>
+    </w:p>
+    <w:p>
+      <w:r>
+        <w:t xml:space="preserve">      ]</w:t>
+      </w:r>
+    </w:p>
+    <w:p>
+      <w:r>
+        <w:t xml:space="preserve">    }</w:t>
+      </w:r>
+    </w:p>
+    <w:p>
+      <w:r>
+        <w:t xml:space="preserve">  ],</w:t>
+      </w:r>
+    </w:p>
+    <w:p>
+      <w:r>
+        <w:t xml:space="preserve">  "topics": [</w:t>
+      </w:r>
+    </w:p>
+    <w:p>
+      <w:r>
+        <w:t xml:space="preserve">    {</w:t>
+      </w:r>
+    </w:p>
+    <w:p>
+      <w:r>
+        <w:t xml:space="preserve">      "</w:t>
+      </w:r>
+      <w:proofErr w:type="spellStart"/>
+      <w:r>
+        <w:t>topicKey</w:t>
+      </w:r>
+      <w:proofErr w:type="spellEnd"/>
+      <w:r>
+        <w:t>": "Adjectives",</w:t>
+      </w:r>
+    </w:p>
+    <w:p>
+      <w:r>
+        <w:t xml:space="preserve">      "lessons": [3, 106],</w:t>
+      </w:r>
+    </w:p>
+    <w:p>
+      <w:r>
+        <w:t xml:space="preserve">      "examples": {</w:t>
+      </w:r>
+    </w:p>
+    <w:p>
+      <w:r>
+        <w:t xml:space="preserve">        "</w:t>
+      </w:r>
+      <w:proofErr w:type="spellStart"/>
+      <w:proofErr w:type="gramStart"/>
+      <w:r>
+        <w:t>en</w:t>
+      </w:r>
+      <w:proofErr w:type="spellEnd"/>
+      <w:proofErr w:type="gramEnd"/>
+      <w:r>
+        <w:t>-GB": [</w:t>
+      </w:r>
+    </w:p>
+    <w:p>
+      <w:r>
+        <w:t xml:space="preserve">          {</w:t>
+      </w:r>
+    </w:p>
+    <w:p>
+      <w:r>
+        <w:t xml:space="preserve">            "text": "We wore festive clothes to school on the last day before the holiday.",</w:t>
+      </w:r>
+    </w:p>
+    <w:p>
+      <w:r>
+        <w:lastRenderedPageBreak/>
+        <w:t xml:space="preserve">            "</w:t>
+      </w:r>
+      <w:proofErr w:type="spellStart"/>
+      <w:r>
+        <w:t>audioUrl</w:t>
+      </w:r>
+      <w:proofErr w:type="spellEnd"/>
+      <w:r>
+        <w:t>": "",</w:t>
+      </w:r>
+    </w:p>
+    <w:p>
+      <w:r>
+        <w:t xml:space="preserve">            "</w:t>
+      </w:r>
+      <w:proofErr w:type="spellStart"/>
+      <w:r>
+        <w:t>partOfSpeech</w:t>
+      </w:r>
+      <w:proofErr w:type="spellEnd"/>
+      <w:r>
+        <w:t>": "adjective",</w:t>
+      </w:r>
+    </w:p>
+    <w:p>
+      <w:r>
+        <w:t xml:space="preserve">            "</w:t>
+      </w:r>
+      <w:proofErr w:type="spellStart"/>
+      <w:r>
+        <w:t>senseId</w:t>
+      </w:r>
+      <w:proofErr w:type="spellEnd"/>
+      <w:r>
+        <w:t>": "s1"</w:t>
+      </w:r>
+    </w:p>
+    <w:p>
+      <w:r>
+        <w:t xml:space="preserve">          }</w:t>
+      </w:r>
+    </w:p>
+    <w:p>
+      <w:r>
+        <w:t xml:space="preserve">        ],</w:t>
+      </w:r>
+    </w:p>
+    <w:p>
+      <w:r>
+        <w:t xml:space="preserve">        "</w:t>
+      </w:r>
+      <w:proofErr w:type="spellStart"/>
+      <w:proofErr w:type="gramStart"/>
+      <w:r>
+        <w:t>en</w:t>
+      </w:r>
+      <w:proofErr w:type="spellEnd"/>
+      <w:proofErr w:type="gramEnd"/>
+      <w:r>
+        <w:t>-US": []</w:t>
+      </w:r>
+    </w:p>
+    <w:p>
+      <w:r>
+        <w:t xml:space="preserve">      }</w:t>
+      </w:r>
+    </w:p>
+    <w:p>
+      <w:r>
+        <w:t xml:space="preserve">    },</w:t>
+      </w:r>
+    </w:p>
+    <w:p>
+      <w:r>
+        <w:t xml:space="preserve">    {</w:t>
+      </w:r>
+    </w:p>
+    <w:p>
+      <w:r>
+        <w:t xml:space="preserve">      "</w:t>
+      </w:r>
+      <w:proofErr w:type="spellStart"/>
+      <w:r>
+        <w:t>topicKey</w:t>
+      </w:r>
+      <w:proofErr w:type="spellEnd"/>
+      <w:r>
+        <w:t>": "Holidays",</w:t>
+      </w:r>
+    </w:p>
+    <w:p>
+      <w:r>
+        <w:t xml:space="preserve">      "lessons": [3, 106],</w:t>
+      </w:r>
+    </w:p>
+    <w:p>
+      <w:r>
+        <w:t xml:space="preserve">      "examples": {</w:t>
+      </w:r>
+    </w:p>
+    <w:p>
+      <w:r>
+        <w:t xml:space="preserve">        "</w:t>
+      </w:r>
+      <w:proofErr w:type="spellStart"/>
+      <w:proofErr w:type="gramStart"/>
+      <w:r>
+        <w:t>en</w:t>
+      </w:r>
+      <w:proofErr w:type="spellEnd"/>
+      <w:proofErr w:type="gramEnd"/>
+      <w:r>
+        <w:t>-GB": [</w:t>
+      </w:r>
+    </w:p>
+    <w:p>
+      <w:r>
+        <w:t xml:space="preserve">          {</w:t>
+      </w:r>
+    </w:p>
+    <w:p>
+      <w:r>
+        <w:t xml:space="preserve">            "text": "On New Year's Day, we had a festive </w:t>
+      </w:r>
+      <w:proofErr w:type="gramStart"/>
+      <w:r>
+        <w:t>meal</w:t>
+      </w:r>
+      <w:proofErr w:type="gramEnd"/>
+      <w:r>
+        <w:t xml:space="preserve"> and we sang simple songs.",</w:t>
+      </w:r>
+    </w:p>
+    <w:p>
+      <w:r>
+        <w:t xml:space="preserve">            "</w:t>
+      </w:r>
+      <w:proofErr w:type="spellStart"/>
+      <w:r>
+        <w:t>audioUrl</w:t>
+      </w:r>
+      <w:proofErr w:type="spellEnd"/>
+      <w:r>
+        <w:t>": "",</w:t>
+      </w:r>
+    </w:p>
+    <w:p>
+      <w:r>
+        <w:t xml:space="preserve">            "</w:t>
+      </w:r>
+      <w:proofErr w:type="spellStart"/>
+      <w:r>
+        <w:t>partOfSpeech</w:t>
+      </w:r>
+      <w:proofErr w:type="spellEnd"/>
+      <w:r>
+        <w:t>": "adjective",</w:t>
+      </w:r>
+    </w:p>
+    <w:p>
+      <w:r>
+        <w:t xml:space="preserve">            "</w:t>
+      </w:r>
+      <w:proofErr w:type="spellStart"/>
+      <w:r>
+        <w:t>senseId</w:t>
+      </w:r>
+      <w:proofErr w:type="spellEnd"/>
+      <w:r>
+        <w:t>": "s1"</w:t>
+      </w:r>
+    </w:p>
+    <w:p>
+      <w:pPr>
+        <w:rPr>
+          <w:lang w:val="fr-FR"/>
+        </w:rPr>
+      </w:pPr>
+      <w:r>
+        <w:t xml:space="preserve">          </w:t>
+      </w:r>
+      <w:r>
+        <w:rPr>
+          <w:lang w:val="fr-FR"/>
+        </w:rPr>
+        <w:t>}</w:t>
+      </w:r>
+    </w:p>
+    <w:p>
+      <w:pPr>
+        <w:rPr>
+          <w:lang w:val="fr-FR"/>
+        </w:rPr>
+      </w:pPr>
+      <w:r>
+        <w:rPr>
+          <w:lang w:val="fr-FR"/>
+        </w:rPr>
+        <w:t xml:space="preserve">        ],</w:t>
+      </w:r>
+    </w:p>
+    <w:p>
+      <w:pPr>
+        <w:rPr>
+          <w:lang w:val="fr-FR"/>
+        </w:rPr>
+      </w:pPr>
+      <w:r>
+        <w:rPr>
+          <w:lang w:val="fr-FR"/>
+        </w:rPr>
+        <w:t xml:space="preserve">        "en-US</w:t>
+      </w:r>
+      <w:proofErr w:type="gramStart"/>
+      <w:r>
+        <w:rPr>
+          <w:lang w:val="fr-FR"/>
+        </w:rPr>
+        <w:t>":</w:t>
+      </w:r>
+      <w:proofErr w:type="gramEnd"/>
+      <w:r>
+        <w:rPr>
+          <w:lang w:val="fr-FR"/>
+        </w:rPr>
+        <w:t xml:space="preserve"> []</w:t>
+      </w:r>
+    </w:p>
+    <w:p>
+      <w:pPr>
+        <w:rPr>
+          <w:lang w:val="fr-FR"/>
+        </w:rPr>
+      </w:pPr>
+      <w:r>
+        <w:rPr>
+          <w:lang w:val="fr-FR"/>
+        </w:rPr>
+        <w:t xml:space="preserve">      }</w:t>
+      </w:r>
+    </w:p>
+    <w:p>
+      <w:pPr>
+        <w:rPr>
+          <w:lang w:val="fr-FR"/>
+        </w:rPr>
+      </w:pPr>
+      <w:r>
+        <w:rPr>
+          <w:lang w:val="fr-FR"/>
+        </w:rPr>
+        <w:t xml:space="preserve">    }</w:t>
+      </w:r>
+    </w:p>
+    <w:p>
+      <w:pPr>
+        <w:rPr>
+          <w:lang w:val="fr-FR"/>
+        </w:rPr>
+      </w:pPr>
+      <w:r>
+        <w:rPr>
+          <w:lang w:val="fr-FR"/>
+        </w:rPr>
+        <w:t xml:space="preserve">  ],</w:t>
+      </w:r>
+    </w:p>
+    <w:p>
+      <w:pPr>
+        <w:rPr>
+          <w:lang w:val="fr-FR"/>
+        </w:rPr>
+      </w:pPr>
+      <w:r>
+        <w:rPr>
+          <w:lang w:val="fr-FR"/>
+        </w:rPr>
+        <w:t xml:space="preserve">  "variants</w:t>
+      </w:r>
+      <w:proofErr w:type="gramStart"/>
+      <w:r>
+        <w:rPr>
+          <w:lang w:val="fr-FR"/>
+        </w:rPr>
+        <w:t>":</w:t>
+      </w:r>
+      <w:proofErr w:type="gramEnd"/>
+      <w:r>
+        <w:rPr>
+          <w:lang w:val="fr-FR"/>
+        </w:rPr>
+        <w:t xml:space="preserve"> {</w:t>
+      </w:r>
+    </w:p>
+    <w:p>
+      <w:pPr>
+        <w:rPr>
+          <w:lang w:val="fr-FR"/>
+        </w:rPr>
+      </w:pPr>
+      <w:r>
+        <w:rPr>
+          <w:lang w:val="fr-FR"/>
+        </w:rPr>
+        <w:t xml:space="preserve">    "en-GB</w:t>
+      </w:r>
+      <w:proofErr w:type="gramStart"/>
+      <w:r>
+        <w:rPr>
+          <w:lang w:val="fr-FR"/>
+        </w:rPr>
+        <w:t>":</w:t>
+      </w:r>
+      <w:proofErr w:type="gramEnd"/>
+      <w:r>
+        <w:rPr>
+          <w:lang w:val="fr-FR"/>
+        </w:rPr>
+        <w:t xml:space="preserve"> {</w:t>
+      </w:r>
+    </w:p>
+    <w:p>
+      <w:pPr>
+        <w:rPr>
+          <w:lang w:val="fr-FR"/>
+        </w:rPr>
+      </w:pPr>
+      <w:r>
+        <w:rPr>
+          <w:lang w:val="fr-FR"/>
+        </w:rPr>
+        <w:t xml:space="preserve">      "</w:t>
+      </w:r>
+      <w:proofErr w:type="spellStart"/>
+      <w:r>
+        <w:rPr>
+          <w:lang w:val="fr-FR"/>
+        </w:rPr>
+        <w:t>phonetics</w:t>
+      </w:r>
+      <w:proofErr w:type="spellEnd"/>
+      <w:proofErr w:type="gramStart"/>
+      <w:r>
+        <w:rPr>
+          <w:lang w:val="fr-FR"/>
+        </w:rPr>
+        <w:t>":</w:t>
+      </w:r>
+      <w:proofErr w:type="gramEnd"/>
+      <w:r>
+        <w:rPr>
+          <w:lang w:val="fr-FR"/>
+        </w:rPr>
+        <w:t xml:space="preserve"> </w:t>
+      </w:r>
+      <w:proofErr w:type="gramStart"/>
+      <w:r>
+        <w:rPr>
+          <w:lang w:val="fr-FR"/>
+        </w:rPr>
+        <w:t>{ "</w:t>
+      </w:r>
+      <w:proofErr w:type="spellStart"/>
+      <w:proofErr w:type="gramEnd"/>
+      <w:r>
+        <w:rPr>
+          <w:lang w:val="fr-FR"/>
+        </w:rPr>
+        <w:t>ipa</w:t>
+      </w:r>
+      <w:proofErr w:type="spellEnd"/>
+      <w:proofErr w:type="gramStart"/>
+      <w:r>
+        <w:rPr>
+          <w:lang w:val="fr-FR"/>
+        </w:rPr>
+        <w:t>":</w:t>
+      </w:r>
+      <w:proofErr w:type="gramEnd"/>
+      <w:r>
+        <w:rPr>
+          <w:lang w:val="fr-FR"/>
+        </w:rPr>
+        <w:t xml:space="preserve"> "/</w:t>
+      </w:r>
+      <w:r>
+        <w:rPr>
+          <w:rFonts w:ascii="Arial" w:hAnsi="Arial" w:cs="Arial"/>
+          <w:lang w:val="fr-FR"/>
+        </w:rPr>
+        <w:t>ˈ</w:t>
+      </w:r>
+      <w:proofErr w:type="spellStart"/>
+      <w:r>
+        <w:rPr>
+          <w:lang w:val="fr-FR"/>
+        </w:rPr>
+        <w:t>fest</w:t>
+      </w:r>
+      <w:r>
+        <w:rPr>
+          <w:rFonts w:ascii="Arial" w:hAnsi="Arial" w:cs="Arial"/>
+          <w:lang w:val="fr-FR"/>
+        </w:rPr>
+        <w:t>ɪ</w:t>
+      </w:r>
+      <w:r>
+        <w:rPr>
+          <w:lang w:val="fr-FR"/>
+        </w:rPr>
+        <w:t>v</w:t>
+      </w:r>
+      <w:proofErr w:type="spellEnd"/>
+      <w:r>
+        <w:rPr>
+          <w:lang w:val="fr-FR"/>
+        </w:rPr>
+        <w:t>/", "</w:t>
+      </w:r>
+      <w:proofErr w:type="spellStart"/>
+      <w:r>
+        <w:rPr>
+          <w:lang w:val="fr-FR"/>
+        </w:rPr>
+        <w:t>audioUrl</w:t>
+      </w:r>
+      <w:proofErr w:type="spellEnd"/>
+      <w:proofErr w:type="gramStart"/>
+      <w:r>
+        <w:rPr>
+          <w:lang w:val="fr-FR"/>
+        </w:rPr>
+        <w:t>":</w:t>
+      </w:r>
+      <w:proofErr w:type="gramEnd"/>
+      <w:r>
+        <w:rPr>
+          <w:lang w:val="fr-FR"/>
+        </w:rPr>
+        <w:t xml:space="preserve"> "", "</w:t>
+      </w:r>
+      <w:proofErr w:type="spellStart"/>
+      <w:r>
+        <w:rPr>
+          <w:lang w:val="fr-FR"/>
+        </w:rPr>
+        <w:t>voice</w:t>
+      </w:r>
+      <w:proofErr w:type="spellEnd"/>
+      <w:proofErr w:type="gramStart"/>
+      <w:r>
+        <w:rPr>
+          <w:lang w:val="fr-FR"/>
+        </w:rPr>
+        <w:t>":</w:t>
+      </w:r>
+      <w:proofErr w:type="gramEnd"/>
+      <w:r>
+        <w:rPr>
+          <w:lang w:val="fr-FR"/>
+        </w:rPr>
+        <w:t xml:space="preserve"> "en-GB</w:t>
+      </w:r>
+      <w:proofErr w:type="gramStart"/>
+      <w:r>
+        <w:rPr>
+          <w:lang w:val="fr-FR"/>
+        </w:rPr>
+        <w:t>" }</w:t>
+      </w:r>
+      <w:proofErr w:type="gramEnd"/>
+    </w:p>
+    <w:p>
+      <w:pPr>
+        <w:rPr>
+          <w:lang w:val="fr-FR"/>
+        </w:rPr>
+      </w:pPr>
+      <w:r>
+        <w:rPr>
+          <w:lang w:val="fr-FR"/>
+        </w:rPr>
+        <w:t xml:space="preserve">    },</w:t>
+      </w:r>
+    </w:p>
+    <w:p>
+      <w:r>
+        <w:rPr>
+          <w:lang w:val="fr-FR"/>
+        </w:rPr>
+        <w:t xml:space="preserve">    </w:t>
+      </w:r>
+      <w:r>
+        <w:t>"</w:t>
+      </w:r>
+      <w:proofErr w:type="spellStart"/>
+      <w:proofErr w:type="gramStart"/>
+      <w:r>
+        <w:t>en</w:t>
+      </w:r>
+      <w:proofErr w:type="spellEnd"/>
+      <w:proofErr w:type="gramEnd"/>
+      <w:r>
+        <w:t>-US": {</w:t>
+      </w:r>
+    </w:p>
+    <w:p>
+      <w:r>
+        <w:t xml:space="preserve">      "phonetics": </w:t>
+      </w:r>
+      <w:proofErr w:type="gramStart"/>
+      <w:r>
+        <w:t>{ "</w:t>
+      </w:r>
+      <w:proofErr w:type="spellStart"/>
+      <w:proofErr w:type="gramEnd"/>
+      <w:r>
+        <w:t>ipa</w:t>
+      </w:r>
+      <w:proofErr w:type="spellEnd"/>
+      <w:r>
+        <w:t>": "/</w:t>
+      </w:r>
+      <w:r>
+        <w:rPr>
+          <w:rFonts w:ascii="Arial" w:hAnsi="Arial" w:cs="Arial"/>
+        </w:rPr>
+        <w:t>ˈ</w:t>
+      </w:r>
+      <w:proofErr w:type="spellStart"/>
+      <w:r>
+        <w:t>fest</w:t>
+      </w:r>
+      <w:r>
+        <w:rPr>
+          <w:rFonts w:ascii="Arial" w:hAnsi="Arial" w:cs="Arial"/>
+        </w:rPr>
+        <w:t>ɪ</w:t>
+      </w:r>
+      <w:r>
+        <w:t>v</w:t>
+      </w:r>
+      <w:proofErr w:type="spellEnd"/>
+      <w:r>
+        <w:t>/", "</w:t>
+      </w:r>
+      <w:proofErr w:type="spellStart"/>
+      <w:r>
+        <w:t>audioUrl</w:t>
+      </w:r>
+      <w:proofErr w:type="spellEnd"/>
+      <w:r>
+        <w:t>": "", "voice": "</w:t>
+      </w:r>
+      <w:proofErr w:type="spellStart"/>
+      <w:r>
+        <w:t>en</w:t>
+      </w:r>
+      <w:proofErr w:type="spellEnd"/>
+      <w:r>
+        <w:t>-US</w:t>
+      </w:r>
+      <w:proofErr w:type="gramStart"/>
+      <w:r>
+        <w:t>" }</w:t>
+      </w:r>
+      <w:proofErr w:type="gramEnd"/>
+    </w:p>
+    <w:p>
+      <w:pPr>
+        <w:rPr>
+          <w:lang w:val="fr-FR"/>
+        </w:rPr>
+      </w:pPr>
+      <w:r>
+        <w:t xml:space="preserve">    </w:t>
+      </w:r>
+      <w:r>
+        <w:rPr>
+          <w:lang w:val="fr-FR"/>
+        </w:rPr>
+        <w:t>}</w:t>
+      </w:r>
+    </w:p>
+    <w:p>
+      <w:r>
+        <w:rPr>
+          <w:lang w:val="fr-FR"/>
+        </w:rPr>
+        <w:t xml:space="preserve">  </w:t>
+      </w:r>
+      <w:r>
+        <w:t>}</w:t>
+      </w:r>
+    </w:p>
+    <w:p>
+      <w:r>
+        <w:t>}</w:t>
+      </w:r>
+    </w:p>
+    <w:p/>
+    <w:p>
+      <w:r>
+        <w:t xml:space="preserve">If </w:t>
+      </w:r>
+      <w:proofErr w:type="spellStart"/>
+      <w:r>
+        <w:t>en</w:t>
+      </w:r>
+      <w:proofErr w:type="spellEnd"/>
+      <w:r>
+        <w:t>-</w:t>
+      </w:r>
+      <w:r>
+        <w:t>GB version</w:t>
+      </w:r>
+      <w:r>
+        <w:t xml:space="preserve"> of the </w:t>
+      </w:r>
+      <w:proofErr w:type="gramStart"/>
+      <w:r>
+        <w:t xml:space="preserve">lemma </w:t>
+      </w:r>
+      <w:r>
+        <w:t xml:space="preserve"> and</w:t>
+      </w:r>
+      <w:proofErr w:type="gramEnd"/>
+      <w:r>
+        <w:t xml:space="preserve"> </w:t>
+      </w:r>
+      <w:proofErr w:type="spellStart"/>
+      <w:r>
+        <w:t>en</w:t>
+      </w:r>
+      <w:proofErr w:type="spellEnd"/>
+      <w:r>
+        <w:t>-</w:t>
+      </w:r>
+      <w:r>
+        <w:t>U</w:t>
+      </w:r>
+      <w:r>
+        <w:t>S</w:t>
+      </w:r>
+      <w:r>
+        <w:t xml:space="preserve"> version have </w:t>
+      </w:r>
+      <w:r>
+        <w:t>different senses, give each definition and provide examples like this {</w:t>
+      </w:r>
+    </w:p>
+    <w:p>
+      <w:r>
+        <w:t xml:space="preserve">  "words": [</w:t>
+      </w:r>
+    </w:p>
+    <w:p>
+      <w:r>
+        <w:t xml:space="preserve">    {</w:t>
+      </w:r>
+    </w:p>
+    <w:p>
+      <w:r>
+        <w:t xml:space="preserve">      "id": 10,</w:t>
+      </w:r>
+    </w:p>
+    <w:p>
+      <w:r>
+        <w:t xml:space="preserve">      "lemma": "first-floor",</w:t>
+      </w:r>
+    </w:p>
+    <w:p>
+      <w:r>
+        <w:t xml:space="preserve">      "language": "</w:t>
+      </w:r>
+      <w:proofErr w:type="spellStart"/>
+      <w:r>
+        <w:t>en</w:t>
+      </w:r>
+      <w:proofErr w:type="spellEnd"/>
+      <w:r>
+        <w:t>",</w:t>
+      </w:r>
+    </w:p>
+    <w:p>
+      <w:r>
+        <w:t xml:space="preserve">      "</w:t>
+      </w:r>
+      <w:proofErr w:type="spellStart"/>
+      <w:r>
+        <w:t>english</w:t>
+      </w:r>
+      <w:proofErr w:type="spellEnd"/>
+      <w:r>
+        <w:t>": "first-floor",</w:t>
+      </w:r>
+    </w:p>
+    <w:p>
+      <w:r>
+        <w:t xml:space="preserve">      "</w:t>
+      </w:r>
+      <w:proofErr w:type="spellStart"/>
+      <w:r>
+        <w:t>enUrl</w:t>
+      </w:r>
+      <w:proofErr w:type="spellEnd"/>
+      <w:r>
+        <w:t>": "",</w:t>
+      </w:r>
+    </w:p>
+    <w:p>
+      <w:r>
+        <w:t xml:space="preserve">      "</w:t>
+      </w:r>
+      <w:proofErr w:type="spellStart"/>
+      <w:r>
+        <w:t>american</w:t>
+      </w:r>
+      <w:proofErr w:type="spellEnd"/>
+      <w:r>
+        <w:t>": "",</w:t>
+      </w:r>
+    </w:p>
+    <w:p>
+      <w:r>
+        <w:t xml:space="preserve">      "</w:t>
+      </w:r>
+      <w:proofErr w:type="spellStart"/>
+      <w:r>
+        <w:t>amUrl</w:t>
+      </w:r>
+      <w:proofErr w:type="spellEnd"/>
+      <w:r>
+        <w:t>": "",</w:t>
+      </w:r>
+    </w:p>
+    <w:p>
+      <w:r>
+        <w:t xml:space="preserve">      "lessons": [</w:t>
+      </w:r>
+    </w:p>
+    <w:p>
+      <w:r>
+        <w:t xml:space="preserve">        1,</w:t>
+      </w:r>
+    </w:p>
+    <w:p>
+      <w:r>
+        <w:t xml:space="preserve">        116</w:t>
+      </w:r>
+    </w:p>
+    <w:p>
+      <w:r>
+        <w:t xml:space="preserve">      ],</w:t>
+      </w:r>
+    </w:p>
+    <w:p>
+      <w:r>
+        <w:t xml:space="preserve">      "levels": [</w:t>
+      </w:r>
+    </w:p>
+    <w:p>
+      <w:r>
+        <w:lastRenderedPageBreak/>
+        <w:t xml:space="preserve">        "B1"</w:t>
+      </w:r>
+    </w:p>
+    <w:p>
+      <w:r>
+        <w:t xml:space="preserve">      ],</w:t>
+      </w:r>
+    </w:p>
+    <w:p>
+      <w:r>
+        <w:t xml:space="preserve">      "</w:t>
+      </w:r>
+      <w:proofErr w:type="spellStart"/>
+      <w:r>
+        <w:t>partsOfSpeech</w:t>
+      </w:r>
+      <w:proofErr w:type="spellEnd"/>
+      <w:r>
+        <w:t>": [</w:t>
+      </w:r>
+    </w:p>
+    <w:p>
+      <w:r>
+        <w:t xml:space="preserve">        {</w:t>
+      </w:r>
+    </w:p>
+    <w:p>
+      <w:r>
+        <w:t xml:space="preserve">          "</w:t>
+      </w:r>
+      <w:proofErr w:type="spellStart"/>
+      <w:r>
+        <w:t>partOfSpeech</w:t>
+      </w:r>
+      <w:proofErr w:type="spellEnd"/>
+      <w:r>
+        <w:t>": "adjective",</w:t>
+      </w:r>
+    </w:p>
+    <w:p>
+      <w:r>
+        <w:t xml:space="preserve">          "definitions": [</w:t>
+      </w:r>
+    </w:p>
+    <w:p>
+      <w:r>
+        <w:t xml:space="preserve">            {</w:t>
+      </w:r>
+    </w:p>
+    <w:p>
+      <w:r>
+        <w:t xml:space="preserve">              "</w:t>
+      </w:r>
+      <w:proofErr w:type="spellStart"/>
+      <w:r>
+        <w:t>senseId</w:t>
+      </w:r>
+      <w:proofErr w:type="spellEnd"/>
+      <w:r>
+        <w:t>": "s1",</w:t>
+      </w:r>
+    </w:p>
+    <w:p>
+      <w:r>
+        <w:t xml:space="preserve">              "definition": {</w:t>
+      </w:r>
+    </w:p>
+    <w:p>
+      <w:r>
+        <w:t xml:space="preserve">                "</w:t>
+      </w:r>
+      <w:proofErr w:type="spellStart"/>
+      <w:proofErr w:type="gramStart"/>
+      <w:r>
+        <w:t>en</w:t>
+      </w:r>
+      <w:proofErr w:type="spellEnd"/>
+      <w:proofErr w:type="gramEnd"/>
+      <w:r>
+        <w:t>-GB": {</w:t>
+      </w:r>
+    </w:p>
+    <w:p>
+      <w:r>
+        <w:t xml:space="preserve">                  "text": "On the floor above the ground floor.",</w:t>
+      </w:r>
+    </w:p>
+    <w:p>
+      <w:r>
+        <w:t xml:space="preserve">                  "</w:t>
+      </w:r>
+      <w:proofErr w:type="spellStart"/>
+      <w:r>
+        <w:t>audioUrl</w:t>
+      </w:r>
+      <w:proofErr w:type="spellEnd"/>
+      <w:r>
+        <w:t>": ""</w:t>
+      </w:r>
+    </w:p>
+    <w:p>
+      <w:r>
+        <w:t xml:space="preserve">                },</w:t>
+      </w:r>
+    </w:p>
+    <w:p>
+      <w:r>
+        <w:t xml:space="preserve">                "</w:t>
+      </w:r>
+      <w:proofErr w:type="spellStart"/>
+      <w:proofErr w:type="gramStart"/>
+      <w:r>
+        <w:t>en</w:t>
+      </w:r>
+      <w:proofErr w:type="spellEnd"/>
+      <w:proofErr w:type="gramEnd"/>
+      <w:r>
+        <w:t>-US": {</w:t>
+      </w:r>
+    </w:p>
+    <w:p>
+      <w:r>
+        <w:t xml:space="preserve">                  "text": "",</w:t>
+      </w:r>
+    </w:p>
+    <w:p>
+      <w:r>
+        <w:t xml:space="preserve">                  "</w:t>
+      </w:r>
+      <w:proofErr w:type="spellStart"/>
+      <w:r>
+        <w:t>audioUrl</w:t>
+      </w:r>
+      <w:proofErr w:type="spellEnd"/>
+      <w:r>
+        <w:t>": ""</w:t>
+      </w:r>
+    </w:p>
+    <w:p>
+      <w:r>
+        <w:t xml:space="preserve">                }</w:t>
+      </w:r>
+    </w:p>
+    <w:p>
+      <w:r>
+        <w:t xml:space="preserve">              },</w:t>
+      </w:r>
+    </w:p>
+    <w:p>
+      <w:r>
+        <w:t xml:space="preserve">              "examples": {</w:t>
+      </w:r>
+    </w:p>
+    <w:p>
+      <w:r>
+        <w:t xml:space="preserve">                "</w:t>
+      </w:r>
+      <w:proofErr w:type="spellStart"/>
+      <w:proofErr w:type="gramStart"/>
+      <w:r>
+        <w:t>en</w:t>
+      </w:r>
+      <w:proofErr w:type="spellEnd"/>
+      <w:proofErr w:type="gramEnd"/>
+      <w:r>
+        <w:t>-GB": [</w:t>
+      </w:r>
+    </w:p>
+    <w:p>
+      <w:r>
+        <w:t xml:space="preserve">                  {</w:t>
+      </w:r>
+    </w:p>
+    <w:p>
+      <w:r>
+        <w:t xml:space="preserve">                    "text": "Our first-floor home is above the shops, and we can see the park from the window.",</w:t>
+      </w:r>
+    </w:p>
+    <w:p>
+      <w:r>
+        <w:t xml:space="preserve">                    "</w:t>
+      </w:r>
+      <w:proofErr w:type="spellStart"/>
+      <w:r>
+        <w:t>audioUrl</w:t>
+      </w:r>
+      <w:proofErr w:type="spellEnd"/>
+      <w:r>
+        <w:t>": "",</w:t>
+      </w:r>
+    </w:p>
+    <w:p>
+      <w:r>
+        <w:t xml:space="preserve">                    "</w:t>
+      </w:r>
+      <w:proofErr w:type="spellStart"/>
+      <w:r>
+        <w:t>partOfSpeech</w:t>
+      </w:r>
+      <w:proofErr w:type="spellEnd"/>
+      <w:r>
+        <w:t>": "adjective",</w:t>
+      </w:r>
+    </w:p>
+    <w:p>
+      <w:r>
+        <w:t xml:space="preserve">                    "</w:t>
+      </w:r>
+      <w:proofErr w:type="spellStart"/>
+      <w:r>
+        <w:t>senseId</w:t>
+      </w:r>
+      <w:proofErr w:type="spellEnd"/>
+      <w:r>
+        <w:t>": "s1"</w:t>
+      </w:r>
+    </w:p>
+    <w:p>
+      <w:r>
+        <w:t xml:space="preserve">                  }</w:t>
+      </w:r>
+    </w:p>
+    <w:p>
+      <w:r>
+        <w:t xml:space="preserve">                ],</w:t>
+      </w:r>
+    </w:p>
+    <w:p>
+      <w:r>
+        <w:t xml:space="preserve">                "</w:t>
+      </w:r>
+      <w:proofErr w:type="spellStart"/>
+      <w:proofErr w:type="gramStart"/>
+      <w:r>
+        <w:t>en</w:t>
+      </w:r>
+      <w:proofErr w:type="spellEnd"/>
+      <w:proofErr w:type="gramEnd"/>
+      <w:r>
+        <w:t>-US": [</w:t>
+      </w:r>
+    </w:p>
+    <w:p>
+      <w:r>
+        <w:t xml:space="preserve">                  {</w:t>
+      </w:r>
+    </w:p>
+    <w:p>
+      <w:r>
+        <w:t xml:space="preserve">                    "text": "",</w:t>
+      </w:r>
+    </w:p>
+    <w:p>
+      <w:r>
+        <w:t xml:space="preserve">                    "</w:t>
+      </w:r>
+      <w:proofErr w:type="spellStart"/>
+      <w:r>
+        <w:t>audioUrl</w:t>
+      </w:r>
+      <w:proofErr w:type="spellEnd"/>
+      <w:r>
+        <w:t>": "",</w:t>
+      </w:r>
+    </w:p>
+    <w:p>
+      <w:r>
+        <w:t xml:space="preserve">                    "</w:t>
+      </w:r>
+      <w:proofErr w:type="spellStart"/>
+      <w:r>
+        <w:t>partOfSpeech</w:t>
+      </w:r>
+      <w:proofErr w:type="spellEnd"/>
+      <w:r>
+        <w:t>": "adjective",</w:t>
+      </w:r>
+    </w:p>
+    <w:p>
+      <w:pPr>
+        <w:rPr>
+          <w:lang w:val="fr-FR"/>
+        </w:rPr>
+      </w:pPr>
+      <w:r>
+        <w:t xml:space="preserve">                    </w:t>
+      </w:r>
+      <w:r>
+        <w:rPr>
+          <w:lang w:val="fr-FR"/>
+        </w:rPr>
+        <w:t>"senseId</w:t>
+      </w:r>
+      <w:proofErr w:type="gramStart"/>
+      <w:r>
+        <w:rPr>
+          <w:lang w:val="fr-FR"/>
+        </w:rPr>
+        <w:t>":</w:t>
+      </w:r>
+      <w:proofErr w:type="gramEnd"/>
+      <w:r>
+        <w:rPr>
+          <w:lang w:val="fr-FR"/>
+        </w:rPr>
+        <w:t xml:space="preserve"> "s1"</w:t>
+      </w:r>
+    </w:p>
+    <w:p>
+      <w:pPr>
+        <w:rPr>
+          <w:lang w:val="fr-FR"/>
+        </w:rPr>
+      </w:pPr>
+      <w:r>
+        <w:rPr>
+          <w:lang w:val="fr-FR"/>
+        </w:rPr>
+        <w:t xml:space="preserve">                  }</w:t>
+      </w:r>
+    </w:p>
+    <w:p>
+      <w:pPr>
+        <w:rPr>
+          <w:lang w:val="fr-FR"/>
+        </w:rPr>
+      </w:pPr>
+      <w:r>
+        <w:rPr>
+          <w:lang w:val="fr-FR"/>
+        </w:rPr>
+        <w:t xml:space="preserve">                ]</w:t>
+      </w:r>
+    </w:p>
+    <w:p>
+      <w:pPr>
+        <w:rPr>
+          <w:lang w:val="fr-FR"/>
+        </w:rPr>
+      </w:pPr>
+      <w:r>
+        <w:rPr>
+          <w:lang w:val="fr-FR"/>
+        </w:rPr>
+        <w:t xml:space="preserve">              },</w:t>
+      </w:r>
+    </w:p>
+    <w:p>
+      <w:pPr>
+        <w:rPr>
+          <w:lang w:val="fr-FR"/>
+        </w:rPr>
+      </w:pPr>
+      <w:r>
+        <w:rPr>
+          <w:lang w:val="fr-FR"/>
+        </w:rPr>
+        <w:t xml:space="preserve">              "locales</w:t>
+      </w:r>
+      <w:proofErr w:type="gramStart"/>
+      <w:r>
+        <w:rPr>
+          <w:lang w:val="fr-FR"/>
+        </w:rPr>
+        <w:t>":</w:t>
+      </w:r>
+      <w:proofErr w:type="gramEnd"/>
+      <w:r>
+        <w:rPr>
+          <w:lang w:val="fr-FR"/>
+        </w:rPr>
+        <w:t xml:space="preserve"> [</w:t>
+      </w:r>
+    </w:p>
+    <w:p>
+      <w:pPr>
+        <w:rPr>
+          <w:lang w:val="fr-FR"/>
+        </w:rPr>
+      </w:pPr>
+      <w:r>
+        <w:rPr>
+          <w:lang w:val="fr-FR"/>
+        </w:rPr>
+        <w:t xml:space="preserve">                "en-GB"</w:t>
+      </w:r>
+    </w:p>
+    <w:p>
+      <w:r>
+        <w:rPr>
+          <w:lang w:val="fr-FR"/>
+        </w:rPr>
+        <w:t xml:space="preserve">              </w:t>
+      </w:r>
+      <w:r>
+        <w:t>]</w:t>
+      </w:r>
+    </w:p>
+    <w:p>
+      <w:r>
+        <w:t xml:space="preserve">            },</w:t>
+      </w:r>
+    </w:p>
+    <w:p>
+      <w:r>
+        <w:t xml:space="preserve">            {</w:t>
+      </w:r>
+    </w:p>
+    <w:p>
+      <w:r>
+        <w:t xml:space="preserve">              "</w:t>
+      </w:r>
+      <w:proofErr w:type="spellStart"/>
+      <w:r>
+        <w:t>senseId</w:t>
+      </w:r>
+      <w:proofErr w:type="spellEnd"/>
+      <w:r>
+        <w:t>": "s2",</w:t>
+      </w:r>
+    </w:p>
+    <w:p>
+      <w:r>
+        <w:t xml:space="preserve">              "definition": {</w:t>
+      </w:r>
+    </w:p>
+    <w:p>
+      <w:r>
+        <w:t xml:space="preserve">                "</w:t>
+      </w:r>
+      <w:proofErr w:type="spellStart"/>
+      <w:proofErr w:type="gramStart"/>
+      <w:r>
+        <w:t>en</w:t>
+      </w:r>
+      <w:proofErr w:type="spellEnd"/>
+      <w:proofErr w:type="gramEnd"/>
+      <w:r>
+        <w:t>-GB": {</w:t>
+      </w:r>
+    </w:p>
+    <w:p>
+      <w:r>
+        <w:t xml:space="preserve">                  "text": "",</w:t>
+      </w:r>
+    </w:p>
+    <w:p>
+      <w:r>
+        <w:t xml:space="preserve">                  "</w:t>
+      </w:r>
+      <w:proofErr w:type="spellStart"/>
+      <w:r>
+        <w:t>audioUrl</w:t>
+      </w:r>
+      <w:proofErr w:type="spellEnd"/>
+      <w:r>
+        <w:t>": ""</w:t>
+      </w:r>
+    </w:p>
+    <w:p>
+      <w:r>
+        <w:t xml:space="preserve">                },</w:t>
+      </w:r>
+    </w:p>
+    <w:p>
+      <w:r>
+        <w:t xml:space="preserve">                "</w:t>
+      </w:r>
+      <w:proofErr w:type="spellStart"/>
+      <w:proofErr w:type="gramStart"/>
+      <w:r>
+        <w:t>en</w:t>
+      </w:r>
+      <w:proofErr w:type="spellEnd"/>
+      <w:proofErr w:type="gramEnd"/>
+      <w:r>
+        <w:t>-US": {</w:t>
+      </w:r>
+    </w:p>
+    <w:p>
+      <w:r>
+        <w:t xml:space="preserve">                  "text": "On the ground floor of a building.",</w:t>
+      </w:r>
+    </w:p>
+    <w:p>
+      <w:r>
+        <w:lastRenderedPageBreak/>
+        <w:t xml:space="preserve">                  "</w:t>
+      </w:r>
+      <w:proofErr w:type="spellStart"/>
+      <w:r>
+        <w:t>audioUrl</w:t>
+      </w:r>
+      <w:proofErr w:type="spellEnd"/>
+      <w:r>
+        <w:t>": ""</w:t>
+      </w:r>
+    </w:p>
+    <w:p>
+      <w:r>
+        <w:t xml:space="preserve">                }</w:t>
+      </w:r>
+    </w:p>
+    <w:p>
+      <w:r>
+        <w:t xml:space="preserve">              },</w:t>
+      </w:r>
+    </w:p>
+    <w:p>
+      <w:r>
+        <w:t xml:space="preserve">              "examples": {</w:t>
+      </w:r>
+    </w:p>
+    <w:p>
+      <w:r>
+        <w:t xml:space="preserve">                "</w:t>
+      </w:r>
+      <w:proofErr w:type="spellStart"/>
+      <w:proofErr w:type="gramStart"/>
+      <w:r>
+        <w:t>en</w:t>
+      </w:r>
+      <w:proofErr w:type="spellEnd"/>
+      <w:proofErr w:type="gramEnd"/>
+      <w:r>
+        <w:t>-GB": [</w:t>
+      </w:r>
+    </w:p>
+    <w:p>
+      <w:r>
+        <w:t xml:space="preserve">                  {</w:t>
+      </w:r>
+    </w:p>
+    <w:p>
+      <w:r>
+        <w:t xml:space="preserve">                    "text": "",</w:t>
+      </w:r>
+    </w:p>
+    <w:p>
+      <w:r>
+        <w:t xml:space="preserve">                    "</w:t>
+      </w:r>
+      <w:proofErr w:type="spellStart"/>
+      <w:r>
+        <w:t>audioUrl</w:t>
+      </w:r>
+      <w:proofErr w:type="spellEnd"/>
+      <w:r>
+        <w:t>": "",</w:t>
+      </w:r>
+    </w:p>
+    <w:p>
+      <w:r>
+        <w:t xml:space="preserve">                    "</w:t>
+      </w:r>
+      <w:proofErr w:type="spellStart"/>
+      <w:r>
+        <w:t>partOfSpeech</w:t>
+      </w:r>
+      <w:proofErr w:type="spellEnd"/>
+      <w:r>
+        <w:t>": "adjective",</w:t>
+      </w:r>
+    </w:p>
+    <w:p>
+      <w:r>
+        <w:t xml:space="preserve">                    "</w:t>
+      </w:r>
+      <w:proofErr w:type="spellStart"/>
+      <w:r>
+        <w:t>senseId</w:t>
+      </w:r>
+      <w:proofErr w:type="spellEnd"/>
+      <w:r>
+        <w:t>": "s2"</w:t>
+      </w:r>
+    </w:p>
+    <w:p>
+      <w:r>
+        <w:t xml:space="preserve">                  }</w:t>
+      </w:r>
+    </w:p>
+    <w:p>
+      <w:r>
+        <w:t xml:space="preserve">                ],</w:t>
+      </w:r>
+    </w:p>
+    <w:p>
+      <w:r>
+        <w:t xml:space="preserve">                "</w:t>
+      </w:r>
+      <w:proofErr w:type="spellStart"/>
+      <w:proofErr w:type="gramStart"/>
+      <w:r>
+        <w:t>en</w:t>
+      </w:r>
+      <w:proofErr w:type="spellEnd"/>
+      <w:proofErr w:type="gramEnd"/>
+      <w:r>
+        <w:t>-US": [</w:t>
+      </w:r>
+    </w:p>
+    <w:p>
+      <w:r>
+        <w:t xml:space="preserve">                  {</w:t>
+      </w:r>
+    </w:p>
+    <w:p>
+      <w:r>
+        <w:t xml:space="preserve">                    "text": "Her first-floor home is on the street level, so she does not climb any stairs.",</w:t>
+      </w:r>
+    </w:p>
+    <w:p>
+      <w:r>
+        <w:t xml:space="preserve">                    "</w:t>
+      </w:r>
+      <w:proofErr w:type="spellStart"/>
+      <w:r>
+        <w:t>audioUrl</w:t>
+      </w:r>
+      <w:proofErr w:type="spellEnd"/>
+      <w:r>
+        <w:t>": "",</w:t>
+      </w:r>
+    </w:p>
+    <w:p>
+      <w:r>
+        <w:t xml:space="preserve">                    "</w:t>
+      </w:r>
+      <w:proofErr w:type="spellStart"/>
+      <w:r>
+        <w:t>partOfSpeech</w:t>
+      </w:r>
+      <w:proofErr w:type="spellEnd"/>
+      <w:r>
+        <w:t>": "adjective",</w:t>
+      </w:r>
+    </w:p>
+    <w:p>
+      <w:r>
+        <w:t xml:space="preserve">                    "</w:t>
+      </w:r>
+      <w:proofErr w:type="spellStart"/>
+      <w:r>
+        <w:t>senseId</w:t>
+      </w:r>
+      <w:proofErr w:type="spellEnd"/>
+      <w:r>
+        <w:t>": "s2"</w:t>
+      </w:r>
+    </w:p>
+    <w:p>
+      <w:r>
+        <w:t xml:space="preserve">                  }</w:t>
+      </w:r>
+    </w:p>
+    <w:p>
+      <w:r>
+        <w:t xml:space="preserve">                ]</w:t>
+      </w:r>
+    </w:p>
+    <w:p>
+      <w:r>
+        <w:t xml:space="preserve">              },</w:t>
+      </w:r>
+    </w:p>
+    <w:p>
+      <w:r>
+        <w:t xml:space="preserve">              "locales": [</w:t>
+      </w:r>
+    </w:p>
+    <w:p>
+      <w:r>
+        <w:t xml:space="preserve">                "</w:t>
+      </w:r>
+      <w:proofErr w:type="spellStart"/>
+      <w:proofErr w:type="gramStart"/>
+      <w:r>
+        <w:t>en</w:t>
+      </w:r>
+      <w:proofErr w:type="spellEnd"/>
+      <w:proofErr w:type="gramEnd"/>
+      <w:r>
+        <w:t>-US"</w:t>
+      </w:r>
+    </w:p>
+    <w:p>
+      <w:r>
+        <w:t xml:space="preserve">              ]</w:t>
+      </w:r>
+    </w:p>
+    <w:p>
+      <w:r>
+        <w:t xml:space="preserve">            }</w:t>
+      </w:r>
+    </w:p>
+    <w:p>
+      <w:r>
+        <w:t xml:space="preserve">          ]</w:t>
+      </w:r>
+    </w:p>
+    <w:p>
+      <w:r>
+        <w:t xml:space="preserve">        }</w:t>
+      </w:r>
+    </w:p>
+    <w:p>
+      <w:r>
+        <w:t xml:space="preserve">      ],</w:t>
+      </w:r>
+    </w:p>
+    <w:p>
+      <w:r>
+        <w:t xml:space="preserve">      "topics": [</w:t>
+      </w:r>
+    </w:p>
+    <w:p>
+      <w:r>
+        <w:t xml:space="preserve">        {</w:t>
+      </w:r>
+    </w:p>
+    <w:p>
+      <w:r>
+        <w:t xml:space="preserve">          "</w:t>
+      </w:r>
+      <w:proofErr w:type="spellStart"/>
+      <w:r>
+        <w:t>topicKey</w:t>
+      </w:r>
+      <w:proofErr w:type="spellEnd"/>
+      <w:r>
+        <w:t>": "Adjectives",</w:t>
+      </w:r>
+    </w:p>
+    <w:p>
+      <w:r>
+        <w:t xml:space="preserve">          "lessons": [</w:t>
+      </w:r>
+    </w:p>
+    <w:p>
+      <w:r>
+        <w:t xml:space="preserve">            116</w:t>
+      </w:r>
+    </w:p>
+    <w:p>
+      <w:r>
+        <w:t xml:space="preserve">          ],</w:t>
+      </w:r>
+    </w:p>
+    <w:p>
+      <w:r>
+        <w:t xml:space="preserve">          "examples": {</w:t>
+      </w:r>
+    </w:p>
+    <w:p>
+      <w:r>
+        <w:t xml:space="preserve">            "</w:t>
+      </w:r>
+      <w:proofErr w:type="spellStart"/>
+      <w:proofErr w:type="gramStart"/>
+      <w:r>
+        <w:t>en</w:t>
+      </w:r>
+      <w:proofErr w:type="spellEnd"/>
+      <w:proofErr w:type="gramEnd"/>
+      <w:r>
+        <w:t>-GB": [</w:t>
+      </w:r>
+    </w:p>
+    <w:p>
+      <w:r>
+        <w:t xml:space="preserve">              {</w:t>
+      </w:r>
+    </w:p>
+    <w:p>
+      <w:r>
+        <w:t xml:space="preserve">                "text": "The first-floor cafe is above the bank, so we go </w:t>
+      </w:r>
+      <w:proofErr w:type="spellStart"/>
+      <w:r>
+        <w:t>up stairs</w:t>
+      </w:r>
+      <w:proofErr w:type="spellEnd"/>
+      <w:r>
+        <w:t xml:space="preserve"> to eat.",</w:t>
+      </w:r>
+    </w:p>
+    <w:p>
+      <w:r>
+        <w:t xml:space="preserve">                "</w:t>
+      </w:r>
+      <w:proofErr w:type="spellStart"/>
+      <w:r>
+        <w:t>audioUrl</w:t>
+      </w:r>
+      <w:proofErr w:type="spellEnd"/>
+      <w:r>
+        <w:t>": "",</w:t>
+      </w:r>
+    </w:p>
+    <w:p>
+      <w:r>
+        <w:t xml:space="preserve">                "</w:t>
+      </w:r>
+      <w:proofErr w:type="spellStart"/>
+      <w:r>
+        <w:t>partOfSpeech</w:t>
+      </w:r>
+      <w:proofErr w:type="spellEnd"/>
+      <w:r>
+        <w:t>": "adjective",</w:t>
+      </w:r>
+    </w:p>
+    <w:p>
+      <w:r>
+        <w:t xml:space="preserve">                "</w:t>
+      </w:r>
+      <w:proofErr w:type="spellStart"/>
+      <w:r>
+        <w:t>senseId</w:t>
+      </w:r>
+      <w:proofErr w:type="spellEnd"/>
+      <w:r>
+        <w:t>": "s1"</w:t>
+      </w:r>
+    </w:p>
+    <w:p>
+      <w:r>
+        <w:t xml:space="preserve">              }</w:t>
+      </w:r>
+    </w:p>
+    <w:p>
+      <w:r>
+        <w:t xml:space="preserve">            ],</w:t>
+      </w:r>
+    </w:p>
+    <w:p>
+      <w:r>
+        <w:t xml:space="preserve">            "</w:t>
+      </w:r>
+      <w:proofErr w:type="spellStart"/>
+      <w:proofErr w:type="gramStart"/>
+      <w:r>
+        <w:t>en</w:t>
+      </w:r>
+      <w:proofErr w:type="spellEnd"/>
+      <w:proofErr w:type="gramEnd"/>
+      <w:r>
+        <w:t>-US": [</w:t>
+      </w:r>
+    </w:p>
+    <w:p>
+      <w:r>
+        <w:t xml:space="preserve">              {</w:t>
+      </w:r>
+    </w:p>
+    <w:p>
+      <w:r>
+        <w:t xml:space="preserve">                "text": "The first-floor cafe is on street level, so we walk in from the sidewalk.",</w:t>
+      </w:r>
+    </w:p>
+    <w:p>
+      <w:r>
+        <w:t xml:space="preserve">                "</w:t>
+      </w:r>
+      <w:proofErr w:type="spellStart"/>
+      <w:r>
+        <w:t>audioUrl</w:t>
+      </w:r>
+      <w:proofErr w:type="spellEnd"/>
+      <w:r>
+        <w:t>": "",</w:t>
+      </w:r>
+    </w:p>
+    <w:p>
+      <w:r>
+        <w:t xml:space="preserve">                "</w:t>
+      </w:r>
+      <w:proofErr w:type="spellStart"/>
+      <w:r>
+        <w:t>partOfSpeech</w:t>
+      </w:r>
+      <w:proofErr w:type="spellEnd"/>
+      <w:r>
+        <w:t>": "adjective",</w:t>
+      </w:r>
+    </w:p>
+    <w:p>
+      <w:r>
+        <w:t xml:space="preserve">                "</w:t>
+      </w:r>
+      <w:proofErr w:type="spellStart"/>
+      <w:r>
+        <w:t>senseId</w:t>
+      </w:r>
+      <w:proofErr w:type="spellEnd"/>
+      <w:r>
+        <w:t>": "s2"</w:t>
+      </w:r>
+    </w:p>
+    <w:p>
+      <w:r>
+        <w:lastRenderedPageBreak/>
+        <w:t xml:space="preserve">              }</w:t>
+      </w:r>
+    </w:p>
+    <w:p>
+      <w:r>
+        <w:t xml:space="preserve">            ]</w:t>
+      </w:r>
+    </w:p>
+    <w:p>
+      <w:r>
+        <w:t xml:space="preserve">          }</w:t>
+      </w:r>
+    </w:p>
+    <w:p>
+      <w:r>
+        <w:t xml:space="preserve">        },</w:t>
+      </w:r>
+    </w:p>
+    <w:p>
+      <w:r>
+        <w:t xml:space="preserve">        {</w:t>
+      </w:r>
+    </w:p>
+    <w:p>
+      <w:r>
+        <w:t xml:space="preserve">          "</w:t>
+      </w:r>
+      <w:proofErr w:type="spellStart"/>
+      <w:r>
+        <w:t>topicKey</w:t>
+      </w:r>
+      <w:proofErr w:type="spellEnd"/>
+      <w:r>
+        <w:t>": "House",</w:t>
+      </w:r>
+    </w:p>
+    <w:p>
+      <w:r>
+        <w:t xml:space="preserve">          "lessons": [</w:t>
+      </w:r>
+    </w:p>
+    <w:p>
+      <w:r>
+        <w:t xml:space="preserve">            1</w:t>
+      </w:r>
+    </w:p>
+    <w:p>
+      <w:r>
+        <w:t xml:space="preserve">          ],</w:t>
+      </w:r>
+    </w:p>
+    <w:p>
+      <w:r>
+        <w:t xml:space="preserve">          "examples": {</w:t>
+      </w:r>
+    </w:p>
+    <w:p>
+      <w:r>
+        <w:t xml:space="preserve">            "</w:t>
+      </w:r>
+      <w:proofErr w:type="spellStart"/>
+      <w:proofErr w:type="gramStart"/>
+      <w:r>
+        <w:t>en</w:t>
+      </w:r>
+      <w:proofErr w:type="spellEnd"/>
+      <w:proofErr w:type="gramEnd"/>
+      <w:r>
+        <w:t>-GB": [</w:t>
+      </w:r>
+    </w:p>
+    <w:p>
+      <w:r>
+        <w:t xml:space="preserve">              {</w:t>
+      </w:r>
+    </w:p>
+    <w:p>
+      <w:r>
+        <w:t xml:space="preserve">                "text": "My bedroom is on the first floor, so I go upstairs when I feel tired.",</w:t>
+      </w:r>
+    </w:p>
+    <w:p>
+      <w:r>
+        <w:t xml:space="preserve">                "</w:t>
+      </w:r>
+      <w:proofErr w:type="spellStart"/>
+      <w:r>
+        <w:t>audioUrl</w:t>
+      </w:r>
+      <w:proofErr w:type="spellEnd"/>
+      <w:r>
+        <w:t>": "",</w:t>
+      </w:r>
+    </w:p>
+    <w:p>
+      <w:r>
+        <w:t xml:space="preserve">                "</w:t>
+      </w:r>
+      <w:proofErr w:type="spellStart"/>
+      <w:r>
+        <w:t>partOfSpeech</w:t>
+      </w:r>
+      <w:proofErr w:type="spellEnd"/>
+      <w:r>
+        <w:t>": "adjective",</w:t>
+      </w:r>
+    </w:p>
+    <w:p>
+      <w:r>
+        <w:t xml:space="preserve">                "</w:t>
+      </w:r>
+      <w:proofErr w:type="spellStart"/>
+      <w:r>
+        <w:t>senseId</w:t>
+      </w:r>
+      <w:proofErr w:type="spellEnd"/>
+      <w:r>
+        <w:t>": "s1"</w:t>
+      </w:r>
+    </w:p>
+    <w:p>
+      <w:r>
+        <w:t xml:space="preserve">              }</w:t>
+      </w:r>
+    </w:p>
+    <w:p>
+      <w:r>
+        <w:t xml:space="preserve">            ],</w:t>
+      </w:r>
+    </w:p>
+    <w:p>
+      <w:r>
+        <w:t xml:space="preserve">            "</w:t>
+      </w:r>
+      <w:proofErr w:type="spellStart"/>
+      <w:proofErr w:type="gramStart"/>
+      <w:r>
+        <w:t>en</w:t>
+      </w:r>
+      <w:proofErr w:type="spellEnd"/>
+      <w:proofErr w:type="gramEnd"/>
+      <w:r>
+        <w:t>-US": [</w:t>
+      </w:r>
+    </w:p>
+    <w:p>
+      <w:r>
+        <w:t xml:space="preserve">              {</w:t>
+      </w:r>
+    </w:p>
+    <w:p>
+      <w:r>
+        <w:t xml:space="preserve">                "text": "My bedroom is on the first floor, so I do not use stairs at home.",</w:t>
+      </w:r>
+    </w:p>
+    <w:p>
+      <w:r>
+        <w:t xml:space="preserve">                "</w:t>
+      </w:r>
+      <w:proofErr w:type="spellStart"/>
+      <w:r>
+        <w:t>audioUrl</w:t>
+      </w:r>
+      <w:proofErr w:type="spellEnd"/>
+      <w:r>
+        <w:t>": "",</w:t>
+      </w:r>
+    </w:p>
+    <w:p>
+      <w:r>
+        <w:t xml:space="preserve">                "</w:t>
+      </w:r>
+      <w:proofErr w:type="spellStart"/>
+      <w:r>
+        <w:t>partOfSpeech</w:t>
+      </w:r>
+      <w:proofErr w:type="spellEnd"/>
+      <w:r>
+        <w:t>": "adjective",</w:t>
+      </w:r>
+    </w:p>
+    <w:p>
+      <w:r>
+        <w:t xml:space="preserve">                "</w:t>
+      </w:r>
+      <w:proofErr w:type="spellStart"/>
+      <w:r>
+        <w:t>senseId</w:t>
+      </w:r>
+      <w:proofErr w:type="spellEnd"/>
+      <w:r>
+        <w:t>": "s2"</w:t>
+      </w:r>
+    </w:p>
+    <w:p>
+      <w:r>
+        <w:t xml:space="preserve">              }</w:t>
+      </w:r>
+    </w:p>
+    <w:p>
+      <w:r>
+        <w:t xml:space="preserve">            ]</w:t>
+      </w:r>
+    </w:p>
+    <w:p>
+      <w:r>
+        <w:t xml:space="preserve">          }</w:t>
+      </w:r>
+    </w:p>
+    <w:p>
+      <w:r>
+        <w:t xml:space="preserve">        }</w:t>
+      </w:r>
+    </w:p>
+    <w:p>
+      <w:r>
+        <w:t xml:space="preserve">      ],</w:t>
+      </w:r>
+    </w:p>
+    <w:p>
+      <w:r>
+        <w:t xml:space="preserve">      "variants": {</w:t>
+      </w:r>
+    </w:p>
+    <w:p>
+      <w:r>
+        <w:t xml:space="preserve">        "</w:t>
+      </w:r>
+      <w:proofErr w:type="spellStart"/>
+      <w:proofErr w:type="gramStart"/>
+      <w:r>
+        <w:t>en</w:t>
+      </w:r>
+      <w:proofErr w:type="spellEnd"/>
+      <w:proofErr w:type="gramEnd"/>
+      <w:r>
+        <w:t>-GB": {</w:t>
+      </w:r>
+    </w:p>
+    <w:p>
+      <w:r>
+        <w:t xml:space="preserve">          "phonetics": {</w:t>
+      </w:r>
+    </w:p>
+    <w:p>
+      <w:r>
+        <w:t xml:space="preserve">            "</w:t>
+      </w:r>
+      <w:proofErr w:type="spellStart"/>
+      <w:r>
+        <w:t>ipa</w:t>
+      </w:r>
+      <w:proofErr w:type="spellEnd"/>
+      <w:r>
+        <w:t>": "/ˈ</w:t>
+      </w:r>
+      <w:proofErr w:type="spellStart"/>
+      <w:r>
+        <w:t>fɜːstflɔ</w:t>
+      </w:r>
+      <w:proofErr w:type="spellEnd"/>
+      <w:r>
+        <w:t>ː/",</w:t>
+      </w:r>
+    </w:p>
+    <w:p>
+      <w:r>
+        <w:t xml:space="preserve">            </w:t>
+      </w:r>
+      <w:r>
+        <w:t>"</w:t>
+      </w:r>
+      <w:proofErr w:type="spellStart"/>
+      <w:r>
+        <w:t>audioUrl</w:t>
+      </w:r>
+      <w:proofErr w:type="spellEnd"/>
+      <w:r>
+        <w:t>": "",</w:t>
+      </w:r>
+    </w:p>
+    <w:p>
+      <w:r>
+        <w:t xml:space="preserve">            "voice": "</w:t>
+      </w:r>
+      <w:proofErr w:type="spellStart"/>
+      <w:r>
+        <w:t>en</w:t>
+      </w:r>
+      <w:proofErr w:type="spellEnd"/>
+      <w:r>
+        <w:t>-GB"</w:t>
+      </w:r>
+    </w:p>
+    <w:p>
+      <w:r>
+        <w:t xml:space="preserve">          }</w:t>
+      </w:r>
+    </w:p>
+    <w:p>
+      <w:r>
+        <w:t xml:space="preserve">        },</w:t>
+      </w:r>
+    </w:p>
+    <w:p>
+      <w:r>
+        <w:t xml:space="preserve">        </w:t>
+      </w:r>
+      <w:r>
+        <w:t>"</w:t>
+      </w:r>
+      <w:proofErr w:type="spellStart"/>
+      <w:proofErr w:type="gramStart"/>
+      <w:r>
+        <w:t>en</w:t>
+      </w:r>
+      <w:proofErr w:type="spellEnd"/>
+      <w:proofErr w:type="gramEnd"/>
+      <w:r>
+        <w:t>-US": {</w:t>
+      </w:r>
+    </w:p>
+    <w:p>
+      <w:r>
+        <w:t xml:space="preserve">          </w:t>
+      </w:r>
+      <w:r>
+        <w:t>"phonetics": {</w:t>
+      </w:r>
+    </w:p>
+    <w:p>
+      <w:r>
+        <w:t xml:space="preserve">            "</w:t>
+      </w:r>
+      <w:proofErr w:type="spellStart"/>
+      <w:r>
+        <w:t>ipa</w:t>
+      </w:r>
+      <w:proofErr w:type="spellEnd"/>
+      <w:r>
+        <w:t>": "/ˈ</w:t>
+      </w:r>
+      <w:proofErr w:type="spellStart"/>
+      <w:r>
+        <w:t>fɝstflɔr</w:t>
+      </w:r>
+      <w:proofErr w:type="spellEnd"/>
+      <w:r>
+        <w:t>/",</w:t>
+      </w:r>
+    </w:p>
+    <w:p>
+      <w:r>
+        <w:t xml:space="preserve">            "</w:t>
+      </w:r>
+      <w:proofErr w:type="spellStart"/>
+      <w:r>
+        <w:t>audioUrl</w:t>
+      </w:r>
+      <w:proofErr w:type="spellEnd"/>
+      <w:r>
+        <w:t>": "",</w:t>
+      </w:r>
+    </w:p>
+    <w:p>
+      <w:r>
+        <w:t xml:space="preserve">            "voice": "</w:t>
+      </w:r>
+      <w:proofErr w:type="spellStart"/>
+      <w:r>
+        <w:t>en</w:t>
+      </w:r>
+      <w:proofErr w:type="spellEnd"/>
+      <w:r>
+        <w:t>-US"</w:t>
+      </w:r>
+    </w:p>
+    <w:p>
+      <w:r>
+        <w:t xml:space="preserve">          }</w:t>
+      </w:r>
+    </w:p>
+    <w:p>
+      <w:r>
+        <w:t xml:space="preserve">        }</w:t>
+      </w:r>
+    </w:p>
+    <w:p>
+      <w:r>
+        <w:t xml:space="preserve">      },</w:t>
+      </w:r>
+    </w:p>
+    <w:p>
+      <w:r>
+        <w:t xml:space="preserve">      "</w:t>
+      </w:r>
+      <w:proofErr w:type="spellStart"/>
+      <w:r>
+        <w:t>createdAt</w:t>
+      </w:r>
+      <w:proofErr w:type="spellEnd"/>
+      <w:r>
+        <w:t>": {</w:t>
+      </w:r>
+    </w:p>
+    <w:p>
+      <w:r>
+        <w:t xml:space="preserve">        "type": "</w:t>
+      </w:r>
+      <w:proofErr w:type="spellStart"/>
+      <w:r>
+        <w:t>firestore</w:t>
+      </w:r>
+      <w:proofErr w:type="spellEnd"/>
+      <w:r>
+        <w:t>/timestamp/1.0",</w:t>
+      </w:r>
+    </w:p>
+    <w:p>
+      <w:r>
+        <w:t xml:space="preserve">        "seconds": 1766527934,</w:t>
+      </w:r>
+    </w:p>
+    <w:p>
+      <w:r>
+        <w:t xml:space="preserve">        "nanoseconds": 963000000</w:t>
+      </w:r>
+    </w:p>
+    <w:p>
+      <w:r>
+        <w:t xml:space="preserve">      }</w:t>
+      </w:r>
+    </w:p>
+    <w:p>
+      <w:r>
+        <w:lastRenderedPageBreak/>
+        <w:t xml:space="preserve">    }</w:t>
+      </w:r>
+    </w:p>
+    <w:p>
+      <w:r>
+        <w:t xml:space="preserve">  ]</w:t>
+      </w:r>
+    </w:p>
+    <w:p>
+      <w:r>
+        <w:t>}</w:t>
+      </w:r>
+    </w:p>
+    <w:p/>
+    <w:p/>
+    <w:p/>
+    <w:p>
+      <w:r>
+        <w:t>{</w:t>
+      </w:r>
+    </w:p>
+    <w:p>
+      <w:r>
+        <w:t xml:space="preserve">  "id": 6,</w:t>
+      </w:r>
+    </w:p>
+    <w:p>
+      <w:r>
+        <w:t xml:space="preserve">  "lemma": "flat",</w:t>
+      </w:r>
+    </w:p>
+    <w:p>
+      <w:r>
+        <w:t xml:space="preserve">  "</w:t>
+      </w:r>
+      <w:proofErr w:type="spellStart"/>
+      <w:r>
+        <w:t>english</w:t>
+      </w:r>
+      <w:proofErr w:type="spellEnd"/>
+      <w:r>
+        <w:t>": "flat",</w:t>
+      </w:r>
+    </w:p>
+    <w:p>
+      <w:r>
+        <w:t xml:space="preserve">  "</w:t>
+      </w:r>
+      <w:proofErr w:type="spellStart"/>
+      <w:r>
+        <w:t>enUrl</w:t>
+      </w:r>
+      <w:proofErr w:type="spellEnd"/>
+      <w:r>
+        <w:t>": "",</w:t>
+      </w:r>
+    </w:p>
+    <w:p>
+      <w:r>
+        <w:t xml:space="preserve">  "</w:t>
+      </w:r>
+      <w:proofErr w:type="spellStart"/>
+      <w:r>
+        <w:t>american</w:t>
+      </w:r>
+      <w:proofErr w:type="spellEnd"/>
+      <w:r>
+        <w:t>": "flat",</w:t>
+      </w:r>
+    </w:p>
+    <w:p>
+      <w:r>
+        <w:t xml:space="preserve">  "</w:t>
+      </w:r>
+      <w:proofErr w:type="spellStart"/>
+      <w:r>
+        <w:t>amUrl</w:t>
+      </w:r>
+      <w:proofErr w:type="spellEnd"/>
+      <w:r>
+        <w:t>": "",</w:t>
+      </w:r>
+    </w:p>
+    <w:p>
+      <w:r>
+        <w:t xml:space="preserve">  "language": "</w:t>
+      </w:r>
+      <w:proofErr w:type="spellStart"/>
+      <w:r>
+        <w:t>en</w:t>
+      </w:r>
+      <w:proofErr w:type="spellEnd"/>
+      <w:r>
+        <w:t>",</w:t>
+      </w:r>
+    </w:p>
+    <w:p>
+      <w:r>
+        <w:t xml:space="preserve">  "lessons": [1, 210],</w:t>
+      </w:r>
+    </w:p>
+    <w:p>
+      <w:r>
+        <w:t xml:space="preserve">  "levels": ["B1"],</w:t>
+      </w:r>
+    </w:p>
+    <w:p>
+      <w:r>
+        <w:t xml:space="preserve">  "</w:t>
+      </w:r>
+      <w:proofErr w:type="spellStart"/>
+      <w:r>
+        <w:t>partsOfSpeech</w:t>
+      </w:r>
+      <w:proofErr w:type="spellEnd"/>
+      <w:r>
+        <w:t>": [</w:t>
+      </w:r>
+    </w:p>
+    <w:p>
+      <w:r>
+        <w:t xml:space="preserve">    {</w:t>
+      </w:r>
+    </w:p>
+    <w:p>
+      <w:r>
+        <w:t xml:space="preserve">      "</w:t>
+      </w:r>
+      <w:proofErr w:type="spellStart"/>
+      <w:r>
+        <w:t>partOfSpeech</w:t>
+      </w:r>
+      <w:proofErr w:type="spellEnd"/>
+      <w:r>
+        <w:t>": "noun",</w:t>
+      </w:r>
+    </w:p>
+    <w:p>
+      <w:r>
+        <w:t xml:space="preserve">      "definitions": [</w:t>
+      </w:r>
+    </w:p>
+    <w:p>
+      <w:r>
+        <w:t xml:space="preserve">        {</w:t>
+      </w:r>
+    </w:p>
+    <w:p>
+      <w:r>
+        <w:t xml:space="preserve">          "</w:t>
+      </w:r>
+      <w:proofErr w:type="spellStart"/>
+      <w:r>
+        <w:t>senseId</w:t>
+      </w:r>
+      <w:proofErr w:type="spellEnd"/>
+      <w:r>
+        <w:t>": "s1",</w:t>
+      </w:r>
+    </w:p>
+    <w:p>
+      <w:r>
         <w:t xml:space="preserve">          "headwords": {</w:t>
       </w:r>
     </w:p>
@@ -7706,12 +11686,25 @@
     </w:p>
     <w:p>
       <w:r>
-        <w:t xml:space="preserve">              "text": "flat",</w:t>
-      </w:r>
-    </w:p>
-    <w:p>
-      <w:r>
-        <w:t xml:space="preserve">              "</w:t>
+        <w:t xml:space="preserve">              "text": "",</w:t>
+      </w:r>
+    </w:p>
+    <w:p>
+      <w:r>
+        <w:t xml:space="preserve">              "phonetics": </w:t>
+      </w:r>
+      <w:proofErr w:type="gramStart"/>
+      <w:r>
+        <w:t>{ "</w:t>
+      </w:r>
+      <w:proofErr w:type="spellStart"/>
+      <w:proofErr w:type="gramEnd"/>
+      <w:r>
+        <w:t>ipa</w:t>
+      </w:r>
+      <w:proofErr w:type="spellEnd"/>
+      <w:r>
+        <w:t>": "", "</w:t>
       </w:r>
       <w:proofErr w:type="spellStart"/>
       <w:r>
@@ -7719,23 +11712,1343 @@
       </w:r>
       <w:proofErr w:type="spellEnd"/>
       <w:r>
+        <w:t>": "</w:t>
+      </w:r>
+      <w:r>
+        <w:t>"</w:t>
+      </w:r>
+      <w:r>
+        <w:t>, "voice": "</w:t>
+      </w:r>
+      <w:proofErr w:type="gramStart"/>
+      <w:r>
+        <w:t>" }</w:t>
+      </w:r>
+      <w:proofErr w:type="gramEnd"/>
+    </w:p>
+    <w:p>
+      <w:r>
+        <w:t xml:space="preserve">            </w:t>
+      </w:r>
+      <w:r>
+        <w:t>},</w:t>
+      </w:r>
+    </w:p>
+    <w:p>
+      <w:r>
+        <w:t xml:space="preserve">            "</w:t>
+      </w:r>
+      <w:proofErr w:type="spellStart"/>
+      <w:proofErr w:type="gramStart"/>
+      <w:r>
+        <w:t>en</w:t>
+      </w:r>
+      <w:proofErr w:type="spellEnd"/>
+      <w:proofErr w:type="gramEnd"/>
+      <w:r>
+        <w:t>-US": {</w:t>
+      </w:r>
+    </w:p>
+    <w:p>
+      <w:r>
+        <w:t xml:space="preserve">              "text": "apartment",</w:t>
+      </w:r>
+    </w:p>
+    <w:p>
+      <w:r>
+        <w:t xml:space="preserve">              "phonetics": </w:t>
+      </w:r>
+      <w:proofErr w:type="gramStart"/>
+      <w:r>
+        <w:t>{ "</w:t>
+      </w:r>
+      <w:proofErr w:type="spellStart"/>
+      <w:proofErr w:type="gramEnd"/>
+      <w:r>
+        <w:t>ipa</w:t>
+      </w:r>
+      <w:proofErr w:type="spellEnd"/>
+      <w:r>
+        <w:t>": "/</w:t>
+      </w:r>
+      <w:proofErr w:type="spellStart"/>
+      <w:r>
+        <w:t>ə</w:t>
+      </w:r>
+      <w:r>
+        <w:rPr>
+          <w:rFonts w:ascii="Arial" w:hAnsi="Arial" w:cs="Arial"/>
+        </w:rPr>
+        <w:t>ˈ</w:t>
+      </w:r>
+      <w:r>
+        <w:t>p</w:t>
+      </w:r>
+      <w:r>
+        <w:rPr>
+          <w:rFonts w:ascii="Arial" w:hAnsi="Arial" w:cs="Arial"/>
+        </w:rPr>
+        <w:t>ɑː</w:t>
+      </w:r>
+      <w:r>
+        <w:t>rtmənt</w:t>
+      </w:r>
+      <w:proofErr w:type="spellEnd"/>
+      <w:r>
+        <w:t>/", "</w:t>
+      </w:r>
+      <w:proofErr w:type="spellStart"/>
+      <w:r>
+        <w:t>audioUrl</w:t>
+      </w:r>
+      <w:proofErr w:type="spellEnd"/>
+      <w:r>
+        <w:t>": "</w:t>
+      </w:r>
+      <w:proofErr w:type="spellStart"/>
+      <w:r>
+        <w:t>en</w:t>
+      </w:r>
+      <w:proofErr w:type="spellEnd"/>
+      <w:r>
+        <w:t>-GB/B1/f/flat/senses/noun/s1/headword.mp3</w:t>
+      </w:r>
+      <w:r>
+        <w:t>"</w:t>
+      </w:r>
+      <w:r>
+        <w:t xml:space="preserve">, </w:t>
+      </w:r>
+      <w:r>
+        <w:t>voice": "</w:t>
+      </w:r>
+      <w:proofErr w:type="spellStart"/>
+      <w:r>
+        <w:t>en</w:t>
+      </w:r>
+      <w:proofErr w:type="spellEnd"/>
+      <w:r>
+        <w:t>-US</w:t>
+      </w:r>
+      <w:proofErr w:type="gramStart"/>
+      <w:r>
+        <w:t>" }</w:t>
+      </w:r>
+      <w:proofErr w:type="gramEnd"/>
+    </w:p>
+    <w:p>
+      <w:r>
+        <w:t xml:space="preserve">            }</w:t>
+      </w:r>
+    </w:p>
+    <w:p>
+      <w:r>
+        <w:t xml:space="preserve">          },</w:t>
+      </w:r>
+    </w:p>
+    <w:p>
+      <w:r>
+        <w:t xml:space="preserve">          "definition": {</w:t>
+      </w:r>
+    </w:p>
+    <w:p>
+      <w:r>
+        <w:t xml:space="preserve">            "</w:t>
+      </w:r>
+      <w:proofErr w:type="spellStart"/>
+      <w:proofErr w:type="gramStart"/>
+      <w:r>
+        <w:t>en</w:t>
+      </w:r>
+      <w:proofErr w:type="spellEnd"/>
+      <w:proofErr w:type="gramEnd"/>
+      <w:r>
+        <w:t xml:space="preserve">-GB": </w:t>
+      </w:r>
+      <w:proofErr w:type="gramStart"/>
+      <w:r>
+        <w:t>{ "</w:t>
+      </w:r>
+      <w:proofErr w:type="gramEnd"/>
+      <w:r>
+        <w:t>text": "A home with rooms on one floor.", "</w:t>
+      </w:r>
+      <w:proofErr w:type="spellStart"/>
+      <w:r>
+        <w:t>audioUrl</w:t>
+      </w:r>
+      <w:proofErr w:type="spellEnd"/>
+      <w:r>
+        <w:t>": "</w:t>
+      </w:r>
+      <w:proofErr w:type="gramStart"/>
+      <w:r>
+        <w:t>" }</w:t>
+      </w:r>
+      <w:proofErr w:type="gramEnd"/>
+      <w:r>
+        <w:t>,</w:t>
+      </w:r>
+    </w:p>
+    <w:p>
+      <w:r>
+        <w:t xml:space="preserve">            "</w:t>
+      </w:r>
+      <w:proofErr w:type="spellStart"/>
+      <w:proofErr w:type="gramStart"/>
+      <w:r>
+        <w:t>en</w:t>
+      </w:r>
+      <w:proofErr w:type="spellEnd"/>
+      <w:proofErr w:type="gramEnd"/>
+      <w:r>
+        <w:t xml:space="preserve">-US": </w:t>
+      </w:r>
+      <w:proofErr w:type="gramStart"/>
+      <w:r>
+        <w:t>{ "</w:t>
+      </w:r>
+      <w:proofErr w:type="gramEnd"/>
+      <w:r>
+        <w:t>text": "A home with rooms on one floor.", "</w:t>
+      </w:r>
+      <w:proofErr w:type="spellStart"/>
+      <w:r>
+        <w:t>audioUrl</w:t>
+      </w:r>
+      <w:proofErr w:type="spellEnd"/>
+      <w:r>
+        <w:t>": "</w:t>
+      </w:r>
+      <w:proofErr w:type="gramStart"/>
+      <w:r>
+        <w:t>" }</w:t>
+      </w:r>
+      <w:proofErr w:type="gramEnd"/>
+    </w:p>
+    <w:p>
+      <w:r>
+        <w:t xml:space="preserve">          },</w:t>
+      </w:r>
+    </w:p>
+    <w:p>
+      <w:r>
+        <w:t xml:space="preserve">          "examples": {</w:t>
+      </w:r>
+    </w:p>
+    <w:p>
+      <w:r>
+        <w:t xml:space="preserve">            "</w:t>
+      </w:r>
+      <w:proofErr w:type="spellStart"/>
+      <w:proofErr w:type="gramStart"/>
+      <w:r>
+        <w:t>en</w:t>
+      </w:r>
+      <w:proofErr w:type="spellEnd"/>
+      <w:proofErr w:type="gramEnd"/>
+      <w:r>
+        <w:t>-GB": [</w:t>
+      </w:r>
+    </w:p>
+    <w:p>
+      <w:r>
+        <w:t xml:space="preserve">              {</w:t>
+      </w:r>
+    </w:p>
+    <w:p>
+      <w:r>
+        <w:t xml:space="preserve">                "text": "I live in a small flat near the station with my sister.",</w:t>
+      </w:r>
+    </w:p>
+    <w:p>
+      <w:r>
+        <w:t xml:space="preserve">                "</w:t>
+      </w:r>
+      <w:proofErr w:type="spellStart"/>
+      <w:r>
+        <w:t>audioUrl</w:t>
+      </w:r>
+      <w:proofErr w:type="spellEnd"/>
+      <w:r>
         <w:t>": "",</w:t>
       </w:r>
     </w:p>
     <w:p>
       <w:r>
-        <w:t xml:space="preserve">              "phonetics": </w:t>
+        <w:t xml:space="preserve">                "</w:t>
+      </w:r>
+      <w:proofErr w:type="spellStart"/>
+      <w:r>
+        <w:t>partOfSpeech</w:t>
+      </w:r>
+      <w:proofErr w:type="spellEnd"/>
+      <w:r>
+        <w:t>": "noun",</w:t>
+      </w:r>
+    </w:p>
+    <w:p>
+      <w:r>
+        <w:t xml:space="preserve">                "</w:t>
+      </w:r>
+      <w:proofErr w:type="spellStart"/>
+      <w:r>
+        <w:t>senseId</w:t>
+      </w:r>
+      <w:proofErr w:type="spellEnd"/>
+      <w:r>
+        <w:t>": "s1"</w:t>
+      </w:r>
+    </w:p>
+    <w:p>
+      <w:r>
+        <w:t xml:space="preserve">              }</w:t>
+      </w:r>
+    </w:p>
+    <w:p>
+      <w:r>
+        <w:t xml:space="preserve">            ],</w:t>
+      </w:r>
+    </w:p>
+    <w:p>
+      <w:r>
+        <w:t xml:space="preserve">            "</w:t>
+      </w:r>
+      <w:proofErr w:type="spellStart"/>
+      <w:proofErr w:type="gramStart"/>
+      <w:r>
+        <w:t>en</w:t>
+      </w:r>
+      <w:proofErr w:type="spellEnd"/>
+      <w:proofErr w:type="gramEnd"/>
+      <w:r>
+        <w:t>-US": [</w:t>
+      </w:r>
+    </w:p>
+    <w:p>
+      <w:r>
+        <w:t xml:space="preserve">              {</w:t>
+      </w:r>
+    </w:p>
+    <w:p>
+      <w:r>
+        <w:t xml:space="preserve">                "text": "I live in a small apartment near the station with my sister.",</w:t>
+      </w:r>
+    </w:p>
+    <w:p>
+      <w:r>
+        <w:t xml:space="preserve">                "</w:t>
+      </w:r>
+      <w:proofErr w:type="spellStart"/>
+      <w:r>
+        <w:t>audioUrl</w:t>
+      </w:r>
+      <w:proofErr w:type="spellEnd"/>
+      <w:r>
+        <w:t>": "",</w:t>
+      </w:r>
+    </w:p>
+    <w:p>
+      <w:r>
+        <w:lastRenderedPageBreak/>
+        <w:t xml:space="preserve">                "</w:t>
+      </w:r>
+      <w:proofErr w:type="spellStart"/>
+      <w:r>
+        <w:t>partOfSpeech</w:t>
+      </w:r>
+      <w:proofErr w:type="spellEnd"/>
+      <w:r>
+        <w:t>": "noun",</w:t>
+      </w:r>
+    </w:p>
+    <w:p>
+      <w:r>
+        <w:t xml:space="preserve">                "</w:t>
+      </w:r>
+      <w:proofErr w:type="spellStart"/>
+      <w:r>
+        <w:t>senseId</w:t>
+      </w:r>
+      <w:proofErr w:type="spellEnd"/>
+      <w:r>
+        <w:t>": "s1"</w:t>
+      </w:r>
+    </w:p>
+    <w:p>
+      <w:r>
+        <w:t xml:space="preserve">              }</w:t>
+      </w:r>
+    </w:p>
+    <w:p>
+      <w:r>
+        <w:t xml:space="preserve">            ]</w:t>
+      </w:r>
+    </w:p>
+    <w:p>
+      <w:r>
+        <w:t xml:space="preserve">          }</w:t>
+      </w:r>
+    </w:p>
+    <w:p>
+      <w:r>
+        <w:t xml:space="preserve">        }</w:t>
+      </w:r>
+    </w:p>
+    <w:p>
+      <w:r>
+        <w:t xml:space="preserve">      ]</w:t>
+      </w:r>
+    </w:p>
+    <w:p>
+      <w:r>
+        <w:t xml:space="preserve">    },</w:t>
+      </w:r>
+    </w:p>
+    <w:p>
+      <w:r>
+        <w:t xml:space="preserve">    {</w:t>
+      </w:r>
+    </w:p>
+    <w:p>
+      <w:r>
+        <w:t xml:space="preserve">      "</w:t>
+      </w:r>
+      <w:proofErr w:type="spellStart"/>
+      <w:r>
+        <w:t>partOfSpeech</w:t>
+      </w:r>
+      <w:proofErr w:type="spellEnd"/>
+      <w:r>
+        <w:t>": "adjective",</w:t>
+      </w:r>
+    </w:p>
+    <w:p>
+      <w:r>
+        <w:t xml:space="preserve">      "definitions": [</w:t>
+      </w:r>
+    </w:p>
+    <w:p>
+      <w:r>
+        <w:t xml:space="preserve">        {</w:t>
+      </w:r>
+    </w:p>
+    <w:p>
+      <w:r>
+        <w:t xml:space="preserve">          "</w:t>
+      </w:r>
+      <w:proofErr w:type="spellStart"/>
+      <w:r>
+        <w:t>senseId</w:t>
+      </w:r>
+      <w:proofErr w:type="spellEnd"/>
+      <w:r>
+        <w:t>": "s1",</w:t>
+      </w:r>
+    </w:p>
+    <w:p>
+      <w:r>
+        <w:t xml:space="preserve">          "definition": {</w:t>
+      </w:r>
+    </w:p>
+    <w:p>
+      <w:r>
+        <w:t xml:space="preserve">            "</w:t>
+      </w:r>
+      <w:proofErr w:type="spellStart"/>
+      <w:proofErr w:type="gramStart"/>
+      <w:r>
+        <w:t>en</w:t>
+      </w:r>
+      <w:proofErr w:type="spellEnd"/>
+      <w:proofErr w:type="gramEnd"/>
+      <w:r>
+        <w:t xml:space="preserve">-GB": </w:t>
       </w:r>
       <w:proofErr w:type="gramStart"/>
       <w:r>
         <w:t>{ "</w:t>
       </w:r>
-      <w:proofErr w:type="spellStart"/>
-      <w:proofErr w:type="gramEnd"/>
-      <w:r>
+      <w:proofErr w:type="gramEnd"/>
+      <w:r>
+        <w:t>text": "Level and smooth, with no bumps.", "</w:t>
+      </w:r>
+      <w:proofErr w:type="spellStart"/>
+      <w:r>
+        <w:t>audioUrl</w:t>
+      </w:r>
+      <w:proofErr w:type="spellEnd"/>
+      <w:r>
+        <w:t>": "</w:t>
+      </w:r>
+      <w:proofErr w:type="gramStart"/>
+      <w:r>
+        <w:t>" }</w:t>
+      </w:r>
+      <w:proofErr w:type="gramEnd"/>
+      <w:r>
+        <w:t>,</w:t>
+      </w:r>
+    </w:p>
+    <w:p>
+      <w:r>
+        <w:t xml:space="preserve">            "</w:t>
+      </w:r>
+      <w:proofErr w:type="spellStart"/>
+      <w:proofErr w:type="gramStart"/>
+      <w:r>
+        <w:t>en</w:t>
+      </w:r>
+      <w:proofErr w:type="spellEnd"/>
+      <w:proofErr w:type="gramEnd"/>
+      <w:r>
+        <w:t xml:space="preserve">-US": </w:t>
+      </w:r>
+      <w:proofErr w:type="gramStart"/>
+      <w:r>
+        <w:t>{ "</w:t>
+      </w:r>
+      <w:proofErr w:type="gramEnd"/>
+      <w:r>
+        <w:t>text": "Level and smooth, with no bumps.", "</w:t>
+      </w:r>
+      <w:proofErr w:type="spellStart"/>
+      <w:r>
+        <w:t>audioUrl</w:t>
+      </w:r>
+      <w:proofErr w:type="spellEnd"/>
+      <w:r>
+        <w:t>": "</w:t>
+      </w:r>
+      <w:proofErr w:type="gramStart"/>
+      <w:r>
+        <w:t>" }</w:t>
+      </w:r>
+      <w:proofErr w:type="gramEnd"/>
+    </w:p>
+    <w:p>
+      <w:r>
+        <w:t xml:space="preserve">          },</w:t>
+      </w:r>
+    </w:p>
+    <w:p>
+      <w:r>
+        <w:t xml:space="preserve">          "examples": {</w:t>
+      </w:r>
+    </w:p>
+    <w:p>
+      <w:r>
+        <w:t xml:space="preserve">            "</w:t>
+      </w:r>
+      <w:proofErr w:type="spellStart"/>
+      <w:proofErr w:type="gramStart"/>
+      <w:r>
+        <w:t>en</w:t>
+      </w:r>
+      <w:proofErr w:type="spellEnd"/>
+      <w:proofErr w:type="gramEnd"/>
+      <w:r>
+        <w:t>-GB": [</w:t>
+      </w:r>
+    </w:p>
+    <w:p>
+      <w:r>
+        <w:t xml:space="preserve">              {</w:t>
+      </w:r>
+    </w:p>
+    <w:p>
+      <w:r>
+        <w:t xml:space="preserve">                "text": "The road is flat, so we can ride our bikes to school easily.",</w:t>
+      </w:r>
+    </w:p>
+    <w:p>
+      <w:r>
+        <w:t xml:space="preserve">                "</w:t>
+      </w:r>
+      <w:proofErr w:type="spellStart"/>
+      <w:r>
+        <w:t>audioUrl</w:t>
+      </w:r>
+      <w:proofErr w:type="spellEnd"/>
+      <w:r>
+        <w:t>": "",</w:t>
+      </w:r>
+    </w:p>
+    <w:p>
+      <w:r>
+        <w:t xml:space="preserve">                "</w:t>
+      </w:r>
+      <w:proofErr w:type="spellStart"/>
+      <w:r>
+        <w:t>partOfSpeech</w:t>
+      </w:r>
+      <w:proofErr w:type="spellEnd"/>
+      <w:r>
+        <w:t>": "adjective",</w:t>
+      </w:r>
+    </w:p>
+    <w:p>
+      <w:r>
+        <w:t xml:space="preserve">                "</w:t>
+      </w:r>
+      <w:proofErr w:type="spellStart"/>
+      <w:r>
+        <w:t>senseId</w:t>
+      </w:r>
+      <w:proofErr w:type="spellEnd"/>
+      <w:r>
+        <w:t>": "s1"</w:t>
+      </w:r>
+    </w:p>
+    <w:p>
+      <w:r>
+        <w:t xml:space="preserve">              }</w:t>
+      </w:r>
+    </w:p>
+    <w:p>
+      <w:r>
+        <w:t xml:space="preserve">            ],</w:t>
+      </w:r>
+    </w:p>
+    <w:p>
+      <w:r>
+        <w:t xml:space="preserve">            "</w:t>
+      </w:r>
+      <w:proofErr w:type="spellStart"/>
+      <w:proofErr w:type="gramStart"/>
+      <w:r>
+        <w:t>en</w:t>
+      </w:r>
+      <w:proofErr w:type="spellEnd"/>
+      <w:proofErr w:type="gramEnd"/>
+      <w:r>
+        <w:t>-US": [</w:t>
+      </w:r>
+    </w:p>
+    <w:p>
+      <w:r>
+        <w:t xml:space="preserve">              {</w:t>
+      </w:r>
+    </w:p>
+    <w:p>
+      <w:r>
+        <w:t xml:space="preserve">                "text": "The road is flat, so we can ride our bikes to school easily.",</w:t>
+      </w:r>
+    </w:p>
+    <w:p>
+      <w:r>
+        <w:t xml:space="preserve">                "</w:t>
+      </w:r>
+      <w:proofErr w:type="spellStart"/>
+      <w:r>
+        <w:t>audioUrl</w:t>
+      </w:r>
+      <w:proofErr w:type="spellEnd"/>
+      <w:r>
+        <w:t>": "",</w:t>
+      </w:r>
+    </w:p>
+    <w:p>
+      <w:r>
+        <w:t xml:space="preserve">                "</w:t>
+      </w:r>
+      <w:proofErr w:type="spellStart"/>
+      <w:r>
+        <w:t>partOfSpeech</w:t>
+      </w:r>
+      <w:proofErr w:type="spellEnd"/>
+      <w:r>
+        <w:t>": "adjective",</w:t>
+      </w:r>
+    </w:p>
+    <w:p>
+      <w:r>
+        <w:t xml:space="preserve">                "</w:t>
+      </w:r>
+      <w:proofErr w:type="spellStart"/>
+      <w:r>
+        <w:t>senseId</w:t>
+      </w:r>
+      <w:proofErr w:type="spellEnd"/>
+      <w:r>
+        <w:t>": "s1"</w:t>
+      </w:r>
+    </w:p>
+    <w:p>
+      <w:r>
+        <w:t xml:space="preserve">              }</w:t>
+      </w:r>
+    </w:p>
+    <w:p>
+      <w:r>
+        <w:t>]</w:t>
+      </w:r>
+    </w:p>
+    <w:p>
+      <w:r>
+        <w:t xml:space="preserve">          }</w:t>
+      </w:r>
+    </w:p>
+    <w:p>
+      <w:r>
+        <w:t xml:space="preserve">        }</w:t>
+      </w:r>
+    </w:p>
+    <w:p>
+      <w:r>
+        <w:t xml:space="preserve">      ]</w:t>
+      </w:r>
+    </w:p>
+    <w:p>
+      <w:r>
+        <w:t xml:space="preserve">    }</w:t>
+      </w:r>
+    </w:p>
+    <w:p>
+      <w:r>
+        <w:t xml:space="preserve">  ],</w:t>
+      </w:r>
+    </w:p>
+    <w:p>
+      <w:r>
+        <w:t xml:space="preserve">  "topics": [</w:t>
+      </w:r>
+    </w:p>
+    <w:p>
+      <w:r>
+        <w:t xml:space="preserve">    {</w:t>
+      </w:r>
+    </w:p>
+    <w:p>
+      <w:r>
+        <w:t xml:space="preserve">      "</w:t>
+      </w:r>
+      <w:proofErr w:type="spellStart"/>
+      <w:r>
+        <w:t>topicKey</w:t>
+      </w:r>
+      <w:proofErr w:type="spellEnd"/>
+      <w:r>
+        <w:t>": "Adjectives",</w:t>
+      </w:r>
+    </w:p>
+    <w:p>
+      <w:r>
+        <w:t xml:space="preserve">      "lessons": [1, 210],</w:t>
+      </w:r>
+    </w:p>
+    <w:p>
+      <w:r>
+        <w:t xml:space="preserve">      "examples": {</w:t>
+      </w:r>
+    </w:p>
+    <w:p>
+      <w:r>
+        <w:t xml:space="preserve">        "</w:t>
+      </w:r>
+      <w:proofErr w:type="spellStart"/>
+      <w:proofErr w:type="gramStart"/>
+      <w:r>
+        <w:t>en</w:t>
+      </w:r>
+      <w:proofErr w:type="spellEnd"/>
+      <w:proofErr w:type="gramEnd"/>
+      <w:r>
+        <w:t>-GB": [</w:t>
+      </w:r>
+    </w:p>
+    <w:p>
+      <w:r>
+        <w:t xml:space="preserve">          {</w:t>
+      </w:r>
+    </w:p>
+    <w:p>
+      <w:r>
+        <w:t xml:space="preserve">            "text": "The table is flat, and my book stays very still on it.",</w:t>
+      </w:r>
+    </w:p>
+    <w:p>
+      <w:r>
+        <w:t xml:space="preserve">            "</w:t>
+      </w:r>
+      <w:proofErr w:type="spellStart"/>
+      <w:r>
+        <w:t>audioUrl</w:t>
+      </w:r>
+      <w:proofErr w:type="spellEnd"/>
+      <w:r>
+        <w:t>": "",</w:t>
+      </w:r>
+    </w:p>
+    <w:p>
+      <w:r>
+        <w:t xml:space="preserve">            "</w:t>
+      </w:r>
+      <w:proofErr w:type="spellStart"/>
+      <w:r>
+        <w:t>partOfSpeech</w:t>
+      </w:r>
+      <w:proofErr w:type="spellEnd"/>
+      <w:r>
+        <w:t>": "adjective",</w:t>
+      </w:r>
+    </w:p>
+    <w:p>
+      <w:r>
+        <w:t xml:space="preserve">            "</w:t>
+      </w:r>
+      <w:proofErr w:type="spellStart"/>
+      <w:r>
+        <w:t>senseId</w:t>
+      </w:r>
+      <w:proofErr w:type="spellEnd"/>
+      <w:r>
+        <w:t>": "s1"</w:t>
+      </w:r>
+    </w:p>
+    <w:p>
+      <w:r>
+        <w:lastRenderedPageBreak/>
+        <w:t xml:space="preserve">          }</w:t>
+      </w:r>
+    </w:p>
+    <w:p>
+      <w:r>
+        <w:t xml:space="preserve">        ],</w:t>
+      </w:r>
+    </w:p>
+    <w:p>
+      <w:r>
+        <w:t xml:space="preserve">        "</w:t>
+      </w:r>
+      <w:proofErr w:type="spellStart"/>
+      <w:proofErr w:type="gramStart"/>
+      <w:r>
+        <w:t>en</w:t>
+      </w:r>
+      <w:proofErr w:type="spellEnd"/>
+      <w:proofErr w:type="gramEnd"/>
+      <w:r>
+        <w:t>-US": []</w:t>
+      </w:r>
+    </w:p>
+    <w:p>
+      <w:r>
+        <w:t xml:space="preserve">      }</w:t>
+      </w:r>
+    </w:p>
+    <w:p>
+      <w:r>
+        <w:t xml:space="preserve">    },</w:t>
+      </w:r>
+    </w:p>
+    <w:p>
+      <w:r>
+        <w:t xml:space="preserve">    {</w:t>
+      </w:r>
+    </w:p>
+    <w:p>
+      <w:r>
+        <w:t xml:space="preserve">      "</w:t>
+      </w:r>
+      <w:proofErr w:type="spellStart"/>
+      <w:r>
+        <w:t>topicKey</w:t>
+      </w:r>
+      <w:proofErr w:type="spellEnd"/>
+      <w:r>
+        <w:t>": "House",</w:t>
+      </w:r>
+    </w:p>
+    <w:p>
+      <w:r>
+        <w:t xml:space="preserve">      "lessons": [1, 210],</w:t>
+      </w:r>
+    </w:p>
+    <w:p>
+      <w:r>
+        <w:t xml:space="preserve">      "examples": {</w:t>
+      </w:r>
+    </w:p>
+    <w:p>
+      <w:r>
+        <w:t xml:space="preserve">        "</w:t>
+      </w:r>
+      <w:proofErr w:type="spellStart"/>
+      <w:proofErr w:type="gramStart"/>
+      <w:r>
+        <w:t>en</w:t>
+      </w:r>
+      <w:proofErr w:type="spellEnd"/>
+      <w:proofErr w:type="gramEnd"/>
+      <w:r>
+        <w:t>-GB": [</w:t>
+      </w:r>
+    </w:p>
+    <w:p>
+      <w:r>
+        <w:t xml:space="preserve">          {</w:t>
+      </w:r>
+    </w:p>
+    <w:p>
+      <w:r>
+        <w:t xml:space="preserve">            "text": "Her flat has two rooms and a small kitchen, and it is warm in winter.",</w:t>
+      </w:r>
+    </w:p>
+    <w:p>
+      <w:r>
+        <w:t xml:space="preserve">            "</w:t>
+      </w:r>
+      <w:proofErr w:type="spellStart"/>
+      <w:r>
+        <w:t>audioUrl</w:t>
+      </w:r>
+      <w:proofErr w:type="spellEnd"/>
+      <w:r>
+        <w:t>": "",</w:t>
+      </w:r>
+    </w:p>
+    <w:p>
+      <w:r>
+        <w:t xml:space="preserve">            "</w:t>
+      </w:r>
+      <w:proofErr w:type="spellStart"/>
+      <w:r>
+        <w:t>partOfSpeech</w:t>
+      </w:r>
+      <w:proofErr w:type="spellEnd"/>
+      <w:r>
+        <w:t>": "noun",</w:t>
+      </w:r>
+    </w:p>
+    <w:p>
+      <w:r>
+        <w:t xml:space="preserve">            "</w:t>
+      </w:r>
+      <w:proofErr w:type="spellStart"/>
+      <w:r>
+        <w:t>senseId</w:t>
+      </w:r>
+      <w:proofErr w:type="spellEnd"/>
+      <w:r>
+        <w:t>": "s1"</w:t>
+      </w:r>
+    </w:p>
+    <w:p>
+      <w:r>
+        <w:t xml:space="preserve">          }</w:t>
+      </w:r>
+    </w:p>
+    <w:p>
+      <w:r>
+        <w:t xml:space="preserve">        ],</w:t>
+      </w:r>
+    </w:p>
+    <w:p>
+      <w:r>
+        <w:t xml:space="preserve">        "</w:t>
+      </w:r>
+      <w:proofErr w:type="spellStart"/>
+      <w:proofErr w:type="gramStart"/>
+      <w:r>
+        <w:t>en</w:t>
+      </w:r>
+      <w:proofErr w:type="spellEnd"/>
+      <w:proofErr w:type="gramEnd"/>
+      <w:r>
+        <w:t>-US": [</w:t>
+      </w:r>
+    </w:p>
+    <w:p>
+      <w:r>
+        <w:t xml:space="preserve">          {</w:t>
+      </w:r>
+    </w:p>
+    <w:p>
+      <w:r>
+        <w:t xml:space="preserve">            "text": "Her apartment has two rooms and a small kitchen, and it is warm in winter.",</w:t>
+      </w:r>
+    </w:p>
+    <w:p>
+      <w:r>
+        <w:t xml:space="preserve">            "</w:t>
+      </w:r>
+      <w:proofErr w:type="spellStart"/>
+      <w:r>
+        <w:t>audioUrl</w:t>
+      </w:r>
+      <w:proofErr w:type="spellEnd"/>
+      <w:r>
+        <w:t>": "",</w:t>
+      </w:r>
+    </w:p>
+    <w:p>
+      <w:r>
+        <w:t xml:space="preserve">            "</w:t>
+      </w:r>
+      <w:proofErr w:type="spellStart"/>
+      <w:r>
+        <w:t>partOfSpeech</w:t>
+      </w:r>
+      <w:proofErr w:type="spellEnd"/>
+      <w:r>
+        <w:t>": "noun",</w:t>
+      </w:r>
+    </w:p>
+    <w:p>
+      <w:r>
+        <w:t xml:space="preserve">            "</w:t>
+      </w:r>
+      <w:proofErr w:type="spellStart"/>
+      <w:r>
+        <w:t>senseId</w:t>
+      </w:r>
+      <w:proofErr w:type="spellEnd"/>
+      <w:r>
+        <w:t>": "s1"</w:t>
+      </w:r>
+    </w:p>
+    <w:p>
+      <w:pPr>
+        <w:rPr>
+          <w:lang w:val="fr-FR"/>
+        </w:rPr>
+      </w:pPr>
+      <w:r>
+        <w:t xml:space="preserve">          </w:t>
+      </w:r>
+      <w:r>
+        <w:rPr>
+          <w:lang w:val="fr-FR"/>
+        </w:rPr>
+        <w:t>}</w:t>
+      </w:r>
+    </w:p>
+    <w:p>
+      <w:pPr>
+        <w:rPr>
+          <w:lang w:val="fr-FR"/>
+        </w:rPr>
+      </w:pPr>
+      <w:r>
+        <w:rPr>
+          <w:lang w:val="fr-FR"/>
+        </w:rPr>
+        <w:t xml:space="preserve">        ]</w:t>
+      </w:r>
+    </w:p>
+    <w:p>
+      <w:pPr>
+        <w:rPr>
+          <w:lang w:val="fr-FR"/>
+        </w:rPr>
+      </w:pPr>
+      <w:r>
+        <w:rPr>
+          <w:lang w:val="fr-FR"/>
+        </w:rPr>
+        <w:t xml:space="preserve">      }</w:t>
+      </w:r>
+    </w:p>
+    <w:p>
+      <w:pPr>
+        <w:rPr>
+          <w:lang w:val="fr-FR"/>
+        </w:rPr>
+      </w:pPr>
+      <w:r>
+        <w:rPr>
+          <w:lang w:val="fr-FR"/>
+        </w:rPr>
+        <w:t xml:space="preserve">    }</w:t>
+      </w:r>
+    </w:p>
+    <w:p>
+      <w:pPr>
+        <w:rPr>
+          <w:lang w:val="fr-FR"/>
+        </w:rPr>
+      </w:pPr>
+      <w:r>
+        <w:rPr>
+          <w:lang w:val="fr-FR"/>
+        </w:rPr>
+        <w:t xml:space="preserve">  ],</w:t>
+      </w:r>
+    </w:p>
+    <w:p>
+      <w:pPr>
+        <w:rPr>
+          <w:lang w:val="fr-FR"/>
+        </w:rPr>
+      </w:pPr>
+      <w:r>
+        <w:rPr>
+          <w:lang w:val="fr-FR"/>
+        </w:rPr>
+        <w:t xml:space="preserve">  "variants</w:t>
+      </w:r>
+      <w:proofErr w:type="gramStart"/>
+      <w:r>
+        <w:rPr>
+          <w:lang w:val="fr-FR"/>
+        </w:rPr>
+        <w:t>":</w:t>
+      </w:r>
+      <w:proofErr w:type="gramEnd"/>
+      <w:r>
+        <w:rPr>
+          <w:lang w:val="fr-FR"/>
+        </w:rPr>
+        <w:t xml:space="preserve"> {</w:t>
+      </w:r>
+    </w:p>
+    <w:p>
+      <w:pPr>
+        <w:rPr>
+          <w:lang w:val="fr-FR"/>
+        </w:rPr>
+      </w:pPr>
+      <w:r>
+        <w:rPr>
+          <w:lang w:val="fr-FR"/>
+        </w:rPr>
+        <w:t xml:space="preserve">    "en-GB</w:t>
+      </w:r>
+      <w:proofErr w:type="gramStart"/>
+      <w:r>
+        <w:rPr>
+          <w:lang w:val="fr-FR"/>
+        </w:rPr>
+        <w:t>":</w:t>
+      </w:r>
+      <w:proofErr w:type="gramEnd"/>
+      <w:r>
+        <w:rPr>
+          <w:lang w:val="fr-FR"/>
+        </w:rPr>
+        <w:t xml:space="preserve"> {</w:t>
+      </w:r>
+    </w:p>
+    <w:p>
+      <w:pPr>
+        <w:rPr>
+          <w:lang w:val="fr-FR"/>
+        </w:rPr>
+      </w:pPr>
+      <w:r>
+        <w:rPr>
+          <w:lang w:val="fr-FR"/>
+        </w:rPr>
+        <w:t xml:space="preserve">      "</w:t>
+      </w:r>
+      <w:proofErr w:type="spellStart"/>
+      <w:r>
+        <w:rPr>
+          <w:lang w:val="fr-FR"/>
+        </w:rPr>
+        <w:t>phonetics</w:t>
+      </w:r>
+      <w:proofErr w:type="spellEnd"/>
+      <w:proofErr w:type="gramStart"/>
+      <w:r>
+        <w:rPr>
+          <w:lang w:val="fr-FR"/>
+        </w:rPr>
+        <w:t>":</w:t>
+      </w:r>
+      <w:proofErr w:type="gramEnd"/>
+      <w:r>
+        <w:rPr>
+          <w:lang w:val="fr-FR"/>
+        </w:rPr>
+        <w:t xml:space="preserve"> </w:t>
+      </w:r>
+      <w:proofErr w:type="gramStart"/>
+      <w:r>
+        <w:rPr>
+          <w:lang w:val="fr-FR"/>
+        </w:rPr>
+        <w:t>{ "</w:t>
+      </w:r>
+      <w:proofErr w:type="spellStart"/>
+      <w:proofErr w:type="gramEnd"/>
+      <w:r>
+        <w:rPr>
+          <w:lang w:val="fr-FR"/>
+        </w:rPr>
         <w:t>ipa</w:t>
       </w:r>
       <w:proofErr w:type="spellEnd"/>
+      <w:proofErr w:type="gramStart"/>
+      <w:r>
+        <w:rPr>
+          <w:lang w:val="fr-FR"/>
+        </w:rPr>
+        <w:t>":</w:t>
+      </w:r>
+      <w:proofErr w:type="gramEnd"/>
+      <w:r>
+        <w:rPr>
+          <w:lang w:val="fr-FR"/>
+        </w:rPr>
+        <w:t xml:space="preserve"> "/</w:t>
+      </w:r>
+      <w:proofErr w:type="spellStart"/>
+      <w:r>
+        <w:rPr>
+          <w:lang w:val="fr-FR"/>
+        </w:rPr>
+        <w:t>flæt</w:t>
+      </w:r>
+      <w:proofErr w:type="spellEnd"/>
+      <w:r>
+        <w:rPr>
+          <w:lang w:val="fr-FR"/>
+        </w:rPr>
+        <w:t>/", "</w:t>
+      </w:r>
+      <w:proofErr w:type="spellStart"/>
+      <w:r>
+        <w:rPr>
+          <w:lang w:val="fr-FR"/>
+        </w:rPr>
+        <w:t>audioUrl</w:t>
+      </w:r>
+      <w:proofErr w:type="spellEnd"/>
+      <w:proofErr w:type="gramStart"/>
+      <w:r>
+        <w:rPr>
+          <w:lang w:val="fr-FR"/>
+        </w:rPr>
+        <w:t>":</w:t>
+      </w:r>
+      <w:proofErr w:type="gramEnd"/>
+      <w:r>
+        <w:rPr>
+          <w:lang w:val="fr-FR"/>
+        </w:rPr>
+        <w:t xml:space="preserve"> "</w:t>
+      </w:r>
+      <w:r>
+        <w:rPr>
+          <w:lang w:val="fr-FR"/>
+        </w:rPr>
+        <w:t>en-</w:t>
+      </w:r>
+      <w:r>
+        <w:rPr>
+          <w:lang w:val="fr-FR"/>
+        </w:rPr>
+        <w:t>GB</w:t>
+      </w:r>
+      <w:r>
+        <w:rPr>
+          <w:lang w:val="fr-FR"/>
+        </w:rPr>
+        <w:t>/B1/r/</w:t>
+      </w:r>
+      <w:r>
+        <w:rPr>
+          <w:lang w:val="fr-FR"/>
+        </w:rPr>
+        <w:t>flat</w:t>
+      </w:r>
+      <w:r>
+        <w:rPr>
+          <w:lang w:val="fr-FR"/>
+        </w:rPr>
+        <w:t>/</w:t>
+      </w:r>
+      <w:r>
+        <w:rPr>
+          <w:lang w:val="fr-FR"/>
+        </w:rPr>
+        <w:t>ipa</w:t>
+      </w:r>
+      <w:r>
+        <w:rPr>
+          <w:lang w:val="fr-FR"/>
+        </w:rPr>
+        <w:t>.mp3"</w:t>
+      </w:r>
+      <w:r>
+        <w:rPr>
+          <w:lang w:val="fr-FR"/>
+        </w:rPr>
+        <w:t>", "</w:t>
+      </w:r>
+      <w:proofErr w:type="spellStart"/>
+      <w:r>
+        <w:rPr>
+          <w:lang w:val="fr-FR"/>
+        </w:rPr>
+        <w:t>voice</w:t>
+      </w:r>
+      <w:proofErr w:type="spellEnd"/>
+      <w:proofErr w:type="gramStart"/>
+      <w:r>
+        <w:rPr>
+          <w:lang w:val="fr-FR"/>
+        </w:rPr>
+        <w:t>":</w:t>
+      </w:r>
+      <w:proofErr w:type="gramEnd"/>
+      <w:r>
+        <w:rPr>
+          <w:lang w:val="fr-FR"/>
+        </w:rPr>
+        <w:t xml:space="preserve"> "en-GB</w:t>
+      </w:r>
+      <w:proofErr w:type="gramStart"/>
+      <w:r>
+        <w:rPr>
+          <w:lang w:val="fr-FR"/>
+        </w:rPr>
+        <w:t>" }</w:t>
+      </w:r>
+      <w:proofErr w:type="gramEnd"/>
+    </w:p>
+    <w:p>
+      <w:r>
+        <w:rPr>
+          <w:lang w:val="fr-FR"/>
+        </w:rPr>
+        <w:t xml:space="preserve">    </w:t>
+      </w:r>
+      <w:r>
+        <w:t>},</w:t>
+      </w:r>
+    </w:p>
+    <w:p>
+      <w:r>
+        <w:t xml:space="preserve">    "</w:t>
+      </w:r>
+      <w:proofErr w:type="spellStart"/>
+      <w:proofErr w:type="gramStart"/>
+      <w:r>
+        <w:t>en</w:t>
+      </w:r>
+      <w:proofErr w:type="spellEnd"/>
+      <w:proofErr w:type="gramEnd"/>
+      <w:r>
+        <w:t>-US": {</w:t>
+      </w:r>
+    </w:p>
+    <w:p>
+      <w:r>
+        <w:t xml:space="preserve">      "phonetics": </w:t>
+      </w:r>
+      <w:proofErr w:type="gramStart"/>
+      <w:r>
+        <w:t>{ "</w:t>
+      </w:r>
+      <w:proofErr w:type="spellStart"/>
+      <w:proofErr w:type="gramEnd"/>
+      <w:r>
+        <w:t>ipa</w:t>
+      </w:r>
+      <w:proofErr w:type="spellEnd"/>
       <w:r>
         <w:t>": "/</w:t>
       </w:r>
@@ -7753,7 +13066,7 @@
       </w:r>
       <w:proofErr w:type="spellEnd"/>
       <w:r>
-        <w:t>": "", "voice": "</w:t>
+        <w:t>": "</w:t>
       </w:r>
       <w:proofErr w:type="spellStart"/>
       <w:r>
@@ -7761,7 +13074,30 @@
       </w:r>
       <w:proofErr w:type="spellEnd"/>
       <w:r>
-        <w:t>-GB</w:t>
+        <w:t>-US/B1/r/</w:t>
+      </w:r>
+      <w:r>
+        <w:t>flat</w:t>
+      </w:r>
+      <w:r>
+        <w:t>/</w:t>
+      </w:r>
+      <w:r>
+        <w:t>ipa</w:t>
+      </w:r>
+      <w:r>
+        <w:t>.mp3"</w:t>
+      </w:r>
+      <w:r>
+        <w:t>", "voice": "</w:t>
+      </w:r>
+      <w:proofErr w:type="spellStart"/>
+      <w:r>
+        <w:t>en</w:t>
+      </w:r>
+      <w:proofErr w:type="spellEnd"/>
+      <w:r>
+        <w:t>-US</w:t>
       </w:r>
       <w:proofErr w:type="gramStart"/>
       <w:r>
@@ -7771,2475 +13107,20 @@
     </w:p>
     <w:p>
       <w:r>
-        <w:t xml:space="preserve">            },</w:t>
-      </w:r>
-    </w:p>
-    <w:p>
-      <w:r>
-        <w:t xml:space="preserve">            "</w:t>
-      </w:r>
-      <w:proofErr w:type="spellStart"/>
-      <w:proofErr w:type="gramStart"/>
-      <w:r>
-        <w:t>en</w:t>
-      </w:r>
-      <w:proofErr w:type="spellEnd"/>
-      <w:proofErr w:type="gramEnd"/>
-      <w:r>
-        <w:t>-US": {</w:t>
-      </w:r>
-    </w:p>
-    <w:p>
-      <w:r>
-        <w:t xml:space="preserve">              "text": "apartment",</w:t>
-      </w:r>
-    </w:p>
-    <w:p>
-      <w:r>
-        <w:t xml:space="preserve">              "</w:t>
-      </w:r>
-      <w:proofErr w:type="spellStart"/>
-      <w:r>
-        <w:t>audioUrl</w:t>
-      </w:r>
-      <w:proofErr w:type="spellEnd"/>
-      <w:r>
-        <w:t>": "",</w:t>
-      </w:r>
-    </w:p>
-    <w:p>
-      <w:r>
-        <w:t xml:space="preserve">              "phonetics": </w:t>
-      </w:r>
-      <w:proofErr w:type="gramStart"/>
-      <w:r>
-        <w:t>{ "</w:t>
-      </w:r>
-      <w:proofErr w:type="spellStart"/>
-      <w:proofErr w:type="gramEnd"/>
-      <w:r>
-        <w:t>ipa</w:t>
-      </w:r>
-      <w:proofErr w:type="spellEnd"/>
-      <w:r>
-        <w:t>": "/</w:t>
-      </w:r>
-      <w:proofErr w:type="spellStart"/>
-      <w:r>
-        <w:t>ə</w:t>
-      </w:r>
-      <w:r>
-        <w:rPr>
-          <w:rFonts w:ascii="Arial" w:hAnsi="Arial" w:cs="Arial"/>
-        </w:rPr>
-        <w:t>ˈ</w:t>
-      </w:r>
-      <w:r>
-        <w:t>p</w:t>
-      </w:r>
-      <w:r>
-        <w:rPr>
-          <w:rFonts w:ascii="Arial" w:hAnsi="Arial" w:cs="Arial"/>
-        </w:rPr>
-        <w:t>ɑː</w:t>
-      </w:r>
-      <w:r>
-        <w:t>rtmənt</w:t>
-      </w:r>
-      <w:proofErr w:type="spellEnd"/>
-      <w:r>
-        <w:t>/", "</w:t>
-      </w:r>
-      <w:proofErr w:type="spellStart"/>
-      <w:r>
-        <w:t>audioUrl</w:t>
-      </w:r>
-      <w:proofErr w:type="spellEnd"/>
-      <w:r>
-        <w:t>": "", "voice": "</w:t>
-      </w:r>
-      <w:proofErr w:type="spellStart"/>
-      <w:r>
-        <w:t>en</w:t>
-      </w:r>
-      <w:proofErr w:type="spellEnd"/>
-      <w:r>
-        <w:t>-US</w:t>
-      </w:r>
-      <w:proofErr w:type="gramStart"/>
-      <w:r>
-        <w:t>" }</w:t>
-      </w:r>
-      <w:proofErr w:type="gramEnd"/>
-    </w:p>
-    <w:p>
-      <w:r>
-        <w:t xml:space="preserve">            }</w:t>
-      </w:r>
-    </w:p>
-    <w:p>
-      <w:r>
-        <w:t xml:space="preserve">          },</w:t>
-      </w:r>
-    </w:p>
-    <w:p>
-      <w:r>
-        <w:lastRenderedPageBreak/>
-        <w:t xml:space="preserve">          "definition": {</w:t>
-      </w:r>
-    </w:p>
-    <w:p>
-      <w:r>
-        <w:t xml:space="preserve">            "</w:t>
-      </w:r>
-      <w:proofErr w:type="spellStart"/>
-      <w:proofErr w:type="gramStart"/>
-      <w:r>
-        <w:t>en</w:t>
-      </w:r>
-      <w:proofErr w:type="spellEnd"/>
-      <w:proofErr w:type="gramEnd"/>
-      <w:r>
-        <w:t xml:space="preserve">-GB": </w:t>
-      </w:r>
-      <w:proofErr w:type="gramStart"/>
-      <w:r>
-        <w:t>{ "</w:t>
-      </w:r>
-      <w:proofErr w:type="gramEnd"/>
-      <w:r>
-        <w:t>text": "A home with rooms on one floor.", "</w:t>
-      </w:r>
-      <w:proofErr w:type="spellStart"/>
-      <w:r>
-        <w:t>audioUrl</w:t>
-      </w:r>
-      <w:proofErr w:type="spellEnd"/>
-      <w:r>
-        <w:t>": "</w:t>
-      </w:r>
-      <w:proofErr w:type="gramStart"/>
-      <w:r>
-        <w:t>" }</w:t>
-      </w:r>
-      <w:proofErr w:type="gramEnd"/>
-      <w:r>
-        <w:t>,</w:t>
-      </w:r>
-    </w:p>
-    <w:p>
-      <w:r>
-        <w:t xml:space="preserve">            "</w:t>
-      </w:r>
-      <w:proofErr w:type="spellStart"/>
-      <w:proofErr w:type="gramStart"/>
-      <w:r>
-        <w:t>en</w:t>
-      </w:r>
-      <w:proofErr w:type="spellEnd"/>
-      <w:proofErr w:type="gramEnd"/>
-      <w:r>
-        <w:t xml:space="preserve">-US": </w:t>
-      </w:r>
-      <w:proofErr w:type="gramStart"/>
-      <w:r>
-        <w:t>{ "</w:t>
-      </w:r>
-      <w:proofErr w:type="gramEnd"/>
-      <w:r>
-        <w:t>text": "A home with rooms on one floor.", "</w:t>
-      </w:r>
-      <w:proofErr w:type="spellStart"/>
-      <w:r>
-        <w:t>audioUrl</w:t>
-      </w:r>
-      <w:proofErr w:type="spellEnd"/>
-      <w:r>
-        <w:t>": "</w:t>
-      </w:r>
-      <w:proofErr w:type="gramStart"/>
-      <w:r>
-        <w:t>" }</w:t>
-      </w:r>
-      <w:proofErr w:type="gramEnd"/>
-    </w:p>
-    <w:p>
-      <w:r>
-        <w:t xml:space="preserve">          },</w:t>
-      </w:r>
-    </w:p>
-    <w:p>
-      <w:r>
-        <w:t xml:space="preserve">          "examples": {</w:t>
-      </w:r>
-    </w:p>
-    <w:p>
-      <w:r>
-        <w:t xml:space="preserve">            "</w:t>
-      </w:r>
-      <w:proofErr w:type="spellStart"/>
-      <w:proofErr w:type="gramStart"/>
-      <w:r>
-        <w:t>en</w:t>
-      </w:r>
-      <w:proofErr w:type="spellEnd"/>
-      <w:proofErr w:type="gramEnd"/>
-      <w:r>
-        <w:t>-GB": [</w:t>
-      </w:r>
-    </w:p>
-    <w:p>
-      <w:r>
-        <w:t xml:space="preserve">              {</w:t>
-      </w:r>
-    </w:p>
-    <w:p>
-      <w:r>
-        <w:t xml:space="preserve">                "text": "I live in a small flat near the station with my sister.",</w:t>
-      </w:r>
-    </w:p>
-    <w:p>
-      <w:r>
-        <w:t xml:space="preserve">                "</w:t>
-      </w:r>
-      <w:proofErr w:type="spellStart"/>
-      <w:r>
-        <w:t>audioUrl</w:t>
-      </w:r>
-      <w:proofErr w:type="spellEnd"/>
-      <w:r>
-        <w:t>": "",</w:t>
-      </w:r>
-    </w:p>
-    <w:p>
-      <w:r>
-        <w:t xml:space="preserve">                "</w:t>
-      </w:r>
-      <w:proofErr w:type="spellStart"/>
-      <w:r>
-        <w:t>partOfSpeech</w:t>
-      </w:r>
-      <w:proofErr w:type="spellEnd"/>
-      <w:r>
-        <w:t>": "noun",</w:t>
-      </w:r>
-    </w:p>
-    <w:p>
-      <w:r>
-        <w:t xml:space="preserve">                "</w:t>
-      </w:r>
-      <w:proofErr w:type="spellStart"/>
-      <w:r>
-        <w:t>senseId</w:t>
-      </w:r>
-      <w:proofErr w:type="spellEnd"/>
-      <w:r>
-        <w:t>": "s1"</w:t>
-      </w:r>
-    </w:p>
-    <w:p>
-      <w:r>
-        <w:t xml:space="preserve">              }</w:t>
-      </w:r>
-    </w:p>
-    <w:p>
-      <w:r>
-        <w:t xml:space="preserve">            ],</w:t>
-      </w:r>
-    </w:p>
-    <w:p>
-      <w:r>
-        <w:t xml:space="preserve">            "</w:t>
-      </w:r>
-      <w:proofErr w:type="spellStart"/>
-      <w:proofErr w:type="gramStart"/>
-      <w:r>
-        <w:t>en</w:t>
-      </w:r>
-      <w:proofErr w:type="spellEnd"/>
-      <w:proofErr w:type="gramEnd"/>
-      <w:r>
-        <w:t>-US": [</w:t>
-      </w:r>
-    </w:p>
-    <w:p>
-      <w:r>
-        <w:t xml:space="preserve">              {</w:t>
-      </w:r>
-    </w:p>
-    <w:p>
-      <w:r>
-        <w:t xml:space="preserve">                "text": "I live in a small apartment near the station with my sister.",</w:t>
-      </w:r>
-    </w:p>
-    <w:p>
-      <w:r>
-        <w:t xml:space="preserve">                "</w:t>
-      </w:r>
-      <w:proofErr w:type="spellStart"/>
-      <w:r>
-        <w:t>audioUrl</w:t>
-      </w:r>
-      <w:proofErr w:type="spellEnd"/>
-      <w:r>
-        <w:t>": "",</w:t>
-      </w:r>
-    </w:p>
-    <w:p>
-      <w:r>
-        <w:t xml:space="preserve">                "</w:t>
-      </w:r>
-      <w:proofErr w:type="spellStart"/>
-      <w:r>
-        <w:t>partOfSpeech</w:t>
-      </w:r>
-      <w:proofErr w:type="spellEnd"/>
-      <w:r>
-        <w:t>": "noun",</w:t>
-      </w:r>
-    </w:p>
-    <w:p>
-      <w:r>
-        <w:t xml:space="preserve">                "</w:t>
-      </w:r>
-      <w:proofErr w:type="spellStart"/>
-      <w:r>
-        <w:t>senseId</w:t>
-      </w:r>
-      <w:proofErr w:type="spellEnd"/>
-      <w:r>
-        <w:t>": "s1"</w:t>
-      </w:r>
-    </w:p>
-    <w:p>
-      <w:r>
-        <w:t xml:space="preserve">              }</w:t>
-      </w:r>
-    </w:p>
-    <w:p>
-      <w:r>
-        <w:t xml:space="preserve">            ]</w:t>
-      </w:r>
-    </w:p>
-    <w:p>
-      <w:r>
-        <w:t xml:space="preserve">          }</w:t>
-      </w:r>
-    </w:p>
-    <w:p>
-      <w:r>
-        <w:t xml:space="preserve">        }</w:t>
-      </w:r>
-    </w:p>
-    <w:p>
-      <w:r>
-        <w:t xml:space="preserve">      ]</w:t>
-      </w:r>
-    </w:p>
-    <w:p>
-      <w:r>
-        <w:t xml:space="preserve">    },</w:t>
-      </w:r>
-    </w:p>
-    <w:p>
-      <w:r>
-        <w:t xml:space="preserve">    {</w:t>
-      </w:r>
-    </w:p>
-    <w:p>
-      <w:r>
-        <w:t xml:space="preserve">      "</w:t>
-      </w:r>
-      <w:proofErr w:type="spellStart"/>
-      <w:r>
-        <w:t>partOfSpeech</w:t>
-      </w:r>
-      <w:proofErr w:type="spellEnd"/>
-      <w:r>
-        <w:t>": "adjective",</w:t>
-      </w:r>
-    </w:p>
-    <w:p>
-      <w:r>
-        <w:t xml:space="preserve">      "definitions": [</w:t>
-      </w:r>
-    </w:p>
-    <w:p>
-      <w:r>
-        <w:t xml:space="preserve">        {</w:t>
-      </w:r>
-    </w:p>
-    <w:p>
-      <w:r>
-        <w:t xml:space="preserve">          "</w:t>
-      </w:r>
-      <w:proofErr w:type="spellStart"/>
-      <w:r>
-        <w:t>senseId</w:t>
-      </w:r>
-      <w:proofErr w:type="spellEnd"/>
-      <w:r>
-        <w:t>": "s1",</w:t>
-      </w:r>
-    </w:p>
-    <w:p>
-      <w:r>
-        <w:t xml:space="preserve">          "definition": {</w:t>
-      </w:r>
-    </w:p>
-    <w:p>
-      <w:r>
-        <w:t xml:space="preserve">            "</w:t>
-      </w:r>
-      <w:proofErr w:type="spellStart"/>
-      <w:proofErr w:type="gramStart"/>
-      <w:r>
-        <w:t>en</w:t>
-      </w:r>
-      <w:proofErr w:type="spellEnd"/>
-      <w:proofErr w:type="gramEnd"/>
-      <w:r>
-        <w:t xml:space="preserve">-GB": </w:t>
-      </w:r>
-      <w:proofErr w:type="gramStart"/>
-      <w:r>
-        <w:t>{ "</w:t>
-      </w:r>
-      <w:proofErr w:type="gramEnd"/>
-      <w:r>
-        <w:t>text": "Level and smooth, with no bumps.", "</w:t>
-      </w:r>
-      <w:proofErr w:type="spellStart"/>
-      <w:r>
-        <w:t>audioUrl</w:t>
-      </w:r>
-      <w:proofErr w:type="spellEnd"/>
-      <w:r>
-        <w:t>": "</w:t>
-      </w:r>
-      <w:proofErr w:type="gramStart"/>
-      <w:r>
-        <w:t>" }</w:t>
-      </w:r>
-      <w:proofErr w:type="gramEnd"/>
-      <w:r>
-        <w:t>,</w:t>
-      </w:r>
-    </w:p>
-    <w:p>
-      <w:r>
-        <w:t xml:space="preserve">            "</w:t>
-      </w:r>
-      <w:proofErr w:type="spellStart"/>
-      <w:proofErr w:type="gramStart"/>
-      <w:r>
-        <w:t>en</w:t>
-      </w:r>
-      <w:proofErr w:type="spellEnd"/>
-      <w:proofErr w:type="gramEnd"/>
-      <w:r>
-        <w:t xml:space="preserve">-US": </w:t>
-      </w:r>
-      <w:proofErr w:type="gramStart"/>
-      <w:r>
-        <w:t>{ "</w:t>
-      </w:r>
-      <w:proofErr w:type="gramEnd"/>
-      <w:r>
-        <w:t>text": "Level and smooth, with no bumps.", "</w:t>
-      </w:r>
-      <w:proofErr w:type="spellStart"/>
-      <w:r>
-        <w:t>audioUrl</w:t>
-      </w:r>
-      <w:proofErr w:type="spellEnd"/>
-      <w:r>
-        <w:t>": "</w:t>
-      </w:r>
-      <w:proofErr w:type="gramStart"/>
-      <w:r>
-        <w:t>" }</w:t>
-      </w:r>
-      <w:proofErr w:type="gramEnd"/>
-    </w:p>
-    <w:p>
-      <w:r>
-        <w:t xml:space="preserve">          },</w:t>
-      </w:r>
-    </w:p>
-    <w:p>
-      <w:r>
-        <w:t xml:space="preserve">          "examples": {</w:t>
-      </w:r>
-    </w:p>
-    <w:p>
-      <w:r>
-        <w:t xml:space="preserve">            "</w:t>
-      </w:r>
-      <w:proofErr w:type="spellStart"/>
-      <w:proofErr w:type="gramStart"/>
-      <w:r>
-        <w:t>en</w:t>
-      </w:r>
-      <w:proofErr w:type="spellEnd"/>
-      <w:proofErr w:type="gramEnd"/>
-      <w:r>
-        <w:t>-GB": [</w:t>
-      </w:r>
-    </w:p>
-    <w:p>
-      <w:r>
-        <w:t xml:space="preserve">              {</w:t>
-      </w:r>
-    </w:p>
-    <w:p>
-      <w:r>
-        <w:t xml:space="preserve">                "text": "The road is flat, so we can ride our bikes to school easily.",</w:t>
-      </w:r>
-    </w:p>
-    <w:p>
-      <w:r>
-        <w:t xml:space="preserve">                "</w:t>
-      </w:r>
-      <w:proofErr w:type="spellStart"/>
-      <w:r>
-        <w:t>audioUrl</w:t>
-      </w:r>
-      <w:proofErr w:type="spellEnd"/>
-      <w:r>
-        <w:t>": "",</w:t>
-      </w:r>
-    </w:p>
-    <w:p>
-      <w:r>
-        <w:t xml:space="preserve">                "</w:t>
-      </w:r>
-      <w:proofErr w:type="spellStart"/>
-      <w:r>
-        <w:t>partOfSpeech</w:t>
-      </w:r>
-      <w:proofErr w:type="spellEnd"/>
-      <w:r>
-        <w:t>": "adjective",</w:t>
-      </w:r>
-    </w:p>
-    <w:p>
-      <w:r>
-        <w:t xml:space="preserve">                "</w:t>
-      </w:r>
-      <w:proofErr w:type="spellStart"/>
-      <w:r>
-        <w:t>senseId</w:t>
-      </w:r>
-      <w:proofErr w:type="spellEnd"/>
-      <w:r>
-        <w:t>": "s1"</w:t>
-      </w:r>
-    </w:p>
-    <w:p>
-      <w:r>
-        <w:t xml:space="preserve">              }</w:t>
-      </w:r>
-    </w:p>
-    <w:p>
-      <w:r>
-        <w:t xml:space="preserve">            ],</w:t>
-      </w:r>
-    </w:p>
-    <w:p>
-      <w:r>
-        <w:t xml:space="preserve">            "</w:t>
-      </w:r>
-      <w:proofErr w:type="spellStart"/>
-      <w:proofErr w:type="gramStart"/>
-      <w:r>
-        <w:t>en</w:t>
-      </w:r>
-      <w:proofErr w:type="spellEnd"/>
-      <w:proofErr w:type="gramEnd"/>
-      <w:r>
-        <w:t>-US": [</w:t>
-      </w:r>
-    </w:p>
-    <w:p>
-      <w:r>
-        <w:t xml:space="preserve">              {</w:t>
-      </w:r>
-    </w:p>
-    <w:p>
-      <w:r>
-        <w:t xml:space="preserve">                "text": "The road is flat, so we can ride our bikes to school easily.",</w:t>
-      </w:r>
-    </w:p>
-    <w:p>
-      <w:r>
-        <w:t xml:space="preserve">                "</w:t>
-      </w:r>
-      <w:proofErr w:type="spellStart"/>
-      <w:r>
-        <w:t>audioUrl</w:t>
-      </w:r>
-      <w:proofErr w:type="spellEnd"/>
-      <w:r>
-        <w:t>": "",</w:t>
-      </w:r>
-    </w:p>
-    <w:p>
-      <w:r>
-        <w:t xml:space="preserve">                "</w:t>
-      </w:r>
-      <w:proofErr w:type="spellStart"/>
-      <w:r>
-        <w:t>partOfSpeech</w:t>
-      </w:r>
-      <w:proofErr w:type="spellEnd"/>
-      <w:r>
-        <w:t>": "adjective",</w:t>
-      </w:r>
-    </w:p>
-    <w:p>
-      <w:r>
-        <w:t xml:space="preserve">                "</w:t>
-      </w:r>
-      <w:proofErr w:type="spellStart"/>
-      <w:r>
-        <w:t>senseId</w:t>
-      </w:r>
-      <w:proofErr w:type="spellEnd"/>
-      <w:r>
-        <w:t>": "s1"</w:t>
-      </w:r>
-    </w:p>
-    <w:p>
-      <w:r>
-        <w:t xml:space="preserve">              }</w:t>
-      </w:r>
-    </w:p>
-    <w:p>
-      <w:r>
-        <w:lastRenderedPageBreak/>
-        <w:t>]</w:t>
-      </w:r>
-    </w:p>
-    <w:p>
-      <w:r>
-        <w:t xml:space="preserve">          }</w:t>
-      </w:r>
-    </w:p>
-    <w:p>
-      <w:r>
-        <w:t xml:space="preserve">        }</w:t>
-      </w:r>
-    </w:p>
-    <w:p>
-      <w:r>
-        <w:t xml:space="preserve">      ]</w:t>
-      </w:r>
-    </w:p>
-    <w:p>
-      <w:r>
         <w:t xml:space="preserve">    }</w:t>
       </w:r>
     </w:p>
     <w:p>
       <w:r>
-        <w:t xml:space="preserve">  ],</w:t>
-      </w:r>
-    </w:p>
-    <w:p>
-      <w:r>
-        <w:t xml:space="preserve">  "topics": [</w:t>
-      </w:r>
-    </w:p>
-    <w:p>
-      <w:r>
-        <w:t xml:space="preserve">    {</w:t>
-      </w:r>
-    </w:p>
-    <w:p>
-      <w:r>
-        <w:t xml:space="preserve">      "</w:t>
-      </w:r>
-      <w:proofErr w:type="spellStart"/>
-      <w:r>
-        <w:t>topicKey</w:t>
-      </w:r>
-      <w:proofErr w:type="spellEnd"/>
-      <w:r>
-        <w:t>": "Adjectives",</w:t>
-      </w:r>
-    </w:p>
-    <w:p>
-      <w:r>
-        <w:t xml:space="preserve">      "lessons": [1, 210],</w:t>
-      </w:r>
-    </w:p>
-    <w:p>
-      <w:r>
-        <w:t xml:space="preserve">      "examples": {</w:t>
-      </w:r>
-    </w:p>
-    <w:p>
-      <w:r>
-        <w:t xml:space="preserve">        "</w:t>
-      </w:r>
-      <w:proofErr w:type="spellStart"/>
-      <w:proofErr w:type="gramStart"/>
-      <w:r>
-        <w:t>en</w:t>
-      </w:r>
-      <w:proofErr w:type="spellEnd"/>
-      <w:proofErr w:type="gramEnd"/>
-      <w:r>
-        <w:t>-GB": [</w:t>
-      </w:r>
-    </w:p>
-    <w:p>
-      <w:r>
-        <w:t xml:space="preserve">          {</w:t>
-      </w:r>
-    </w:p>
-    <w:p>
-      <w:r>
-        <w:t xml:space="preserve">            "text": "The table is flat, and my book stays very still on it.",</w:t>
-      </w:r>
-    </w:p>
-    <w:p>
-      <w:r>
-        <w:t xml:space="preserve">            "</w:t>
-      </w:r>
-      <w:proofErr w:type="spellStart"/>
-      <w:r>
-        <w:t>audioUrl</w:t>
-      </w:r>
-      <w:proofErr w:type="spellEnd"/>
-      <w:r>
-        <w:t>": "",</w:t>
-      </w:r>
-    </w:p>
-    <w:p>
-      <w:r>
-        <w:t xml:space="preserve">            "</w:t>
-      </w:r>
-      <w:proofErr w:type="spellStart"/>
-      <w:r>
-        <w:t>partOfSpeech</w:t>
-      </w:r>
-      <w:proofErr w:type="spellEnd"/>
-      <w:r>
-        <w:t>": "adjective",</w:t>
-      </w:r>
-    </w:p>
-    <w:p>
-      <w:r>
-        <w:t xml:space="preserve">            "</w:t>
-      </w:r>
-      <w:proofErr w:type="spellStart"/>
-      <w:r>
-        <w:t>senseId</w:t>
-      </w:r>
-      <w:proofErr w:type="spellEnd"/>
-      <w:r>
-        <w:t>": "s1"</w:t>
-      </w:r>
-    </w:p>
-    <w:p>
-      <w:r>
-        <w:t xml:space="preserve">          }</w:t>
-      </w:r>
-    </w:p>
-    <w:p>
-      <w:r>
-        <w:t xml:space="preserve">        ],</w:t>
-      </w:r>
-    </w:p>
-    <w:p>
-      <w:r>
-        <w:t xml:space="preserve">        "</w:t>
-      </w:r>
-      <w:proofErr w:type="spellStart"/>
-      <w:proofErr w:type="gramStart"/>
-      <w:r>
-        <w:t>en</w:t>
-      </w:r>
-      <w:proofErr w:type="spellEnd"/>
-      <w:proofErr w:type="gramEnd"/>
-      <w:r>
-        <w:t>-US": []</w:t>
-      </w:r>
-    </w:p>
-    <w:p>
-      <w:r>
-        <w:t xml:space="preserve">      }</w:t>
-      </w:r>
-    </w:p>
-    <w:p>
-      <w:r>
-        <w:t xml:space="preserve">    },</w:t>
-      </w:r>
-    </w:p>
-    <w:p>
-      <w:r>
-        <w:t xml:space="preserve">    {</w:t>
-      </w:r>
-    </w:p>
-    <w:p>
-      <w:r>
-        <w:t xml:space="preserve">      "</w:t>
-      </w:r>
-      <w:proofErr w:type="spellStart"/>
-      <w:r>
-        <w:t>topicKey</w:t>
-      </w:r>
-      <w:proofErr w:type="spellEnd"/>
-      <w:r>
-        <w:t>": "House",</w:t>
-      </w:r>
-    </w:p>
-    <w:p>
-      <w:r>
-        <w:t xml:space="preserve">      "lessons": [1, 210],</w:t>
-      </w:r>
-    </w:p>
-    <w:p>
-      <w:r>
-        <w:t xml:space="preserve">      "examples": {</w:t>
-      </w:r>
-    </w:p>
-    <w:p>
-      <w:r>
-        <w:t xml:space="preserve">        "</w:t>
-      </w:r>
-      <w:proofErr w:type="spellStart"/>
-      <w:proofErr w:type="gramStart"/>
-      <w:r>
-        <w:t>en</w:t>
-      </w:r>
-      <w:proofErr w:type="spellEnd"/>
-      <w:proofErr w:type="gramEnd"/>
-      <w:r>
-        <w:t>-GB": [</w:t>
-      </w:r>
-    </w:p>
-    <w:p>
-      <w:r>
-        <w:t xml:space="preserve">          {</w:t>
-      </w:r>
-    </w:p>
-    <w:p>
-      <w:r>
-        <w:t xml:space="preserve">            "text": "Her flat has two rooms and a small kitchen, and it is warm in winter.",</w:t>
-      </w:r>
-    </w:p>
-    <w:p>
-      <w:r>
-        <w:t xml:space="preserve">            "</w:t>
-      </w:r>
-      <w:proofErr w:type="spellStart"/>
-      <w:r>
-        <w:t>audioUrl</w:t>
-      </w:r>
-      <w:proofErr w:type="spellEnd"/>
-      <w:r>
-        <w:t>": "",</w:t>
-      </w:r>
-    </w:p>
-    <w:p>
-      <w:r>
-        <w:t xml:space="preserve">            "</w:t>
-      </w:r>
-      <w:proofErr w:type="spellStart"/>
-      <w:r>
-        <w:t>partOfSpeech</w:t>
-      </w:r>
-      <w:proofErr w:type="spellEnd"/>
-      <w:r>
-        <w:t>": "noun",</w:t>
-      </w:r>
-    </w:p>
-    <w:p>
-      <w:r>
-        <w:t xml:space="preserve">            "</w:t>
-      </w:r>
-      <w:proofErr w:type="spellStart"/>
-      <w:r>
-        <w:t>senseId</w:t>
-      </w:r>
-      <w:proofErr w:type="spellEnd"/>
-      <w:r>
-        <w:t>": "s1"</w:t>
-      </w:r>
-    </w:p>
-    <w:p>
-      <w:r>
-        <w:t xml:space="preserve">          }</w:t>
-      </w:r>
-    </w:p>
-    <w:p>
-      <w:r>
-        <w:t xml:space="preserve">        ],</w:t>
-      </w:r>
-    </w:p>
-    <w:p>
-      <w:r>
-        <w:t xml:space="preserve">        "</w:t>
-      </w:r>
-      <w:proofErr w:type="spellStart"/>
-      <w:proofErr w:type="gramStart"/>
-      <w:r>
-        <w:t>en</w:t>
-      </w:r>
-      <w:proofErr w:type="spellEnd"/>
-      <w:proofErr w:type="gramEnd"/>
-      <w:r>
-        <w:t>-US": [</w:t>
-      </w:r>
-    </w:p>
-    <w:p>
-      <w:r>
-        <w:t xml:space="preserve">          {</w:t>
-      </w:r>
-    </w:p>
-    <w:p>
-      <w:r>
-        <w:t xml:space="preserve">            "text": "Her apartment has two rooms and a small kitchen, and it is warm in winter.",</w:t>
-      </w:r>
-    </w:p>
-    <w:p>
-      <w:r>
-        <w:t xml:space="preserve">            "</w:t>
-      </w:r>
-      <w:proofErr w:type="spellStart"/>
-      <w:r>
-        <w:t>audioUrl</w:t>
-      </w:r>
-      <w:proofErr w:type="spellEnd"/>
-      <w:r>
-        <w:t>": "",</w:t>
-      </w:r>
-    </w:p>
-    <w:p>
-      <w:r>
-        <w:t xml:space="preserve">            "</w:t>
-      </w:r>
-      <w:proofErr w:type="spellStart"/>
-      <w:r>
-        <w:t>partOfSpeech</w:t>
-      </w:r>
-      <w:proofErr w:type="spellEnd"/>
-      <w:r>
-        <w:t>": "noun",</w:t>
-      </w:r>
-    </w:p>
-    <w:p>
-      <w:r>
-        <w:t xml:space="preserve">            "</w:t>
-      </w:r>
-      <w:proofErr w:type="spellStart"/>
-      <w:r>
-        <w:t>senseId</w:t>
-      </w:r>
-      <w:proofErr w:type="spellEnd"/>
-      <w:r>
-        <w:t>": "s1"</w:t>
-      </w:r>
-    </w:p>
-    <w:p>
-      <w:pPr>
-        <w:rPr>
-          <w:lang w:val="fr-FR"/>
-        </w:rPr>
-      </w:pPr>
-      <w:r>
-        <w:t xml:space="preserve">          </w:t>
-      </w:r>
-      <w:r>
-        <w:rPr>
-          <w:lang w:val="fr-FR"/>
-        </w:rPr>
-        <w:t>}</w:t>
-      </w:r>
-    </w:p>
-    <w:p>
-      <w:pPr>
-        <w:rPr>
-          <w:lang w:val="fr-FR"/>
-        </w:rPr>
-      </w:pPr>
-      <w:r>
-        <w:rPr>
-          <w:lang w:val="fr-FR"/>
-        </w:rPr>
-        <w:t xml:space="preserve">        ]</w:t>
-      </w:r>
-    </w:p>
-    <w:p>
-      <w:pPr>
-        <w:rPr>
-          <w:lang w:val="fr-FR"/>
-        </w:rPr>
-      </w:pPr>
-      <w:r>
-        <w:rPr>
-          <w:lang w:val="fr-FR"/>
-        </w:rPr>
-        <w:t xml:space="preserve">      }</w:t>
-      </w:r>
-    </w:p>
-    <w:p>
-      <w:pPr>
-        <w:rPr>
-          <w:lang w:val="fr-FR"/>
-        </w:rPr>
-      </w:pPr>
-      <w:r>
-        <w:rPr>
-          <w:lang w:val="fr-FR"/>
-        </w:rPr>
-        <w:t xml:space="preserve">    }</w:t>
-      </w:r>
-    </w:p>
-    <w:p>
-      <w:pPr>
-        <w:rPr>
-          <w:lang w:val="fr-FR"/>
-        </w:rPr>
-      </w:pPr>
-      <w:r>
-        <w:rPr>
-          <w:lang w:val="fr-FR"/>
-        </w:rPr>
-        <w:t xml:space="preserve">  ],</w:t>
-      </w:r>
-    </w:p>
-    <w:p>
-      <w:pPr>
-        <w:rPr>
-          <w:lang w:val="fr-FR"/>
-        </w:rPr>
-      </w:pPr>
-      <w:r>
-        <w:rPr>
-          <w:lang w:val="fr-FR"/>
-        </w:rPr>
-        <w:t xml:space="preserve">  "variants</w:t>
-      </w:r>
-      <w:proofErr w:type="gramStart"/>
-      <w:r>
-        <w:rPr>
-          <w:lang w:val="fr-FR"/>
-        </w:rPr>
-        <w:t>":</w:t>
-      </w:r>
-      <w:proofErr w:type="gramEnd"/>
-      <w:r>
-        <w:rPr>
-          <w:lang w:val="fr-FR"/>
-        </w:rPr>
-        <w:t xml:space="preserve"> {</w:t>
-      </w:r>
-    </w:p>
-    <w:p>
-      <w:pPr>
-        <w:rPr>
-          <w:lang w:val="fr-FR"/>
-        </w:rPr>
-      </w:pPr>
-      <w:r>
-        <w:rPr>
-          <w:lang w:val="fr-FR"/>
-        </w:rPr>
-        <w:t xml:space="preserve">    "en-GB</w:t>
-      </w:r>
-      <w:proofErr w:type="gramStart"/>
-      <w:r>
-        <w:rPr>
-          <w:lang w:val="fr-FR"/>
-        </w:rPr>
-        <w:t>":</w:t>
-      </w:r>
-      <w:proofErr w:type="gramEnd"/>
-      <w:r>
-        <w:rPr>
-          <w:lang w:val="fr-FR"/>
-        </w:rPr>
-        <w:t xml:space="preserve"> {</w:t>
-      </w:r>
-    </w:p>
-    <w:p>
-      <w:pPr>
-        <w:rPr>
-          <w:lang w:val="fr-FR"/>
-        </w:rPr>
-      </w:pPr>
-      <w:r>
-        <w:rPr>
-          <w:lang w:val="fr-FR"/>
-        </w:rPr>
-        <w:t xml:space="preserve">      "</w:t>
-      </w:r>
-      <w:proofErr w:type="spellStart"/>
-      <w:r>
-        <w:rPr>
-          <w:lang w:val="fr-FR"/>
-        </w:rPr>
-        <w:t>phonetics</w:t>
-      </w:r>
-      <w:proofErr w:type="spellEnd"/>
-      <w:proofErr w:type="gramStart"/>
-      <w:r>
-        <w:rPr>
-          <w:lang w:val="fr-FR"/>
-        </w:rPr>
-        <w:t>":</w:t>
-      </w:r>
-      <w:proofErr w:type="gramEnd"/>
-      <w:r>
-        <w:rPr>
-          <w:lang w:val="fr-FR"/>
-        </w:rPr>
-        <w:t xml:space="preserve"> </w:t>
-      </w:r>
-      <w:proofErr w:type="gramStart"/>
-      <w:r>
-        <w:rPr>
-          <w:lang w:val="fr-FR"/>
-        </w:rPr>
-        <w:t>{ "</w:t>
-      </w:r>
-      <w:proofErr w:type="spellStart"/>
-      <w:proofErr w:type="gramEnd"/>
-      <w:r>
-        <w:rPr>
-          <w:lang w:val="fr-FR"/>
-        </w:rPr>
-        <w:t>ipa</w:t>
-      </w:r>
-      <w:proofErr w:type="spellEnd"/>
-      <w:proofErr w:type="gramStart"/>
-      <w:r>
-        <w:rPr>
-          <w:lang w:val="fr-FR"/>
-        </w:rPr>
-        <w:t>":</w:t>
-      </w:r>
-      <w:proofErr w:type="gramEnd"/>
-      <w:r>
-        <w:rPr>
-          <w:lang w:val="fr-FR"/>
-        </w:rPr>
-        <w:t xml:space="preserve"> "/</w:t>
-      </w:r>
-      <w:proofErr w:type="spellStart"/>
-      <w:r>
-        <w:rPr>
-          <w:lang w:val="fr-FR"/>
-        </w:rPr>
-        <w:t>flæt</w:t>
-      </w:r>
-      <w:proofErr w:type="spellEnd"/>
-      <w:r>
-        <w:rPr>
-          <w:lang w:val="fr-FR"/>
-        </w:rPr>
-        <w:t>/", "</w:t>
-      </w:r>
-      <w:proofErr w:type="spellStart"/>
-      <w:r>
-        <w:rPr>
-          <w:lang w:val="fr-FR"/>
-        </w:rPr>
-        <w:t>audioUrl</w:t>
-      </w:r>
-      <w:proofErr w:type="spellEnd"/>
-      <w:proofErr w:type="gramStart"/>
-      <w:r>
-        <w:rPr>
-          <w:lang w:val="fr-FR"/>
-        </w:rPr>
-        <w:t>":</w:t>
-      </w:r>
-      <w:proofErr w:type="gramEnd"/>
-      <w:r>
-        <w:rPr>
-          <w:lang w:val="fr-FR"/>
-        </w:rPr>
-        <w:t xml:space="preserve"> "", "</w:t>
-      </w:r>
-      <w:proofErr w:type="spellStart"/>
-      <w:r>
-        <w:rPr>
-          <w:lang w:val="fr-FR"/>
-        </w:rPr>
-        <w:t>voice</w:t>
-      </w:r>
-      <w:proofErr w:type="spellEnd"/>
-      <w:proofErr w:type="gramStart"/>
-      <w:r>
-        <w:rPr>
-          <w:lang w:val="fr-FR"/>
-        </w:rPr>
-        <w:t>":</w:t>
-      </w:r>
-      <w:proofErr w:type="gramEnd"/>
-      <w:r>
-        <w:rPr>
-          <w:lang w:val="fr-FR"/>
-        </w:rPr>
-        <w:t xml:space="preserve"> "en-GB</w:t>
-      </w:r>
-      <w:proofErr w:type="gramStart"/>
-      <w:r>
-        <w:rPr>
-          <w:lang w:val="fr-FR"/>
-        </w:rPr>
-        <w:t>" }</w:t>
-      </w:r>
-      <w:proofErr w:type="gramEnd"/>
-    </w:p>
-    <w:p>
-      <w:r>
-        <w:rPr>
-          <w:lang w:val="fr-FR"/>
-        </w:rPr>
-        <w:t xml:space="preserve">    </w:t>
-      </w:r>
+        <w:t xml:space="preserve">  }</w:t>
+      </w:r>
+    </w:p>
+    <w:p>
       <w:r>
         <w:t>},</w:t>
       </w:r>
     </w:p>
-    <w:p>
-      <w:r>
-        <w:t xml:space="preserve">    "</w:t>
-      </w:r>
-      <w:proofErr w:type="spellStart"/>
-      <w:proofErr w:type="gramStart"/>
-      <w:r>
-        <w:t>en</w:t>
-      </w:r>
-      <w:proofErr w:type="spellEnd"/>
-      <w:proofErr w:type="gramEnd"/>
-      <w:r>
-        <w:t>-US": {</w:t>
-      </w:r>
-    </w:p>
-    <w:p>
-      <w:r>
-        <w:lastRenderedPageBreak/>
-        <w:t xml:space="preserve">      "phonetics": </w:t>
-      </w:r>
-      <w:proofErr w:type="gramStart"/>
-      <w:r>
-        <w:t>{ "</w:t>
-      </w:r>
-      <w:proofErr w:type="spellStart"/>
-      <w:proofErr w:type="gramEnd"/>
-      <w:r>
-        <w:t>ipa</w:t>
-      </w:r>
-      <w:proofErr w:type="spellEnd"/>
-      <w:r>
-        <w:t>": "/</w:t>
-      </w:r>
-      <w:proofErr w:type="spellStart"/>
-      <w:r>
-        <w:t>flæt</w:t>
-      </w:r>
-      <w:proofErr w:type="spellEnd"/>
-      <w:r>
-        <w:t>/", "</w:t>
-      </w:r>
-      <w:proofErr w:type="spellStart"/>
-      <w:r>
-        <w:t>audioUrl</w:t>
-      </w:r>
-      <w:proofErr w:type="spellEnd"/>
-      <w:r>
-        <w:t>": "", "voice": "</w:t>
-      </w:r>
-      <w:proofErr w:type="spellStart"/>
-      <w:r>
-        <w:t>en</w:t>
-      </w:r>
-      <w:proofErr w:type="spellEnd"/>
-      <w:r>
-        <w:t>-US</w:t>
-      </w:r>
-      <w:proofErr w:type="gramStart"/>
-      <w:r>
-        <w:t>" }</w:t>
-      </w:r>
-      <w:proofErr w:type="gramEnd"/>
-    </w:p>
-    <w:p>
-      <w:r>
-        <w:t xml:space="preserve">    }</w:t>
-      </w:r>
-    </w:p>
-    <w:p>
-      <w:r>
-        <w:t xml:space="preserve">  }</w:t>
-      </w:r>
-    </w:p>
-    <w:p>
-      <w:r>
-        <w:t>},</w:t>
-      </w:r>
-    </w:p>
-    <w:p>
-      <w:r>
-        <w:t>{</w:t>
-      </w:r>
-    </w:p>
-    <w:p>
-      <w:r>
-        <w:t xml:space="preserve">  "id": 28,</w:t>
-      </w:r>
-    </w:p>
-    <w:p>
-      <w:r>
-        <w:t xml:space="preserve">  "lemma": "festive",</w:t>
-      </w:r>
-    </w:p>
-    <w:p>
-      <w:r>
-        <w:t xml:space="preserve">  "</w:t>
-      </w:r>
-      <w:proofErr w:type="spellStart"/>
-      <w:r>
-        <w:t>english</w:t>
-      </w:r>
-      <w:proofErr w:type="spellEnd"/>
-      <w:r>
-        <w:t>": "festive",</w:t>
-      </w:r>
-    </w:p>
-    <w:p>
-      <w:r>
-        <w:t xml:space="preserve">  "</w:t>
-      </w:r>
-      <w:proofErr w:type="spellStart"/>
-      <w:r>
-        <w:t>enUrl</w:t>
-      </w:r>
-      <w:proofErr w:type="spellEnd"/>
-      <w:r>
-        <w:t>": "",</w:t>
-      </w:r>
-    </w:p>
-    <w:p>
-      <w:r>
-        <w:t xml:space="preserve">  "</w:t>
-      </w:r>
-      <w:proofErr w:type="spellStart"/>
-      <w:r>
-        <w:t>american</w:t>
-      </w:r>
-      <w:proofErr w:type="spellEnd"/>
-      <w:r>
-        <w:t>": "</w:t>
-      </w:r>
-      <w:r>
-        <w:t xml:space="preserve"> </w:t>
-      </w:r>
-      <w:r>
-        <w:t>festive</w:t>
-      </w:r>
-      <w:r>
-        <w:t>",</w:t>
-      </w:r>
-    </w:p>
-    <w:p>
-      <w:r>
-        <w:t xml:space="preserve">  "</w:t>
-      </w:r>
-      <w:proofErr w:type="spellStart"/>
-      <w:r>
-        <w:t>amUrl</w:t>
-      </w:r>
-      <w:proofErr w:type="spellEnd"/>
-      <w:r>
-        <w:t>": "",</w:t>
-      </w:r>
-    </w:p>
-    <w:p>
-      <w:r>
-        <w:t xml:space="preserve">  "language": "</w:t>
-      </w:r>
-      <w:proofErr w:type="spellStart"/>
-      <w:r>
-        <w:t>en</w:t>
-      </w:r>
-      <w:proofErr w:type="spellEnd"/>
-      <w:r>
-        <w:t>",</w:t>
-      </w:r>
-    </w:p>
-    <w:p>
-      <w:r>
-        <w:t xml:space="preserve">  "lessons": [3, 106],</w:t>
-      </w:r>
-    </w:p>
-    <w:p>
-      <w:r>
-        <w:t xml:space="preserve">  "</w:t>
-      </w:r>
-      <w:proofErr w:type="spellStart"/>
-      <w:r>
-        <w:t>partsOfSpeech</w:t>
-      </w:r>
-      <w:proofErr w:type="spellEnd"/>
-      <w:r>
-        <w:t>": [</w:t>
-      </w:r>
-    </w:p>
-    <w:p>
-      <w:r>
-        <w:t xml:space="preserve">    {</w:t>
-      </w:r>
-    </w:p>
-    <w:p>
-      <w:r>
-        <w:t xml:space="preserve">      "</w:t>
-      </w:r>
-      <w:proofErr w:type="spellStart"/>
-      <w:r>
-        <w:t>partOfSpeech</w:t>
-      </w:r>
-      <w:proofErr w:type="spellEnd"/>
-      <w:r>
-        <w:t>": "adjective",</w:t>
-      </w:r>
-    </w:p>
-    <w:p>
-      <w:r>
-        <w:t xml:space="preserve">      "definitions": [</w:t>
-      </w:r>
-    </w:p>
-    <w:p>
-      <w:r>
-        <w:t xml:space="preserve">        {</w:t>
-      </w:r>
-    </w:p>
-    <w:p>
-      <w:r>
-        <w:t xml:space="preserve">          "</w:t>
-      </w:r>
-      <w:proofErr w:type="spellStart"/>
-      <w:r>
-        <w:t>senseId</w:t>
-      </w:r>
-      <w:proofErr w:type="spellEnd"/>
-      <w:r>
-        <w:t>": "s1",</w:t>
-      </w:r>
-    </w:p>
-    <w:p>
-      <w:r>
-        <w:t xml:space="preserve">          "definition": {</w:t>
-      </w:r>
-    </w:p>
-    <w:p>
-      <w:r>
-        <w:t xml:space="preserve">            "</w:t>
-      </w:r>
-      <w:proofErr w:type="spellStart"/>
-      <w:proofErr w:type="gramStart"/>
-      <w:r>
-        <w:t>en</w:t>
-      </w:r>
-      <w:proofErr w:type="spellEnd"/>
-      <w:proofErr w:type="gramEnd"/>
-      <w:r>
-        <w:t xml:space="preserve">-GB": </w:t>
-      </w:r>
-      <w:proofErr w:type="gramStart"/>
-      <w:r>
-        <w:t>{ "</w:t>
-      </w:r>
-      <w:proofErr w:type="gramEnd"/>
-      <w:r>
-        <w:t>text": "Happy and special for a holiday.", "</w:t>
-      </w:r>
-      <w:proofErr w:type="spellStart"/>
-      <w:r>
-        <w:t>audioUrl</w:t>
-      </w:r>
-      <w:proofErr w:type="spellEnd"/>
-      <w:r>
-        <w:t>": "</w:t>
-      </w:r>
-      <w:proofErr w:type="gramStart"/>
-      <w:r>
-        <w:t>" }</w:t>
-      </w:r>
-      <w:proofErr w:type="gramEnd"/>
-      <w:r>
-        <w:t>,</w:t>
-      </w:r>
-    </w:p>
-    <w:p>
-      <w:r>
-        <w:t xml:space="preserve">            "</w:t>
-      </w:r>
-      <w:proofErr w:type="spellStart"/>
-      <w:proofErr w:type="gramStart"/>
-      <w:r>
-        <w:t>en</w:t>
-      </w:r>
-      <w:proofErr w:type="spellEnd"/>
-      <w:proofErr w:type="gramEnd"/>
-      <w:r>
-        <w:t xml:space="preserve">-US": </w:t>
-      </w:r>
-      <w:proofErr w:type="gramStart"/>
-      <w:r>
-        <w:t>{ "</w:t>
-      </w:r>
-      <w:proofErr w:type="gramEnd"/>
-      <w:r>
-        <w:t>text": "Happy and special for a holiday.", "</w:t>
-      </w:r>
-      <w:proofErr w:type="spellStart"/>
-      <w:r>
-        <w:t>audioUrl</w:t>
-      </w:r>
-      <w:proofErr w:type="spellEnd"/>
-      <w:r>
-        <w:t>": "</w:t>
-      </w:r>
-      <w:proofErr w:type="gramStart"/>
-      <w:r>
-        <w:t>" }</w:t>
-      </w:r>
-      <w:proofErr w:type="gramEnd"/>
-    </w:p>
-    <w:p>
-      <w:r>
-        <w:t xml:space="preserve">          },</w:t>
-      </w:r>
-    </w:p>
-    <w:p>
-      <w:r>
-        <w:t xml:space="preserve">          "examples": {</w:t>
-      </w:r>
-    </w:p>
-    <w:p>
-      <w:r>
-        <w:t xml:space="preserve">            "</w:t>
-      </w:r>
-      <w:proofErr w:type="spellStart"/>
-      <w:proofErr w:type="gramStart"/>
-      <w:r>
-        <w:t>en</w:t>
-      </w:r>
-      <w:proofErr w:type="spellEnd"/>
-      <w:proofErr w:type="gramEnd"/>
-      <w:r>
-        <w:t>-GB": [</w:t>
-      </w:r>
-    </w:p>
-    <w:p>
-      <w:r>
-        <w:t xml:space="preserve">              {</w:t>
-      </w:r>
-    </w:p>
-    <w:p>
-      <w:r>
-        <w:t xml:space="preserve">                "text": "The town looks festive at night, with lights on every street and shop.",</w:t>
-      </w:r>
-    </w:p>
-    <w:p>
-      <w:r>
-        <w:t xml:space="preserve">                "</w:t>
-      </w:r>
-      <w:proofErr w:type="spellStart"/>
-      <w:r>
-        <w:t>audioUrl</w:t>
-      </w:r>
-      <w:proofErr w:type="spellEnd"/>
-      <w:r>
-        <w:t>": "",</w:t>
-      </w:r>
-    </w:p>
-    <w:p>
-      <w:r>
-        <w:t xml:space="preserve">                "</w:t>
-      </w:r>
-      <w:proofErr w:type="spellStart"/>
-      <w:r>
-        <w:t>partOfSpeech</w:t>
-      </w:r>
-      <w:proofErr w:type="spellEnd"/>
-      <w:r>
-        <w:t>": "adjective",</w:t>
-      </w:r>
-    </w:p>
-    <w:p>
-      <w:r>
-        <w:t xml:space="preserve">                "</w:t>
-      </w:r>
-      <w:proofErr w:type="spellStart"/>
-      <w:r>
-        <w:t>senseId</w:t>
-      </w:r>
-      <w:proofErr w:type="spellEnd"/>
-      <w:r>
-        <w:t>": "s1"</w:t>
-      </w:r>
-    </w:p>
-    <w:p>
-      <w:r>
-        <w:t xml:space="preserve">              }</w:t>
-      </w:r>
-    </w:p>
-    <w:p>
-      <w:r>
-        <w:t xml:space="preserve">            ],</w:t>
-      </w:r>
-    </w:p>
-    <w:p>
-      <w:r>
-        <w:t xml:space="preserve">            "</w:t>
-      </w:r>
-      <w:proofErr w:type="spellStart"/>
-      <w:proofErr w:type="gramStart"/>
-      <w:r>
-        <w:t>en</w:t>
-      </w:r>
-      <w:proofErr w:type="spellEnd"/>
-      <w:proofErr w:type="gramEnd"/>
-      <w:r>
-        <w:t>-US": [</w:t>
-      </w:r>
-    </w:p>
-    <w:p>
-      <w:r>
-        <w:t xml:space="preserve">                "text": "The town looks festive at night, with lights on every street and shop.",</w:t>
-      </w:r>
-    </w:p>
-    <w:p>
-      <w:r>
-        <w:t xml:space="preserve">                "</w:t>
-      </w:r>
-      <w:proofErr w:type="spellStart"/>
-      <w:r>
-        <w:t>audioUrl</w:t>
-      </w:r>
-      <w:proofErr w:type="spellEnd"/>
-      <w:r>
-        <w:t>": "",</w:t>
-      </w:r>
-    </w:p>
-    <w:p>
-      <w:r>
-        <w:t xml:space="preserve">                "</w:t>
-      </w:r>
-      <w:proofErr w:type="spellStart"/>
-      <w:r>
-        <w:t>partOfSpeech</w:t>
-      </w:r>
-      <w:proofErr w:type="spellEnd"/>
-      <w:r>
-        <w:t>": "adjective",</w:t>
-      </w:r>
-    </w:p>
-    <w:p>
-      <w:r>
-        <w:t xml:space="preserve">                "</w:t>
-      </w:r>
-      <w:proofErr w:type="spellStart"/>
-      <w:r>
-        <w:t>senseId</w:t>
-      </w:r>
-      <w:proofErr w:type="spellEnd"/>
-      <w:r>
-        <w:t>": "s1"</w:t>
-      </w:r>
-    </w:p>
-    <w:p>
-      <w:r>
-        <w:t>]</w:t>
-      </w:r>
-    </w:p>
-    <w:p>
-      <w:r>
-        <w:t xml:space="preserve">          }</w:t>
-      </w:r>
-    </w:p>
-    <w:p>
-      <w:r>
-        <w:t xml:space="preserve">        }</w:t>
-      </w:r>
-    </w:p>
-    <w:p>
-      <w:r>
-        <w:t xml:space="preserve">      ]</w:t>
-      </w:r>
-    </w:p>
-    <w:p>
-      <w:r>
-        <w:t xml:space="preserve">    }</w:t>
-      </w:r>
-    </w:p>
-    <w:p>
-      <w:r>
-        <w:t xml:space="preserve">  ],</w:t>
-      </w:r>
-    </w:p>
-    <w:p>
-      <w:r>
-        <w:t xml:space="preserve">  "topics": [</w:t>
-      </w:r>
-    </w:p>
-    <w:p>
-      <w:r>
-        <w:t xml:space="preserve">    {</w:t>
-      </w:r>
-    </w:p>
-    <w:p>
-      <w:r>
-        <w:t xml:space="preserve">      "</w:t>
-      </w:r>
-      <w:proofErr w:type="spellStart"/>
-      <w:r>
-        <w:t>topicKey</w:t>
-      </w:r>
-      <w:proofErr w:type="spellEnd"/>
-      <w:r>
-        <w:t>": "Adjectives",</w:t>
-      </w:r>
-    </w:p>
-    <w:p>
-      <w:r>
-        <w:t xml:space="preserve">      "lessons": [3, 106],</w:t>
-      </w:r>
-    </w:p>
-    <w:p>
-      <w:r>
-        <w:t xml:space="preserve">      "examples": {</w:t>
-      </w:r>
-    </w:p>
-    <w:p>
-      <w:r>
-        <w:t xml:space="preserve">        "</w:t>
-      </w:r>
-      <w:proofErr w:type="spellStart"/>
-      <w:proofErr w:type="gramStart"/>
-      <w:r>
-        <w:t>en</w:t>
-      </w:r>
-      <w:proofErr w:type="spellEnd"/>
-      <w:proofErr w:type="gramEnd"/>
-      <w:r>
-        <w:t>-GB": [</w:t>
-      </w:r>
-    </w:p>
-    <w:p>
-      <w:r>
-        <w:t xml:space="preserve">          {</w:t>
-      </w:r>
-    </w:p>
-    <w:p>
-      <w:r>
-        <w:lastRenderedPageBreak/>
-        <w:t xml:space="preserve">            "text": "We wore festive clothes to school on the last day before the holiday.",</w:t>
-      </w:r>
-    </w:p>
-    <w:p>
-      <w:r>
-        <w:t xml:space="preserve">            "</w:t>
-      </w:r>
-      <w:proofErr w:type="spellStart"/>
-      <w:r>
-        <w:t>audioUrl</w:t>
-      </w:r>
-      <w:proofErr w:type="spellEnd"/>
-      <w:r>
-        <w:t>": "",</w:t>
-      </w:r>
-    </w:p>
-    <w:p>
-      <w:r>
-        <w:t xml:space="preserve">            "</w:t>
-      </w:r>
-      <w:proofErr w:type="spellStart"/>
-      <w:r>
-        <w:t>partOfSpeech</w:t>
-      </w:r>
-      <w:proofErr w:type="spellEnd"/>
-      <w:r>
-        <w:t>": "adjective",</w:t>
-      </w:r>
-    </w:p>
-    <w:p>
-      <w:r>
-        <w:t xml:space="preserve">            "</w:t>
-      </w:r>
-      <w:proofErr w:type="spellStart"/>
-      <w:r>
-        <w:t>senseId</w:t>
-      </w:r>
-      <w:proofErr w:type="spellEnd"/>
-      <w:r>
-        <w:t>": "s1"</w:t>
-      </w:r>
-    </w:p>
-    <w:p>
-      <w:r>
-        <w:t xml:space="preserve">          }</w:t>
-      </w:r>
-    </w:p>
-    <w:p>
-      <w:r>
-        <w:t xml:space="preserve">        ],</w:t>
-      </w:r>
-    </w:p>
-    <w:p>
-      <w:r>
-        <w:t xml:space="preserve">        "</w:t>
-      </w:r>
-      <w:proofErr w:type="spellStart"/>
-      <w:proofErr w:type="gramStart"/>
-      <w:r>
-        <w:t>en</w:t>
-      </w:r>
-      <w:proofErr w:type="spellEnd"/>
-      <w:proofErr w:type="gramEnd"/>
-      <w:r>
-        <w:t>-US": []</w:t>
-      </w:r>
-    </w:p>
-    <w:p>
-      <w:r>
-        <w:t xml:space="preserve">      }</w:t>
-      </w:r>
-    </w:p>
-    <w:p>
-      <w:r>
-        <w:t xml:space="preserve">    },</w:t>
-      </w:r>
-    </w:p>
-    <w:p>
-      <w:r>
-        <w:t xml:space="preserve">    {</w:t>
-      </w:r>
-    </w:p>
-    <w:p>
-      <w:r>
-        <w:t xml:space="preserve">      "</w:t>
-      </w:r>
-      <w:proofErr w:type="spellStart"/>
-      <w:r>
-        <w:t>topicKey</w:t>
-      </w:r>
-      <w:proofErr w:type="spellEnd"/>
-      <w:r>
-        <w:t>": "Holidays",</w:t>
-      </w:r>
-    </w:p>
-    <w:p>
-      <w:r>
-        <w:t xml:space="preserve">      "lessons": [3, 106],</w:t>
-      </w:r>
-    </w:p>
-    <w:p>
-      <w:r>
-        <w:t xml:space="preserve">      "examples": {</w:t>
-      </w:r>
-    </w:p>
-    <w:p>
-      <w:r>
-        <w:t xml:space="preserve">        "</w:t>
-      </w:r>
-      <w:proofErr w:type="spellStart"/>
-      <w:proofErr w:type="gramStart"/>
-      <w:r>
-        <w:t>en</w:t>
-      </w:r>
-      <w:proofErr w:type="spellEnd"/>
-      <w:proofErr w:type="gramEnd"/>
-      <w:r>
-        <w:t>-GB": [</w:t>
-      </w:r>
-    </w:p>
-    <w:p>
-      <w:r>
-        <w:t xml:space="preserve">          {</w:t>
-      </w:r>
-    </w:p>
-    <w:p>
-      <w:r>
-        <w:t xml:space="preserve">            "text": "On New Year's Day, we had a festive </w:t>
-      </w:r>
-      <w:proofErr w:type="gramStart"/>
-      <w:r>
-        <w:t>meal</w:t>
-      </w:r>
-      <w:proofErr w:type="gramEnd"/>
-      <w:r>
-        <w:t xml:space="preserve"> and we sang simple songs.",</w:t>
-      </w:r>
-    </w:p>
-    <w:p>
-      <w:r>
-        <w:t xml:space="preserve">            "</w:t>
-      </w:r>
-      <w:proofErr w:type="spellStart"/>
-      <w:r>
-        <w:t>audioUrl</w:t>
-      </w:r>
-      <w:proofErr w:type="spellEnd"/>
-      <w:r>
-        <w:t>": "",</w:t>
-      </w:r>
-    </w:p>
-    <w:p>
-      <w:r>
-        <w:t xml:space="preserve">            "</w:t>
-      </w:r>
-      <w:proofErr w:type="spellStart"/>
-      <w:r>
-        <w:t>partOfSpeech</w:t>
-      </w:r>
-      <w:proofErr w:type="spellEnd"/>
-      <w:r>
-        <w:t>": "adjective",</w:t>
-      </w:r>
-    </w:p>
-    <w:p>
-      <w:r>
-        <w:t xml:space="preserve">            "</w:t>
-      </w:r>
-      <w:proofErr w:type="spellStart"/>
-      <w:r>
-        <w:t>senseId</w:t>
-      </w:r>
-      <w:proofErr w:type="spellEnd"/>
-      <w:r>
-        <w:t>": "s1"</w:t>
-      </w:r>
-    </w:p>
-    <w:p>
-      <w:pPr>
-        <w:rPr>
-          <w:lang w:val="fr-FR"/>
-        </w:rPr>
-      </w:pPr>
-      <w:r>
-        <w:t xml:space="preserve">          </w:t>
-      </w:r>
-      <w:r>
-        <w:rPr>
-          <w:lang w:val="fr-FR"/>
-        </w:rPr>
-        <w:t>}</w:t>
-      </w:r>
-    </w:p>
-    <w:p>
-      <w:pPr>
-        <w:rPr>
-          <w:lang w:val="fr-FR"/>
-        </w:rPr>
-      </w:pPr>
-      <w:r>
-        <w:rPr>
-          <w:lang w:val="fr-FR"/>
-        </w:rPr>
-        <w:t xml:space="preserve">        ],</w:t>
-      </w:r>
-    </w:p>
-    <w:p>
-      <w:pPr>
-        <w:rPr>
-          <w:lang w:val="fr-FR"/>
-        </w:rPr>
-      </w:pPr>
-      <w:r>
-        <w:rPr>
-          <w:lang w:val="fr-FR"/>
-        </w:rPr>
-        <w:t xml:space="preserve">        "en-US</w:t>
-      </w:r>
-      <w:proofErr w:type="gramStart"/>
-      <w:r>
-        <w:rPr>
-          <w:lang w:val="fr-FR"/>
-        </w:rPr>
-        <w:t>":</w:t>
-      </w:r>
-      <w:proofErr w:type="gramEnd"/>
-      <w:r>
-        <w:rPr>
-          <w:lang w:val="fr-FR"/>
-        </w:rPr>
-        <w:t xml:space="preserve"> []</w:t>
-      </w:r>
-    </w:p>
-    <w:p>
-      <w:pPr>
-        <w:rPr>
-          <w:lang w:val="fr-FR"/>
-        </w:rPr>
-      </w:pPr>
-      <w:r>
-        <w:rPr>
-          <w:lang w:val="fr-FR"/>
-        </w:rPr>
-        <w:t xml:space="preserve">      }</w:t>
-      </w:r>
-    </w:p>
-    <w:p>
-      <w:pPr>
-        <w:rPr>
-          <w:lang w:val="fr-FR"/>
-        </w:rPr>
-      </w:pPr>
-      <w:r>
-        <w:rPr>
-          <w:lang w:val="fr-FR"/>
-        </w:rPr>
-        <w:t xml:space="preserve">    }</w:t>
-      </w:r>
-    </w:p>
-    <w:p>
-      <w:pPr>
-        <w:rPr>
-          <w:lang w:val="fr-FR"/>
-        </w:rPr>
-      </w:pPr>
-      <w:r>
-        <w:rPr>
-          <w:lang w:val="fr-FR"/>
-        </w:rPr>
-        <w:t xml:space="preserve">  ],</w:t>
-      </w:r>
-    </w:p>
-    <w:p>
-      <w:pPr>
-        <w:rPr>
-          <w:lang w:val="fr-FR"/>
-        </w:rPr>
-      </w:pPr>
-      <w:r>
-        <w:rPr>
-          <w:lang w:val="fr-FR"/>
-        </w:rPr>
-        <w:t xml:space="preserve">  "variants</w:t>
-      </w:r>
-      <w:proofErr w:type="gramStart"/>
-      <w:r>
-        <w:rPr>
-          <w:lang w:val="fr-FR"/>
-        </w:rPr>
-        <w:t>":</w:t>
-      </w:r>
-      <w:proofErr w:type="gramEnd"/>
-      <w:r>
-        <w:rPr>
-          <w:lang w:val="fr-FR"/>
-        </w:rPr>
-        <w:t xml:space="preserve"> {</w:t>
-      </w:r>
-    </w:p>
-    <w:p>
-      <w:pPr>
-        <w:rPr>
-          <w:lang w:val="fr-FR"/>
-        </w:rPr>
-      </w:pPr>
-      <w:r>
-        <w:rPr>
-          <w:lang w:val="fr-FR"/>
-        </w:rPr>
-        <w:t xml:space="preserve">    "en-GB</w:t>
-      </w:r>
-      <w:proofErr w:type="gramStart"/>
-      <w:r>
-        <w:rPr>
-          <w:lang w:val="fr-FR"/>
-        </w:rPr>
-        <w:t>":</w:t>
-      </w:r>
-      <w:proofErr w:type="gramEnd"/>
-      <w:r>
-        <w:rPr>
-          <w:lang w:val="fr-FR"/>
-        </w:rPr>
-        <w:t xml:space="preserve"> {</w:t>
-      </w:r>
-    </w:p>
-    <w:p>
-      <w:pPr>
-        <w:rPr>
-          <w:lang w:val="fr-FR"/>
-        </w:rPr>
-      </w:pPr>
-      <w:r>
-        <w:rPr>
-          <w:lang w:val="fr-FR"/>
-        </w:rPr>
-        <w:t xml:space="preserve">      "</w:t>
-      </w:r>
-      <w:proofErr w:type="spellStart"/>
-      <w:r>
-        <w:rPr>
-          <w:lang w:val="fr-FR"/>
-        </w:rPr>
-        <w:t>phonetics</w:t>
-      </w:r>
-      <w:proofErr w:type="spellEnd"/>
-      <w:proofErr w:type="gramStart"/>
-      <w:r>
-        <w:rPr>
-          <w:lang w:val="fr-FR"/>
-        </w:rPr>
-        <w:t>":</w:t>
-      </w:r>
-      <w:proofErr w:type="gramEnd"/>
-      <w:r>
-        <w:rPr>
-          <w:lang w:val="fr-FR"/>
-        </w:rPr>
-        <w:t xml:space="preserve"> </w:t>
-      </w:r>
-      <w:proofErr w:type="gramStart"/>
-      <w:r>
-        <w:rPr>
-          <w:lang w:val="fr-FR"/>
-        </w:rPr>
-        <w:t>{ "</w:t>
-      </w:r>
-      <w:proofErr w:type="spellStart"/>
-      <w:proofErr w:type="gramEnd"/>
-      <w:r>
-        <w:rPr>
-          <w:lang w:val="fr-FR"/>
-        </w:rPr>
-        <w:t>ipa</w:t>
-      </w:r>
-      <w:proofErr w:type="spellEnd"/>
-      <w:proofErr w:type="gramStart"/>
-      <w:r>
-        <w:rPr>
-          <w:lang w:val="fr-FR"/>
-        </w:rPr>
-        <w:t>":</w:t>
-      </w:r>
-      <w:proofErr w:type="gramEnd"/>
-      <w:r>
-        <w:rPr>
-          <w:lang w:val="fr-FR"/>
-        </w:rPr>
-        <w:t xml:space="preserve"> "/</w:t>
-      </w:r>
-      <w:r>
-        <w:rPr>
-          <w:rFonts w:ascii="Arial" w:hAnsi="Arial" w:cs="Arial"/>
-          <w:lang w:val="fr-FR"/>
-        </w:rPr>
-        <w:t>ˈ</w:t>
-      </w:r>
-      <w:proofErr w:type="spellStart"/>
-      <w:r>
-        <w:rPr>
-          <w:lang w:val="fr-FR"/>
-        </w:rPr>
-        <w:t>fest</w:t>
-      </w:r>
-      <w:r>
-        <w:rPr>
-          <w:rFonts w:ascii="Arial" w:hAnsi="Arial" w:cs="Arial"/>
-          <w:lang w:val="fr-FR"/>
-        </w:rPr>
-        <w:t>ɪ</w:t>
-      </w:r>
-      <w:r>
-        <w:rPr>
-          <w:lang w:val="fr-FR"/>
-        </w:rPr>
-        <w:t>v</w:t>
-      </w:r>
-      <w:proofErr w:type="spellEnd"/>
-      <w:r>
-        <w:rPr>
-          <w:lang w:val="fr-FR"/>
-        </w:rPr>
-        <w:t>/", "</w:t>
-      </w:r>
-      <w:proofErr w:type="spellStart"/>
-      <w:r>
-        <w:rPr>
-          <w:lang w:val="fr-FR"/>
-        </w:rPr>
-        <w:t>audioUrl</w:t>
-      </w:r>
-      <w:proofErr w:type="spellEnd"/>
-      <w:proofErr w:type="gramStart"/>
-      <w:r>
-        <w:rPr>
-          <w:lang w:val="fr-FR"/>
-        </w:rPr>
-        <w:t>":</w:t>
-      </w:r>
-      <w:proofErr w:type="gramEnd"/>
-      <w:r>
-        <w:rPr>
-          <w:lang w:val="fr-FR"/>
-        </w:rPr>
-        <w:t xml:space="preserve"> "", "</w:t>
-      </w:r>
-      <w:proofErr w:type="spellStart"/>
-      <w:r>
-        <w:rPr>
-          <w:lang w:val="fr-FR"/>
-        </w:rPr>
-        <w:t>voice</w:t>
-      </w:r>
-      <w:proofErr w:type="spellEnd"/>
-      <w:proofErr w:type="gramStart"/>
-      <w:r>
-        <w:rPr>
-          <w:lang w:val="fr-FR"/>
-        </w:rPr>
-        <w:t>":</w:t>
-      </w:r>
-      <w:proofErr w:type="gramEnd"/>
-      <w:r>
-        <w:rPr>
-          <w:lang w:val="fr-FR"/>
-        </w:rPr>
-        <w:t xml:space="preserve"> "en-GB</w:t>
-      </w:r>
-      <w:proofErr w:type="gramStart"/>
-      <w:r>
-        <w:rPr>
-          <w:lang w:val="fr-FR"/>
-        </w:rPr>
-        <w:t>" }</w:t>
-      </w:r>
-      <w:proofErr w:type="gramEnd"/>
-    </w:p>
-    <w:p>
-      <w:pPr>
-        <w:rPr>
-          <w:lang w:val="fr-FR"/>
-        </w:rPr>
-      </w:pPr>
-      <w:r>
-        <w:rPr>
-          <w:lang w:val="fr-FR"/>
-        </w:rPr>
-        <w:t xml:space="preserve">    },</w:t>
-      </w:r>
-    </w:p>
-    <w:p>
-      <w:pPr>
-        <w:rPr>
-          <w:lang w:val="fr-FR"/>
-        </w:rPr>
-      </w:pPr>
-      <w:r>
-        <w:rPr>
-          <w:lang w:val="fr-FR"/>
-        </w:rPr>
-        <w:t xml:space="preserve">    "en-US</w:t>
-      </w:r>
-      <w:proofErr w:type="gramStart"/>
-      <w:r>
-        <w:rPr>
-          <w:lang w:val="fr-FR"/>
-        </w:rPr>
-        <w:t>":</w:t>
-      </w:r>
-      <w:proofErr w:type="gramEnd"/>
-      <w:r>
-        <w:rPr>
-          <w:lang w:val="fr-FR"/>
-        </w:rPr>
-        <w:t xml:space="preserve"> {</w:t>
-      </w:r>
-    </w:p>
-    <w:p>
-      <w:pPr>
-        <w:rPr>
-          <w:lang w:val="fr-FR"/>
-        </w:rPr>
-      </w:pPr>
-      <w:r>
-        <w:rPr>
-          <w:lang w:val="fr-FR"/>
-        </w:rPr>
-        <w:t xml:space="preserve">      "</w:t>
-      </w:r>
-      <w:proofErr w:type="spellStart"/>
-      <w:r>
-        <w:rPr>
-          <w:lang w:val="fr-FR"/>
-        </w:rPr>
-        <w:t>phonetics</w:t>
-      </w:r>
-      <w:proofErr w:type="spellEnd"/>
-      <w:proofErr w:type="gramStart"/>
-      <w:r>
-        <w:rPr>
-          <w:lang w:val="fr-FR"/>
-        </w:rPr>
-        <w:t>":</w:t>
-      </w:r>
-      <w:proofErr w:type="gramEnd"/>
-      <w:r>
-        <w:rPr>
-          <w:lang w:val="fr-FR"/>
-        </w:rPr>
-        <w:t xml:space="preserve"> </w:t>
-      </w:r>
-      <w:proofErr w:type="gramStart"/>
-      <w:r>
-        <w:rPr>
-          <w:lang w:val="fr-FR"/>
-        </w:rPr>
-        <w:t>{ "</w:t>
-      </w:r>
-      <w:proofErr w:type="spellStart"/>
-      <w:proofErr w:type="gramEnd"/>
-      <w:r>
-        <w:rPr>
-          <w:lang w:val="fr-FR"/>
-        </w:rPr>
-        <w:t>ipa</w:t>
-      </w:r>
-      <w:proofErr w:type="spellEnd"/>
-      <w:proofErr w:type="gramStart"/>
-      <w:r>
-        <w:rPr>
-          <w:lang w:val="fr-FR"/>
-        </w:rPr>
-        <w:t>":</w:t>
-      </w:r>
-      <w:proofErr w:type="gramEnd"/>
-      <w:r>
-        <w:rPr>
-          <w:lang w:val="fr-FR"/>
-        </w:rPr>
-        <w:t xml:space="preserve"> "/</w:t>
-      </w:r>
-      <w:r>
-        <w:rPr>
-          <w:rFonts w:ascii="Arial" w:hAnsi="Arial" w:cs="Arial"/>
-          <w:lang w:val="fr-FR"/>
-        </w:rPr>
-        <w:t>ˈ</w:t>
-      </w:r>
-      <w:proofErr w:type="spellStart"/>
-      <w:r>
-        <w:rPr>
-          <w:lang w:val="fr-FR"/>
-        </w:rPr>
-        <w:t>fest</w:t>
-      </w:r>
-      <w:r>
-        <w:rPr>
-          <w:rFonts w:ascii="Arial" w:hAnsi="Arial" w:cs="Arial"/>
-          <w:lang w:val="fr-FR"/>
-        </w:rPr>
-        <w:t>ɪ</w:t>
-      </w:r>
-      <w:r>
-        <w:rPr>
-          <w:lang w:val="fr-FR"/>
-        </w:rPr>
-        <w:t>v</w:t>
-      </w:r>
-      <w:proofErr w:type="spellEnd"/>
-      <w:r>
-        <w:rPr>
-          <w:lang w:val="fr-FR"/>
-        </w:rPr>
-        <w:t>/", "</w:t>
-      </w:r>
-      <w:proofErr w:type="spellStart"/>
-      <w:r>
-        <w:rPr>
-          <w:lang w:val="fr-FR"/>
-        </w:rPr>
-        <w:t>audioUrl</w:t>
-      </w:r>
-      <w:proofErr w:type="spellEnd"/>
-      <w:proofErr w:type="gramStart"/>
-      <w:r>
-        <w:rPr>
-          <w:lang w:val="fr-FR"/>
-        </w:rPr>
-        <w:t>":</w:t>
-      </w:r>
-      <w:proofErr w:type="gramEnd"/>
-      <w:r>
-        <w:rPr>
-          <w:lang w:val="fr-FR"/>
-        </w:rPr>
-        <w:t xml:space="preserve"> "", "</w:t>
-      </w:r>
-      <w:proofErr w:type="spellStart"/>
-      <w:r>
-        <w:rPr>
-          <w:lang w:val="fr-FR"/>
-        </w:rPr>
-        <w:t>voice</w:t>
-      </w:r>
-      <w:proofErr w:type="spellEnd"/>
-      <w:proofErr w:type="gramStart"/>
-      <w:r>
-        <w:rPr>
-          <w:lang w:val="fr-FR"/>
-        </w:rPr>
-        <w:t>":</w:t>
-      </w:r>
-      <w:proofErr w:type="gramEnd"/>
-      <w:r>
-        <w:rPr>
-          <w:lang w:val="fr-FR"/>
-        </w:rPr>
-        <w:t xml:space="preserve"> "en-US</w:t>
-      </w:r>
-      <w:proofErr w:type="gramStart"/>
-      <w:r>
-        <w:rPr>
-          <w:lang w:val="fr-FR"/>
-        </w:rPr>
-        <w:t>" }</w:t>
-      </w:r>
-      <w:proofErr w:type="gramEnd"/>
-    </w:p>
-    <w:p>
-      <w:pPr>
-        <w:rPr>
-          <w:lang w:val="fr-FR"/>
-        </w:rPr>
-      </w:pPr>
-      <w:r>
-        <w:rPr>
-          <w:lang w:val="fr-FR"/>
-        </w:rPr>
-        <w:t xml:space="preserve">    }</w:t>
-      </w:r>
-    </w:p>
-    <w:p>
-      <w:r>
-        <w:rPr>
-          <w:lang w:val="fr-FR"/>
-        </w:rPr>
-        <w:t xml:space="preserve">  </w:t>
-      </w:r>
-      <w:r>
-        <w:t>}</w:t>
-      </w:r>
-    </w:p>
-    <w:p>
-      <w:r>
-        <w:t>}</w:t>
-      </w:r>
-    </w:p>
+    <w:p/>
     <w:sectPr>
       <w:pgSz w:w="11906" w:h="16838"/>
       <w:pgMar w:top="1440" w:right="1440" w:bottom="1440" w:left="1440" w:header="708" w:footer="708" w:gutter="0"/>
